--- a/doc/西夏文分层识别方案.docx
+++ b/doc/西夏文分层识别方案.docx
@@ -160,7 +160,155 @@
           <w:sz w:val="24"/>
           <w:szCs w:val="24"/>
         </w:rPr>
-        <w:t>西夏文作为记录西夏王朝历史与文化的核心载体，其字形结构繁杂、字符数量庞大，加之高质量标注数据稀缺，使其成为文字识别领域一项极具挑战性的课题。针对该难题，本文受人类认字认知过程的启发，提出了一种名为TangutHierarchicalOCR（THOCR）的分层光学字符识别框架。本框架的核心创新在于将复杂的整体识别任务分解为“先析其构，再辨其形”的两个阶段。第一阶段，通过一个结构分类网络，判定输入字符图像的整体空间布局（如左右、上下、包围等结构）；第二阶段，依据所得结构类别，将图像路由至一个专为该结构优化的细粒度识别网络，完成最终字符的精准辨识。这种分而治之的策略，有效约束了识别器的搜索空间，降低了形近字间的混淆度。为验证THOCR的有效性，我们构建了一个包含XXXX个样本的西夏文字符数据集。实验结果表明，本方法的结构分类准确率达到YY.Y%，端到端的字符识别准确率达到ZZ.Z%，相较于传统的端到端基线模型，性能显著提升了A.B个百分点。THOCR框架不仅为西夏文古籍的数字化整理提供了切实可行的技术工具，其分层识别的思想也为其他复杂文字体系的识别任务提供了有益借鉴。</w:t>
+        <w:t>西夏文作为记录西夏王朝历史与文化的核心载体，其字形结构繁杂、字符数量庞大，加之高质量标注数据稀缺，使其成为文字识别领域一项极具挑战性的课题。针对该难题，本文受人类认字认知过程的启发，提出了一种名为</w:t>
+      </w:r>
+      <w:r>
+        <w:rPr>
+          <w:rFonts w:hint="default" w:ascii="Times New Roman" w:hAnsi="Times New Roman" w:eastAsia="楷体" w:cs="Times New Roman"/>
+          <w:b w:val="0"/>
+          <w:bCs w:val="0"/>
+          <w:sz w:val="24"/>
+          <w:szCs w:val="24"/>
+        </w:rPr>
+        <w:t>TangutHierarchicalOCR</w:t>
+      </w:r>
+      <w:r>
+        <w:rPr>
+          <w:rFonts w:hint="eastAsia" w:ascii="楷体" w:hAnsi="楷体" w:eastAsia="楷体" w:cs="楷体"/>
+          <w:b w:val="0"/>
+          <w:bCs w:val="0"/>
+          <w:sz w:val="24"/>
+          <w:szCs w:val="24"/>
+        </w:rPr>
+        <w:t>（</w:t>
+      </w:r>
+      <w:r>
+        <w:rPr>
+          <w:rFonts w:hint="default" w:ascii="Times New Roman" w:hAnsi="Times New Roman" w:eastAsia="楷体" w:cs="Times New Roman"/>
+          <w:b w:val="0"/>
+          <w:bCs w:val="0"/>
+          <w:sz w:val="24"/>
+          <w:szCs w:val="24"/>
+        </w:rPr>
+        <w:t>THOCR</w:t>
+      </w:r>
+      <w:r>
+        <w:rPr>
+          <w:rFonts w:hint="eastAsia" w:ascii="楷体" w:hAnsi="楷体" w:eastAsia="楷体" w:cs="楷体"/>
+          <w:b w:val="0"/>
+          <w:bCs w:val="0"/>
+          <w:sz w:val="24"/>
+          <w:szCs w:val="24"/>
+        </w:rPr>
+        <w:t>）的分层光学字符识别框架。本框架的核心创新在于将复杂的整体识别任务分解为“先析其构，再辨其形”的两个阶段。第一阶段，通过一个结构分类网络，判定输入字符图像的整体空间布局（如左右、上下、包围等结构）；第二阶段，依据所得结构类别，将图像路由至一个专为该结构优化的细粒度识别网络，完成最终字符的精准辨识。这种分而治之的策略，有效约束了识别器的搜索空间，降低了形近字间的混淆度。为验证</w:t>
+      </w:r>
+      <w:r>
+        <w:rPr>
+          <w:rFonts w:hint="default" w:ascii="Times New Roman" w:hAnsi="Times New Roman" w:eastAsia="楷体" w:cs="Times New Roman"/>
+          <w:b w:val="0"/>
+          <w:bCs w:val="0"/>
+          <w:sz w:val="24"/>
+          <w:szCs w:val="24"/>
+        </w:rPr>
+        <w:t>THOCR</w:t>
+      </w:r>
+      <w:r>
+        <w:rPr>
+          <w:rFonts w:hint="eastAsia" w:ascii="楷体" w:hAnsi="楷体" w:eastAsia="楷体" w:cs="楷体"/>
+          <w:b w:val="0"/>
+          <w:bCs w:val="0"/>
+          <w:sz w:val="24"/>
+          <w:szCs w:val="24"/>
+        </w:rPr>
+        <w:t>的有效性，我们构建了一个包含</w:t>
+      </w:r>
+      <w:r>
+        <w:rPr>
+          <w:rFonts w:hint="eastAsia" w:ascii="楷体" w:hAnsi="楷体" w:eastAsia="楷体" w:cs="楷体"/>
+          <w:b w:val="0"/>
+          <w:bCs w:val="0"/>
+          <w:sz w:val="24"/>
+          <w:szCs w:val="24"/>
+          <w:shd w:val="clear" w:color="FFFFFF" w:fill="D9D9D9"/>
+          <w:lang w:val="en-US" w:eastAsia="zh-CN"/>
+        </w:rPr>
+        <w:t xml:space="preserve">    </w:t>
+      </w:r>
+      <w:r>
+        <w:rPr>
+          <w:rFonts w:hint="eastAsia" w:ascii="楷体" w:hAnsi="楷体" w:eastAsia="楷体" w:cs="楷体"/>
+          <w:b w:val="0"/>
+          <w:bCs w:val="0"/>
+          <w:sz w:val="24"/>
+          <w:szCs w:val="24"/>
+        </w:rPr>
+        <w:t>个样本的西夏文字符数据集。实验结果表明，本方法的结构分类准确率达到</w:t>
+      </w:r>
+      <w:r>
+        <w:rPr>
+          <w:rFonts w:hint="eastAsia" w:ascii="楷体" w:hAnsi="楷体" w:eastAsia="楷体" w:cs="楷体"/>
+          <w:b w:val="0"/>
+          <w:bCs w:val="0"/>
+          <w:sz w:val="24"/>
+          <w:szCs w:val="24"/>
+          <w:shd w:val="clear" w:color="FFFFFF" w:fill="D9D9D9"/>
+          <w:lang w:val="en-US" w:eastAsia="zh-CN"/>
+        </w:rPr>
+        <w:t xml:space="preserve">  </w:t>
+      </w:r>
+      <w:r>
+        <w:rPr>
+          <w:rFonts w:hint="eastAsia" w:ascii="楷体" w:hAnsi="楷体" w:eastAsia="楷体" w:cs="楷体"/>
+          <w:b w:val="0"/>
+          <w:bCs w:val="0"/>
+          <w:sz w:val="24"/>
+          <w:szCs w:val="24"/>
+        </w:rPr>
+        <w:t>%，端到端的字符识别准确率达到</w:t>
+      </w:r>
+      <w:r>
+        <w:rPr>
+          <w:rFonts w:hint="eastAsia" w:ascii="楷体" w:hAnsi="楷体" w:eastAsia="楷体" w:cs="楷体"/>
+          <w:b w:val="0"/>
+          <w:bCs w:val="0"/>
+          <w:sz w:val="24"/>
+          <w:szCs w:val="24"/>
+          <w:shd w:val="clear" w:color="FFFFFF" w:fill="D9D9D9"/>
+          <w:lang w:val="en-US" w:eastAsia="zh-CN"/>
+        </w:rPr>
+        <w:t xml:space="preserve"> </w:t>
+      </w:r>
+      <w:r>
+        <w:rPr>
+          <w:rFonts w:hint="eastAsia" w:ascii="楷体" w:hAnsi="楷体" w:eastAsia="楷体" w:cs="楷体"/>
+          <w:b w:val="0"/>
+          <w:bCs w:val="0"/>
+          <w:sz w:val="24"/>
+          <w:szCs w:val="24"/>
+        </w:rPr>
+        <w:t>%，相较于传统的端到端基线模型，性能显著提升了</w:t>
+      </w:r>
+      <w:r>
+        <w:rPr>
+          <w:rFonts w:hint="eastAsia" w:ascii="楷体" w:hAnsi="楷体" w:eastAsia="楷体" w:cs="楷体"/>
+          <w:b w:val="0"/>
+          <w:bCs w:val="0"/>
+          <w:sz w:val="24"/>
+          <w:szCs w:val="24"/>
+          <w:shd w:val="clear" w:color="FFFFFF" w:fill="D9D9D9"/>
+          <w:lang w:val="en-US" w:eastAsia="zh-CN"/>
+        </w:rPr>
+        <w:t xml:space="preserve">   </w:t>
+      </w:r>
+      <w:r>
+        <w:rPr>
+          <w:rFonts w:hint="eastAsia" w:ascii="楷体" w:hAnsi="楷体" w:eastAsia="楷体" w:cs="楷体"/>
+          <w:b w:val="0"/>
+          <w:bCs w:val="0"/>
+          <w:sz w:val="24"/>
+          <w:szCs w:val="24"/>
+        </w:rPr>
+        <w:t>个百分点。THOCR框架不仅为西夏文古籍的数字化整理提供了切实可行的技术工具，其分层识别的思想也为其他复杂文字体系的识别任务提供了有益借鉴。</w:t>
       </w:r>
     </w:p>
     <w:p>
@@ -169,6 +317,9 @@
         <w:keepLines w:val="0"/>
         <w:pageBreakBefore w:val="0"/>
         <w:widowControl w:val="0"/>
+        <w:pBdr>
+          <w:bottom w:val="single" w:color="auto" w:sz="4" w:space="0"/>
+        </w:pBdr>
         <w:kinsoku/>
         <w:wordWrap/>
         <w:overflowPunct/>
@@ -183,11 +334,12 @@
         <w:jc w:val="both"/>
         <w:textAlignment w:val="auto"/>
         <w:rPr>
-          <w:rFonts w:hint="eastAsia" w:ascii="楷体" w:hAnsi="楷体" w:eastAsia="楷体" w:cs="楷体"/>
-          <w:b w:val="0"/>
-          <w:bCs w:val="0"/>
-          <w:sz w:val="24"/>
-          <w:szCs w:val="24"/>
+          <w:rFonts w:hint="default" w:ascii="楷体" w:hAnsi="楷体" w:eastAsia="楷体" w:cs="楷体"/>
+          <w:b w:val="0"/>
+          <w:bCs w:val="0"/>
+          <w:sz w:val="24"/>
+          <w:szCs w:val="24"/>
+          <w:lang w:val="en-US" w:eastAsia="zh-CN"/>
         </w:rPr>
       </w:pPr>
       <w:r>
@@ -336,7 +488,7 @@
         <w:jc w:val="both"/>
         <w:textAlignment w:val="auto"/>
         <w:rPr>
-          <w:rFonts w:hint="default" w:asciiTheme="minorEastAsia" w:hAnsiTheme="minorEastAsia" w:eastAsiaTheme="minorEastAsia" w:cstheme="minorEastAsia"/>
+          <w:rFonts w:hint="eastAsia" w:asciiTheme="minorEastAsia" w:hAnsiTheme="minorEastAsia" w:cstheme="minorEastAsia"/>
           <w:b w:val="0"/>
           <w:bCs w:val="0"/>
           <w:sz w:val="24"/>
@@ -353,45 +505,1026 @@
           <w:szCs w:val="24"/>
           <w:lang w:val="en-US" w:eastAsia="zh-CN"/>
         </w:rPr>
-        <w:t>习近平总书记在哲学社会科学工作座谈会上的讲话中深刻指出：“要重视发展具有文化价值和传承意义的‘绝学’、冷门学科。”</w:t>
-      </w:r>
-      <w:r>
-        <w:rPr>
-          <w:rFonts w:hint="eastAsia" w:asciiTheme="minorEastAsia" w:hAnsiTheme="minorEastAsia" w:cstheme="minorEastAsia"/>
-          <w:b w:val="0"/>
-          <w:bCs w:val="0"/>
-          <w:sz w:val="24"/>
-          <w:szCs w:val="24"/>
-          <w:lang w:val="en-US" w:eastAsia="zh-CN"/>
-        </w:rPr>
-        <w:t>对古文字、古籍的研究与保护工作愈发得到重视。</w:t>
-      </w:r>
-      <w:r>
-        <w:rPr>
-          <w:rFonts w:hint="eastAsia" w:asciiTheme="minorEastAsia" w:hAnsiTheme="minorEastAsia" w:cstheme="minorEastAsia"/>
-          <w:b w:val="0"/>
-          <w:bCs w:val="0"/>
-          <w:sz w:val="24"/>
-          <w:szCs w:val="24"/>
-          <w:lang w:val="en-US" w:eastAsia="zh-CN"/>
-        </w:rPr>
-        <w:t>中华文化博大精深、源远流长，作为一个统一的多民族文明，中华文化的精神内核由多个民族的文化交融形成。西夏王朝作为中国历史上一个重要时期，其创造的西夏文明是中华文明不可分割的组成部分。西夏文，这种曾活跃于西北大地近两个世纪的少数民族独特文字，记录了西夏王国的政治、经济、文化与宗教，是揭开该段历史面纱的关键钥匙。然而，由于文字释读难度极高、专业研究人员匮乏，大量的</w:t>
-      </w:r>
-      <w:bookmarkStart w:id="0" w:name="_GoBack"/>
-      <w:bookmarkEnd w:id="0"/>
-      <w:r>
-        <w:rPr>
-          <w:rFonts w:hint="eastAsia" w:asciiTheme="minorEastAsia" w:hAnsiTheme="minorEastAsia" w:cstheme="minorEastAsia"/>
-          <w:b w:val="0"/>
-          <w:bCs w:val="0"/>
-          <w:sz w:val="24"/>
-          <w:szCs w:val="24"/>
-          <w:lang w:val="en-US" w:eastAsia="zh-CN"/>
-        </w:rPr>
-        <w:t>西夏文献仍处于“沉睡”状态，其蕴含的宝贵历史信息亟待挖掘。因此，运用现代人工智能技术，特别是深度学习技术，突破西夏文自动识别的瓶颈，不仅是技术前沿的探索，更是贯彻落实习近平总书记关于“推动中华优秀传统文化创造性转化、创新性发展”指示精神，加强中华民族共同体历史研究，传承与弘扬中华优秀传统文化的具体实践，具有重要的时代意义与学术价值。</w:t>
+        <w:t>习近平总书记在哲学社会科学工作座谈会上的讲话中深刻指出：“要重视发展具有文化价值和传承意义的‘绝学’、冷门学科。”对古文字、古籍的研究与保护工作愈发得到重视。中华文化博大精深、源远流长，作为一个统一的多民族文明，中华文化的精神内核由多个民族的文化交融形成。西夏王朝作为中国历史上一个重要时期，其创造的西夏文明是中华文明不可分割的组成部分。西夏文，这种曾活跃于西北大地近两个世纪的少数民族独特文字，记录了西夏王国的政治、经济、文化与宗教，是揭开该段历史面纱的关键钥匙。然而，由于文字释读难度极高、专业研究人员匮乏，大量的西夏文献仍处于“沉睡”状态，其蕴含的宝贵历史信息亟待挖掘。因此，运用现代人工智能技术手段 ，如深度学习技术，突破西夏文字自动识别的瓶颈，不仅是技术前沿的探索，更是贯彻落实习近平总书记关于“推动中华优秀传统文化创造性转化、创新性发展”指示精神，加强中华民族共同体历史研究，传承与弘扬中华优秀传统文化的具体实践，具有重要的时代意义与学术价值。</w:t>
+      </w:r>
+    </w:p>
+    <w:p>
+      <w:pPr>
+        <w:keepNext w:val="0"/>
+        <w:keepLines w:val="0"/>
+        <w:pageBreakBefore w:val="0"/>
+        <w:widowControl w:val="0"/>
+        <w:numPr>
+          <w:ilvl w:val="0"/>
+          <w:numId w:val="1"/>
+        </w:numPr>
+        <w:kinsoku/>
+        <w:wordWrap/>
+        <w:overflowPunct/>
+        <w:topLinePunct w:val="0"/>
+        <w:autoSpaceDE/>
+        <w:autoSpaceDN/>
+        <w:bidi w:val="0"/>
+        <w:adjustRightInd/>
+        <w:snapToGrid/>
+        <w:spacing w:before="157" w:beforeLines="50" w:after="157" w:afterLines="50" w:line="360" w:lineRule="auto"/>
+        <w:ind w:right="0" w:rightChars="0" w:firstLine="420" w:firstLineChars="0"/>
+        <w:jc w:val="both"/>
+        <w:textAlignment w:val="auto"/>
+        <w:rPr>
+          <w:rFonts w:hint="eastAsia" w:ascii="楷体" w:hAnsi="楷体" w:eastAsia="楷体" w:cs="楷体"/>
+          <w:b/>
+          <w:bCs/>
+          <w:sz w:val="28"/>
+          <w:szCs w:val="28"/>
+          <w:lang w:val="en-US" w:eastAsia="zh-CN"/>
+        </w:rPr>
+      </w:pPr>
+      <w:r>
+        <w:rPr>
+          <w:rFonts w:hint="eastAsia" w:ascii="楷体" w:hAnsi="楷体" w:eastAsia="楷体" w:cs="楷体"/>
+          <w:b/>
+          <w:bCs/>
+          <w:sz w:val="28"/>
+          <w:szCs w:val="28"/>
+          <w:lang w:val="en-US" w:eastAsia="zh-CN"/>
+        </w:rPr>
+        <w:t>研究背景</w:t>
+      </w:r>
+    </w:p>
+    <w:p>
+      <w:pPr>
+        <w:keepNext w:val="0"/>
+        <w:keepLines w:val="0"/>
+        <w:pageBreakBefore w:val="0"/>
+        <w:widowControl w:val="0"/>
+        <w:numPr>
+          <w:ilvl w:val="0"/>
+          <w:numId w:val="0"/>
+        </w:numPr>
+        <w:kinsoku/>
+        <w:wordWrap/>
+        <w:overflowPunct/>
+        <w:topLinePunct w:val="0"/>
+        <w:autoSpaceDE/>
+        <w:autoSpaceDN/>
+        <w:bidi w:val="0"/>
+        <w:adjustRightInd/>
+        <w:snapToGrid/>
+        <w:spacing w:line="360" w:lineRule="auto"/>
+        <w:ind w:right="0" w:rightChars="0" w:firstLine="420" w:firstLineChars="0"/>
+        <w:jc w:val="both"/>
+        <w:textAlignment w:val="auto"/>
+        <w:rPr>
+          <w:rFonts w:hint="eastAsia" w:asciiTheme="minorEastAsia" w:hAnsiTheme="minorEastAsia" w:cstheme="minorEastAsia"/>
+          <w:b w:val="0"/>
+          <w:bCs w:val="0"/>
+          <w:sz w:val="24"/>
+          <w:szCs w:val="24"/>
+          <w:lang w:val="en-US" w:eastAsia="zh-CN"/>
+        </w:rPr>
+      </w:pPr>
+      <w:r>
+        <w:rPr>
+          <w:rFonts w:ascii="宋体" w:hAnsi="宋体" w:eastAsia="宋体" w:cs="宋体"/>
+          <w:sz w:val="24"/>
+          <w:szCs w:val="24"/>
+        </w:rPr>
+        <w:t>西夏文属于表意性质的方块字</w:t>
+      </w:r>
+      <w:r>
+        <w:rPr>
+          <w:rFonts w:hint="eastAsia" w:ascii="宋体" w:hAnsi="宋体" w:eastAsia="宋体" w:cs="宋体"/>
+          <w:sz w:val="24"/>
+          <w:szCs w:val="24"/>
+          <w:lang w:eastAsia="zh-CN"/>
+        </w:rPr>
+        <w:t>，</w:t>
+      </w:r>
+      <w:r>
+        <w:rPr>
+          <w:rFonts w:ascii="宋体" w:hAnsi="宋体" w:eastAsia="宋体" w:cs="宋体"/>
+          <w:sz w:val="24"/>
+          <w:szCs w:val="24"/>
+        </w:rPr>
+        <w:t>文字形式和汉字十分相近，由横、竖、点、拐、 撇、捺等笔画构成，与汉字比较斜笔较多，一般四角饱满，字体匀称</w:t>
+      </w:r>
+      <w:r>
+        <w:rPr>
+          <w:rStyle w:val="6"/>
+          <w:rFonts w:hint="default" w:ascii="Times New Roman" w:hAnsi="Times New Roman" w:eastAsia="宋体" w:cs="Times New Roman"/>
+          <w:sz w:val="24"/>
+          <w:szCs w:val="24"/>
+        </w:rPr>
+        <w:footnoteReference w:id="0"/>
+      </w:r>
+      <w:r>
+        <w:rPr>
+          <w:rFonts w:ascii="宋体" w:hAnsi="宋体" w:eastAsia="宋体" w:cs="宋体"/>
+          <w:sz w:val="24"/>
+          <w:szCs w:val="24"/>
+        </w:rPr>
+        <w:t>。</w:t>
+      </w:r>
+      <w:r>
+        <w:rPr>
+          <w:rFonts w:hint="eastAsia" w:asciiTheme="minorEastAsia" w:hAnsiTheme="minorEastAsia" w:cstheme="minorEastAsia"/>
+          <w:b w:val="0"/>
+          <w:bCs w:val="0"/>
+          <w:sz w:val="24"/>
+          <w:szCs w:val="24"/>
+          <w:lang w:val="en-US" w:eastAsia="zh-CN"/>
+        </w:rPr>
+        <w:t>西夏文字作为曾通行于我国古代西北地区西夏王朝的古文字，留存有大量珍贵的古籍文献，如西夏官方刊行的《论语全解》西夏文本是目前存世本中年代最早的，且翻译精良，是研究彼时西夏思想文化的重要工具</w:t>
+      </w:r>
+      <w:r>
+        <w:rPr>
+          <w:rStyle w:val="6"/>
+          <w:rFonts w:hint="default" w:ascii="Times New Roman" w:hAnsi="Times New Roman" w:cs="Times New Roman"/>
+          <w:b w:val="0"/>
+          <w:bCs w:val="0"/>
+          <w:sz w:val="24"/>
+          <w:szCs w:val="24"/>
+          <w:lang w:val="en-US" w:eastAsia="zh-CN"/>
+        </w:rPr>
+        <w:footnoteReference w:id="1"/>
+      </w:r>
+      <w:r>
+        <w:rPr>
+          <w:rFonts w:hint="eastAsia" w:asciiTheme="minorEastAsia" w:hAnsiTheme="minorEastAsia" w:cstheme="minorEastAsia"/>
+          <w:b w:val="0"/>
+          <w:bCs w:val="0"/>
+          <w:sz w:val="24"/>
+          <w:szCs w:val="24"/>
+          <w:lang w:val="en-US" w:eastAsia="zh-CN"/>
+        </w:rPr>
+        <w:t>。对西夏文文献的研究，不仅仅是一门“冷门”绝学，更是一条探索中华文明优秀文化的新路线。下面将简单讨论西夏文识别研究的核心挑战并陈述本文的工作贡献。</w:t>
+      </w:r>
+    </w:p>
+    <w:p>
+      <w:pPr>
+        <w:keepNext w:val="0"/>
+        <w:keepLines w:val="0"/>
+        <w:pageBreakBefore w:val="0"/>
+        <w:widowControl w:val="0"/>
+        <w:numPr>
+          <w:ilvl w:val="0"/>
+          <w:numId w:val="2"/>
+        </w:numPr>
+        <w:kinsoku/>
+        <w:wordWrap/>
+        <w:overflowPunct/>
+        <w:topLinePunct w:val="0"/>
+        <w:autoSpaceDE/>
+        <w:autoSpaceDN/>
+        <w:bidi w:val="0"/>
+        <w:adjustRightInd/>
+        <w:snapToGrid/>
+        <w:spacing w:line="360" w:lineRule="auto"/>
+        <w:ind w:right="0" w:rightChars="0" w:firstLine="420" w:firstLineChars="0"/>
+        <w:jc w:val="both"/>
+        <w:textAlignment w:val="auto"/>
+        <w:rPr>
+          <w:rFonts w:hint="eastAsia" w:ascii="黑体" w:hAnsi="黑体" w:eastAsia="黑体" w:cs="黑体"/>
+          <w:b w:val="0"/>
+          <w:bCs w:val="0"/>
+          <w:sz w:val="24"/>
+          <w:szCs w:val="24"/>
+          <w:lang w:val="en-US" w:eastAsia="zh-CN"/>
+        </w:rPr>
+      </w:pPr>
+      <w:r>
+        <w:rPr>
+          <w:rFonts w:hint="eastAsia" w:ascii="黑体" w:hAnsi="黑体" w:eastAsia="黑体" w:cs="黑体"/>
+          <w:b w:val="0"/>
+          <w:bCs w:val="0"/>
+          <w:sz w:val="24"/>
+          <w:szCs w:val="24"/>
+          <w:lang w:val="en-US" w:eastAsia="zh-CN"/>
+        </w:rPr>
+        <w:t>西夏文识别研究的核心挑战</w:t>
+      </w:r>
+    </w:p>
+    <w:p>
+      <w:pPr>
+        <w:keepNext w:val="0"/>
+        <w:keepLines w:val="0"/>
+        <w:pageBreakBefore w:val="0"/>
+        <w:widowControl w:val="0"/>
+        <w:numPr>
+          <w:ilvl w:val="0"/>
+          <w:numId w:val="0"/>
+        </w:numPr>
+        <w:kinsoku/>
+        <w:wordWrap/>
+        <w:overflowPunct/>
+        <w:topLinePunct w:val="0"/>
+        <w:autoSpaceDE/>
+        <w:autoSpaceDN/>
+        <w:bidi w:val="0"/>
+        <w:adjustRightInd/>
+        <w:snapToGrid/>
+        <w:spacing w:line="360" w:lineRule="auto"/>
+        <w:ind w:right="0" w:rightChars="0" w:firstLine="420" w:firstLineChars="0"/>
+        <w:jc w:val="both"/>
+        <w:textAlignment w:val="auto"/>
+        <w:rPr>
+          <w:rFonts w:hint="eastAsia" w:asciiTheme="minorEastAsia" w:hAnsiTheme="minorEastAsia" w:cstheme="minorEastAsia"/>
+          <w:b w:val="0"/>
+          <w:bCs w:val="0"/>
+          <w:sz w:val="24"/>
+          <w:szCs w:val="24"/>
+          <w:lang w:val="en-US" w:eastAsia="zh-CN"/>
+        </w:rPr>
+      </w:pPr>
+      <w:r>
+        <w:rPr>
+          <w:rFonts w:hint="eastAsia" w:asciiTheme="minorEastAsia" w:hAnsiTheme="minorEastAsia" w:cstheme="minorEastAsia"/>
+          <w:b w:val="0"/>
+          <w:bCs w:val="0"/>
+          <w:sz w:val="24"/>
+          <w:szCs w:val="24"/>
+          <w:lang w:val="en-US" w:eastAsia="zh-CN"/>
+        </w:rPr>
+        <w:t>尽管近年来深度学习技术已在现行通用文字识别（如汉字、英文）上取得显著成功，但将其直接应用于西夏文仍面临严峻挑战。首先，西夏文结构复杂度极高，作为由多个部件组合而成的合体字，其空间布局变化多端，远甚于大多数字符集有限的拼音文字；其次，西夏文形近字现象普遍，由于其形制复杂，数千个字符中，大量存在仅靠单一笔画长短、位置或微小部件差异来区分的形近字，对识别模型的细粒度特征分辨能力提出了极高要求；同时，现有的技术对西夏文识别适配性较差，主流的端到端</w:t>
+      </w:r>
+      <w:r>
+        <w:rPr>
+          <w:rFonts w:hint="default" w:ascii="Times New Roman" w:hAnsi="Times New Roman" w:cs="Times New Roman"/>
+          <w:b w:val="0"/>
+          <w:bCs w:val="0"/>
+          <w:sz w:val="24"/>
+          <w:szCs w:val="24"/>
+          <w:lang w:val="en-US" w:eastAsia="zh-CN"/>
+        </w:rPr>
+        <w:t>OCR</w:t>
+      </w:r>
+      <w:r>
+        <w:rPr>
+          <w:rFonts w:hint="eastAsia" w:asciiTheme="minorEastAsia" w:hAnsiTheme="minorEastAsia" w:cstheme="minorEastAsia"/>
+          <w:b w:val="0"/>
+          <w:bCs w:val="0"/>
+          <w:sz w:val="24"/>
+          <w:szCs w:val="24"/>
+          <w:lang w:val="en-US" w:eastAsia="zh-CN"/>
+        </w:rPr>
+        <w:t>引擎（如基于</w:t>
+      </w:r>
+      <w:r>
+        <w:rPr>
+          <w:rFonts w:hint="default" w:ascii="Times New Roman" w:hAnsi="Times New Roman" w:cs="Times New Roman"/>
+          <w:b w:val="0"/>
+          <w:bCs w:val="0"/>
+          <w:sz w:val="24"/>
+          <w:szCs w:val="24"/>
+          <w:lang w:val="en-US" w:eastAsia="zh-CN"/>
+        </w:rPr>
+        <w:t>CRNN</w:t>
+      </w:r>
+      <w:r>
+        <w:rPr>
+          <w:rFonts w:hint="eastAsia" w:asciiTheme="minorEastAsia" w:hAnsiTheme="minorEastAsia" w:cstheme="minorEastAsia"/>
+          <w:b w:val="0"/>
+          <w:bCs w:val="0"/>
+          <w:sz w:val="24"/>
+          <w:szCs w:val="24"/>
+          <w:lang w:val="en-US" w:eastAsia="zh-CN"/>
+        </w:rPr>
+        <w:t>或</w:t>
+      </w:r>
+      <w:r>
+        <w:rPr>
+          <w:rFonts w:hint="default" w:ascii="Times New Roman" w:hAnsi="Times New Roman" w:cs="Times New Roman"/>
+          <w:b w:val="0"/>
+          <w:bCs w:val="0"/>
+          <w:sz w:val="24"/>
+          <w:szCs w:val="24"/>
+          <w:lang w:val="en-US" w:eastAsia="zh-CN"/>
+        </w:rPr>
+        <w:t>Transformer</w:t>
+      </w:r>
+      <w:r>
+        <w:rPr>
+          <w:rFonts w:hint="eastAsia" w:asciiTheme="minorEastAsia" w:hAnsiTheme="minorEastAsia" w:cstheme="minorEastAsia"/>
+          <w:b w:val="0"/>
+          <w:bCs w:val="0"/>
+          <w:sz w:val="24"/>
+          <w:szCs w:val="24"/>
+          <w:lang w:val="en-US" w:eastAsia="zh-CN"/>
+        </w:rPr>
+        <w:t>的模型）在处理此类结构复杂、类别众多的文字时，往往难以兼顾全局结构与局部细节，性能受限。</w:t>
+      </w:r>
+    </w:p>
+    <w:p>
+      <w:pPr>
+        <w:keepNext w:val="0"/>
+        <w:keepLines w:val="0"/>
+        <w:pageBreakBefore w:val="0"/>
+        <w:widowControl w:val="0"/>
+        <w:numPr>
+          <w:ilvl w:val="0"/>
+          <w:numId w:val="2"/>
+        </w:numPr>
+        <w:kinsoku/>
+        <w:wordWrap/>
+        <w:overflowPunct/>
+        <w:topLinePunct w:val="0"/>
+        <w:autoSpaceDE/>
+        <w:autoSpaceDN/>
+        <w:bidi w:val="0"/>
+        <w:adjustRightInd/>
+        <w:snapToGrid/>
+        <w:spacing w:line="360" w:lineRule="auto"/>
+        <w:ind w:left="0" w:leftChars="0" w:right="0" w:rightChars="0" w:firstLine="420" w:firstLineChars="0"/>
+        <w:jc w:val="both"/>
+        <w:textAlignment w:val="auto"/>
+        <w:rPr>
+          <w:rFonts w:hint="eastAsia" w:ascii="黑体" w:hAnsi="黑体" w:eastAsia="黑体" w:cs="黑体"/>
+          <w:b w:val="0"/>
+          <w:bCs w:val="0"/>
+          <w:sz w:val="24"/>
+          <w:szCs w:val="24"/>
+          <w:lang w:val="en-US" w:eastAsia="zh-CN"/>
+        </w:rPr>
+      </w:pPr>
+      <w:r>
+        <w:rPr>
+          <w:rFonts w:hint="eastAsia" w:ascii="黑体" w:hAnsi="黑体" w:eastAsia="黑体" w:cs="黑体"/>
+          <w:b w:val="0"/>
+          <w:bCs w:val="0"/>
+          <w:sz w:val="24"/>
+          <w:szCs w:val="24"/>
+          <w:lang w:val="en-US" w:eastAsia="zh-CN"/>
+        </w:rPr>
+        <w:t>本文的工作贡献</w:t>
+      </w:r>
+    </w:p>
+    <w:p>
+      <w:pPr>
+        <w:keepNext w:val="0"/>
+        <w:keepLines w:val="0"/>
+        <w:pageBreakBefore w:val="0"/>
+        <w:widowControl w:val="0"/>
+        <w:numPr>
+          <w:ilvl w:val="0"/>
+          <w:numId w:val="0"/>
+        </w:numPr>
+        <w:kinsoku/>
+        <w:wordWrap/>
+        <w:overflowPunct/>
+        <w:topLinePunct w:val="0"/>
+        <w:autoSpaceDE/>
+        <w:autoSpaceDN/>
+        <w:bidi w:val="0"/>
+        <w:adjustRightInd/>
+        <w:snapToGrid/>
+        <w:spacing w:line="360" w:lineRule="auto"/>
+        <w:ind w:right="0" w:rightChars="0" w:firstLine="420" w:firstLineChars="0"/>
+        <w:jc w:val="both"/>
+        <w:textAlignment w:val="auto"/>
+        <w:rPr>
+          <w:rFonts w:hint="eastAsia" w:asciiTheme="minorEastAsia" w:hAnsiTheme="minorEastAsia" w:cstheme="minorEastAsia"/>
+          <w:b w:val="0"/>
+          <w:bCs w:val="0"/>
+          <w:sz w:val="24"/>
+          <w:szCs w:val="24"/>
+          <w:lang w:val="en-US" w:eastAsia="zh-CN"/>
+        </w:rPr>
+      </w:pPr>
+      <w:r>
+        <w:rPr>
+          <w:rFonts w:hint="eastAsia" w:asciiTheme="minorEastAsia" w:hAnsiTheme="minorEastAsia" w:cstheme="minorEastAsia"/>
+          <w:b w:val="0"/>
+          <w:bCs w:val="0"/>
+          <w:sz w:val="24"/>
+          <w:szCs w:val="24"/>
+          <w:lang w:val="en-US" w:eastAsia="zh-CN"/>
+        </w:rPr>
+        <w:t>面对上述挑战，本文本文认为，模仿人类“先看整体结构，再辨局部细节”的认知逻辑，是解决西夏文识别难题的一条有效路径。据此，本文设计并实现了</w:t>
+      </w:r>
+      <w:r>
+        <w:rPr>
+          <w:rFonts w:hint="default" w:ascii="Times New Roman" w:hAnsi="Times New Roman" w:cs="Times New Roman"/>
+          <w:b w:val="0"/>
+          <w:bCs w:val="0"/>
+          <w:sz w:val="24"/>
+          <w:szCs w:val="24"/>
+          <w:lang w:val="en-US" w:eastAsia="zh-CN"/>
+        </w:rPr>
+        <w:t>TangutHierarchicalOCR</w:t>
+      </w:r>
+      <w:r>
+        <w:rPr>
+          <w:rFonts w:hint="default" w:asciiTheme="minorEastAsia" w:hAnsiTheme="minorEastAsia" w:cstheme="minorEastAsia"/>
+          <w:b w:val="0"/>
+          <w:bCs w:val="0"/>
+          <w:sz w:val="24"/>
+          <w:szCs w:val="24"/>
+          <w:lang w:val="en-US" w:eastAsia="zh-CN"/>
+        </w:rPr>
+        <w:t>（</w:t>
+      </w:r>
+      <w:r>
+        <w:rPr>
+          <w:rFonts w:hint="eastAsia" w:asciiTheme="minorEastAsia" w:hAnsiTheme="minorEastAsia" w:cstheme="minorEastAsia"/>
+          <w:b w:val="0"/>
+          <w:bCs w:val="0"/>
+          <w:sz w:val="24"/>
+          <w:szCs w:val="24"/>
+          <w:lang w:val="en-US" w:eastAsia="zh-CN"/>
+        </w:rPr>
+        <w:t>下简称</w:t>
+      </w:r>
+      <w:r>
+        <w:rPr>
+          <w:rFonts w:hint="default" w:ascii="Times New Roman" w:hAnsi="Times New Roman" w:cs="Times New Roman"/>
+          <w:b w:val="0"/>
+          <w:bCs w:val="0"/>
+          <w:sz w:val="24"/>
+          <w:szCs w:val="24"/>
+          <w:lang w:val="en-US" w:eastAsia="zh-CN"/>
+        </w:rPr>
+        <w:t>THOCR</w:t>
+      </w:r>
+      <w:r>
+        <w:rPr>
+          <w:rFonts w:hint="default" w:asciiTheme="minorEastAsia" w:hAnsiTheme="minorEastAsia" w:cstheme="minorEastAsia"/>
+          <w:b w:val="0"/>
+          <w:bCs w:val="0"/>
+          <w:sz w:val="24"/>
+          <w:szCs w:val="24"/>
+          <w:lang w:val="en-US" w:eastAsia="zh-CN"/>
+        </w:rPr>
+        <w:t>），一个基于深度学习的西夏文分层识别框架。本文的主要贡献可概括为</w:t>
+      </w:r>
+      <w:r>
+        <w:rPr>
+          <w:rFonts w:hint="eastAsia" w:asciiTheme="minorEastAsia" w:hAnsiTheme="minorEastAsia" w:cstheme="minorEastAsia"/>
+          <w:b w:val="0"/>
+          <w:bCs w:val="0"/>
+          <w:sz w:val="24"/>
+          <w:szCs w:val="24"/>
+          <w:lang w:val="en-US" w:eastAsia="zh-CN"/>
+        </w:rPr>
+        <w:t>四点：提出了分层识别的新范式，首次将结构先验知识系统性地引入西夏文识别任务，设计了“结构分类→细粒度识别”的两阶段流水线，为处理复杂文字体系提供了可借鉴的解决方案；构建了西夏文结构体系与数据集：确定义了适用于西夏文的结构分类体系，并在此基础上收集与标注了一个用于本研究的小样本西夏文字符数据集，为后续研究提供了基础；实现了完整的</w:t>
+      </w:r>
+      <w:r>
+        <w:rPr>
+          <w:rFonts w:hint="default" w:ascii="Times New Roman" w:hAnsi="Times New Roman" w:cs="Times New Roman"/>
+          <w:b w:val="0"/>
+          <w:bCs w:val="0"/>
+          <w:sz w:val="24"/>
+          <w:szCs w:val="24"/>
+          <w:lang w:val="en-US" w:eastAsia="zh-CN"/>
+        </w:rPr>
+        <w:t>THOCR</w:t>
+      </w:r>
+      <w:r>
+        <w:rPr>
+          <w:rFonts w:hint="eastAsia" w:asciiTheme="minorEastAsia" w:hAnsiTheme="minorEastAsia" w:cstheme="minorEastAsia"/>
+          <w:b w:val="0"/>
+          <w:bCs w:val="0"/>
+          <w:sz w:val="24"/>
+          <w:szCs w:val="24"/>
+          <w:lang w:val="en-US" w:eastAsia="zh-CN"/>
+        </w:rPr>
+        <w:t>系统原型，基于</w:t>
+      </w:r>
+      <w:r>
+        <w:rPr>
+          <w:rFonts w:hint="default" w:ascii="Times New Roman" w:hAnsi="Times New Roman" w:cs="Times New Roman"/>
+          <w:b w:val="0"/>
+          <w:bCs w:val="0"/>
+          <w:sz w:val="24"/>
+          <w:szCs w:val="24"/>
+          <w:lang w:val="en-US" w:eastAsia="zh-CN"/>
+        </w:rPr>
+        <w:t>PyTorch</w:t>
+      </w:r>
+      <w:r>
+        <w:rPr>
+          <w:rFonts w:hint="eastAsia" w:asciiTheme="minorEastAsia" w:hAnsiTheme="minorEastAsia" w:cstheme="minorEastAsia"/>
+          <w:b w:val="0"/>
+          <w:bCs w:val="0"/>
+          <w:sz w:val="24"/>
+          <w:szCs w:val="24"/>
+          <w:lang w:val="en-US" w:eastAsia="zh-CN"/>
+        </w:rPr>
+        <w:t>深度学习框架，开发了包含结构分类器与多个结构专用识别器的完整系统，并进行了充分的实验验证。</w:t>
+      </w:r>
+    </w:p>
+    <w:p>
+      <w:pPr>
+        <w:keepNext w:val="0"/>
+        <w:keepLines w:val="0"/>
+        <w:pageBreakBefore w:val="0"/>
+        <w:widowControl w:val="0"/>
+        <w:numPr>
+          <w:ilvl w:val="0"/>
+          <w:numId w:val="1"/>
+        </w:numPr>
+        <w:kinsoku/>
+        <w:wordWrap/>
+        <w:overflowPunct/>
+        <w:topLinePunct w:val="0"/>
+        <w:autoSpaceDE/>
+        <w:autoSpaceDN/>
+        <w:bidi w:val="0"/>
+        <w:adjustRightInd/>
+        <w:snapToGrid/>
+        <w:spacing w:before="157" w:beforeLines="50" w:after="157" w:afterLines="50" w:line="360" w:lineRule="auto"/>
+        <w:ind w:left="0" w:leftChars="0" w:right="0" w:rightChars="0" w:firstLine="420" w:firstLineChars="0"/>
+        <w:jc w:val="both"/>
+        <w:textAlignment w:val="auto"/>
+        <w:rPr>
+          <w:rFonts w:hint="eastAsia" w:ascii="楷体" w:hAnsi="楷体" w:eastAsia="楷体" w:cs="楷体"/>
+          <w:b w:val="0"/>
+          <w:bCs w:val="0"/>
+          <w:sz w:val="28"/>
+          <w:szCs w:val="28"/>
+          <w:lang w:val="en-US" w:eastAsia="zh-CN"/>
+        </w:rPr>
+      </w:pPr>
+      <w:r>
+        <w:rPr>
+          <w:rFonts w:hint="eastAsia" w:ascii="楷体" w:hAnsi="楷体" w:eastAsia="楷体" w:cs="楷体"/>
+          <w:b w:val="0"/>
+          <w:bCs w:val="0"/>
+          <w:sz w:val="28"/>
+          <w:szCs w:val="28"/>
+          <w:lang w:val="en-US" w:eastAsia="zh-CN"/>
+        </w:rPr>
+        <w:t>相关工作</w:t>
+      </w:r>
+    </w:p>
+    <w:p>
+      <w:pPr>
+        <w:keepNext w:val="0"/>
+        <w:keepLines w:val="0"/>
+        <w:pageBreakBefore w:val="0"/>
+        <w:widowControl w:val="0"/>
+        <w:numPr>
+          <w:ilvl w:val="0"/>
+          <w:numId w:val="0"/>
+        </w:numPr>
+        <w:kinsoku/>
+        <w:wordWrap/>
+        <w:overflowPunct/>
+        <w:topLinePunct w:val="0"/>
+        <w:autoSpaceDE/>
+        <w:autoSpaceDN/>
+        <w:bidi w:val="0"/>
+        <w:adjustRightInd/>
+        <w:snapToGrid/>
+        <w:spacing w:line="360" w:lineRule="auto"/>
+        <w:ind w:right="0" w:rightChars="0" w:firstLine="420" w:firstLineChars="0"/>
+        <w:jc w:val="both"/>
+        <w:textAlignment w:val="auto"/>
+        <w:rPr>
+          <w:rFonts w:hint="eastAsia" w:asciiTheme="minorEastAsia" w:hAnsiTheme="minorEastAsia" w:cstheme="minorEastAsia"/>
+          <w:b w:val="0"/>
+          <w:bCs w:val="0"/>
+          <w:sz w:val="24"/>
+          <w:szCs w:val="24"/>
+          <w:lang w:val="en-US" w:eastAsia="zh-CN"/>
+        </w:rPr>
+      </w:pPr>
+      <w:r>
+        <w:rPr>
+          <w:rFonts w:hint="eastAsia" w:asciiTheme="minorEastAsia" w:hAnsiTheme="minorEastAsia" w:cstheme="minorEastAsia"/>
+          <w:b w:val="0"/>
+          <w:bCs w:val="0"/>
+          <w:sz w:val="24"/>
+          <w:szCs w:val="24"/>
+          <w:lang w:val="en-US" w:eastAsia="zh-CN"/>
+        </w:rPr>
+        <w:t>在进行系统开发前，本章将系统梳理与本文研究相关的关键技术。首先，回顾深度学习文字识别的基础技术；其次，重点分析针对复杂文字（如汉字）的识别方案，从中汲取可借鉴的思路；然后，审视西夏文信息处理的研究现状与局限；最后，进行本章小结，并自然引出本文的研究思路。</w:t>
+      </w:r>
+    </w:p>
+    <w:p>
+      <w:pPr>
+        <w:keepNext w:val="0"/>
+        <w:keepLines w:val="0"/>
+        <w:pageBreakBefore w:val="0"/>
+        <w:widowControl w:val="0"/>
+        <w:numPr>
+          <w:ilvl w:val="0"/>
+          <w:numId w:val="3"/>
+        </w:numPr>
+        <w:kinsoku/>
+        <w:wordWrap/>
+        <w:overflowPunct/>
+        <w:topLinePunct w:val="0"/>
+        <w:autoSpaceDE/>
+        <w:autoSpaceDN/>
+        <w:bidi w:val="0"/>
+        <w:adjustRightInd/>
+        <w:snapToGrid/>
+        <w:spacing w:line="360" w:lineRule="auto"/>
+        <w:ind w:right="0" w:rightChars="0" w:firstLine="420" w:firstLineChars="0"/>
+        <w:jc w:val="both"/>
+        <w:textAlignment w:val="auto"/>
+        <w:rPr>
+          <w:rFonts w:hint="eastAsia" w:ascii="黑体" w:hAnsi="黑体" w:eastAsia="黑体" w:cs="黑体"/>
+          <w:b w:val="0"/>
+          <w:bCs w:val="0"/>
+          <w:sz w:val="24"/>
+          <w:szCs w:val="24"/>
+          <w:lang w:val="en-US" w:eastAsia="zh-CN"/>
+        </w:rPr>
+      </w:pPr>
+      <w:r>
+        <w:rPr>
+          <w:rFonts w:hint="eastAsia" w:ascii="黑体" w:hAnsi="黑体" w:eastAsia="黑体" w:cs="黑体"/>
+          <w:b w:val="0"/>
+          <w:bCs w:val="0"/>
+          <w:sz w:val="24"/>
+          <w:szCs w:val="24"/>
+          <w:lang w:val="en-US" w:eastAsia="zh-CN"/>
+        </w:rPr>
+        <w:t>深度学习在文字识别中的应用</w:t>
+      </w:r>
+    </w:p>
+    <w:p>
+      <w:pPr>
+        <w:keepNext w:val="0"/>
+        <w:keepLines w:val="0"/>
+        <w:pageBreakBefore w:val="0"/>
+        <w:widowControl w:val="0"/>
+        <w:numPr>
+          <w:ilvl w:val="0"/>
+          <w:numId w:val="0"/>
+        </w:numPr>
+        <w:kinsoku/>
+        <w:wordWrap/>
+        <w:overflowPunct/>
+        <w:topLinePunct w:val="0"/>
+        <w:autoSpaceDE/>
+        <w:autoSpaceDN/>
+        <w:bidi w:val="0"/>
+        <w:adjustRightInd/>
+        <w:snapToGrid/>
+        <w:spacing w:line="360" w:lineRule="auto"/>
+        <w:ind w:right="0" w:rightChars="0" w:firstLine="420" w:firstLineChars="0"/>
+        <w:jc w:val="both"/>
+        <w:textAlignment w:val="auto"/>
+        <w:rPr>
+          <w:rFonts w:hint="eastAsia" w:asciiTheme="minorEastAsia" w:hAnsiTheme="minorEastAsia" w:cstheme="minorEastAsia"/>
+          <w:b w:val="0"/>
+          <w:bCs w:val="0"/>
+          <w:sz w:val="24"/>
+          <w:szCs w:val="24"/>
+          <w:lang w:val="en-US" w:eastAsia="zh-CN"/>
+        </w:rPr>
+      </w:pPr>
+      <w:r>
+        <w:rPr>
+          <w:rFonts w:hint="eastAsia" w:asciiTheme="minorEastAsia" w:hAnsiTheme="minorEastAsia" w:cstheme="minorEastAsia"/>
+          <w:b w:val="0"/>
+          <w:bCs w:val="0"/>
+          <w:sz w:val="24"/>
+          <w:szCs w:val="24"/>
+          <w:lang w:val="en-US" w:eastAsia="zh-CN"/>
+        </w:rPr>
+        <w:t>文字识别，作为计算机视觉领域的核心任务之一，旨在通过识别方法将图像或文档中的文字信息转化为可编辑、可搜索的文本数据。其发展历程从早期的基于手工设计特征和传统机器学习的方案，演进至当前以深度学习为主导的技术范式。深度学习，凭借其强大的端到端特征学习与序列建模能力，极大地提高了文字识别的准确率与鲁棒性，并推动了其在复杂场景下的广泛应用。</w:t>
+      </w:r>
+    </w:p>
+    <w:p>
+      <w:pPr>
+        <w:keepNext w:val="0"/>
+        <w:keepLines w:val="0"/>
+        <w:pageBreakBefore w:val="0"/>
+        <w:widowControl w:val="0"/>
+        <w:numPr>
+          <w:ilvl w:val="0"/>
+          <w:numId w:val="0"/>
+        </w:numPr>
+        <w:kinsoku/>
+        <w:wordWrap/>
+        <w:overflowPunct/>
+        <w:topLinePunct w:val="0"/>
+        <w:autoSpaceDE/>
+        <w:autoSpaceDN/>
+        <w:bidi w:val="0"/>
+        <w:adjustRightInd/>
+        <w:snapToGrid/>
+        <w:spacing w:line="360" w:lineRule="auto"/>
+        <w:ind w:right="0" w:rightChars="0" w:firstLine="420" w:firstLineChars="0"/>
+        <w:jc w:val="both"/>
+        <w:textAlignment w:val="auto"/>
+        <w:rPr>
+          <w:rFonts w:hint="eastAsia" w:asciiTheme="minorEastAsia" w:hAnsiTheme="minorEastAsia" w:cstheme="minorEastAsia"/>
+          <w:b w:val="0"/>
+          <w:bCs w:val="0"/>
+          <w:sz w:val="24"/>
+          <w:szCs w:val="24"/>
+          <w:lang w:val="en-US" w:eastAsia="zh-CN"/>
+        </w:rPr>
+      </w:pPr>
+      <w:r>
+        <w:rPr>
+          <w:rFonts w:hint="eastAsia" w:asciiTheme="minorEastAsia" w:hAnsiTheme="minorEastAsia" w:cstheme="minorEastAsia"/>
+          <w:b w:val="0"/>
+          <w:bCs w:val="0"/>
+          <w:sz w:val="24"/>
+          <w:szCs w:val="24"/>
+          <w:lang w:val="en-US" w:eastAsia="zh-CN"/>
+        </w:rPr>
+        <w:t>早期的文字识别系统通常将被识别对象视为孤立的字符，采用光学字符识别技术。然而，此类方法对于字符分割错误、字体多变以及背景复杂等情况非常敏感。深度学习的引入，特别是卷积神经网络（</w:t>
+      </w:r>
+      <w:r>
+        <w:rPr>
+          <w:rFonts w:hint="default" w:ascii="Times New Roman" w:hAnsi="Times New Roman" w:cs="Times New Roman"/>
+          <w:b w:val="0"/>
+          <w:bCs w:val="0"/>
+          <w:sz w:val="24"/>
+          <w:szCs w:val="24"/>
+          <w:lang w:val="en-US" w:eastAsia="zh-CN"/>
+        </w:rPr>
+        <w:t>CNN</w:t>
+      </w:r>
+      <w:r>
+        <w:rPr>
+          <w:rFonts w:hint="eastAsia" w:asciiTheme="minorEastAsia" w:hAnsiTheme="minorEastAsia" w:cstheme="minorEastAsia"/>
+          <w:b w:val="0"/>
+          <w:bCs w:val="0"/>
+          <w:sz w:val="24"/>
+          <w:szCs w:val="24"/>
+          <w:lang w:val="en-US" w:eastAsia="zh-CN"/>
+        </w:rPr>
+        <w:t>）的出现，彻底改变了这一局面。</w:t>
+      </w:r>
+      <w:r>
+        <w:rPr>
+          <w:rFonts w:hint="default" w:ascii="Times New Roman" w:hAnsi="Times New Roman" w:cs="Times New Roman"/>
+          <w:b w:val="0"/>
+          <w:bCs w:val="0"/>
+          <w:sz w:val="24"/>
+          <w:szCs w:val="24"/>
+          <w:lang w:val="en-US" w:eastAsia="zh-CN"/>
+        </w:rPr>
+        <w:t>CNN</w:t>
+      </w:r>
+      <w:r>
+        <w:rPr>
+          <w:rFonts w:hint="eastAsia" w:asciiTheme="minorEastAsia" w:hAnsiTheme="minorEastAsia" w:cstheme="minorEastAsia"/>
+          <w:b w:val="0"/>
+          <w:bCs w:val="0"/>
+          <w:sz w:val="24"/>
+          <w:szCs w:val="24"/>
+          <w:lang w:val="en-US" w:eastAsia="zh-CN"/>
+        </w:rPr>
+        <w:t>能够自动从原始像素中学习具有判别性的多层次特征表示，从低级的边缘、角点，到高级的字符部件乃至完整字符，有效克服了手工特征设计的局限性与不足。</w:t>
+      </w:r>
+    </w:p>
+    <w:p>
+      <w:pPr>
+        <w:keepNext w:val="0"/>
+        <w:keepLines w:val="0"/>
+        <w:pageBreakBefore w:val="0"/>
+        <w:widowControl w:val="0"/>
+        <w:numPr>
+          <w:ilvl w:val="0"/>
+          <w:numId w:val="0"/>
+        </w:numPr>
+        <w:kinsoku/>
+        <w:wordWrap/>
+        <w:overflowPunct/>
+        <w:topLinePunct w:val="0"/>
+        <w:autoSpaceDE/>
+        <w:autoSpaceDN/>
+        <w:bidi w:val="0"/>
+        <w:adjustRightInd/>
+        <w:snapToGrid/>
+        <w:spacing w:line="360" w:lineRule="auto"/>
+        <w:ind w:right="0" w:rightChars="0" w:firstLine="420" w:firstLineChars="0"/>
+        <w:jc w:val="both"/>
+        <w:textAlignment w:val="auto"/>
+        <w:rPr>
+          <w:rFonts w:hint="eastAsia" w:asciiTheme="minorEastAsia" w:hAnsiTheme="minorEastAsia" w:cstheme="minorEastAsia"/>
+          <w:b w:val="0"/>
+          <w:bCs w:val="0"/>
+          <w:sz w:val="24"/>
+          <w:szCs w:val="24"/>
+          <w:lang w:val="en-US" w:eastAsia="zh-CN"/>
+        </w:rPr>
+      </w:pPr>
+      <w:r>
+        <w:rPr>
+          <w:rFonts w:hint="eastAsia" w:asciiTheme="minorEastAsia" w:hAnsiTheme="minorEastAsia" w:cstheme="minorEastAsia"/>
+          <w:b w:val="0"/>
+          <w:bCs w:val="0"/>
+          <w:sz w:val="24"/>
+          <w:szCs w:val="24"/>
+          <w:lang w:val="en-US" w:eastAsia="zh-CN"/>
+        </w:rPr>
+        <w:t>综上所述，深度学习通过其端到端的学习方式和强大的序列建模能力，已成为文字识别领域不可或缺的核心技术。它不仅显著提升了传统</w:t>
+      </w:r>
+      <w:r>
+        <w:rPr>
+          <w:rFonts w:hint="default" w:ascii="Times New Roman" w:hAnsi="Times New Roman" w:cs="Times New Roman"/>
+          <w:b w:val="0"/>
+          <w:bCs w:val="0"/>
+          <w:sz w:val="24"/>
+          <w:szCs w:val="24"/>
+          <w:lang w:val="en-US" w:eastAsia="zh-CN"/>
+        </w:rPr>
+        <w:t>OCR</w:t>
+      </w:r>
+      <w:r>
+        <w:rPr>
+          <w:rFonts w:hint="eastAsia" w:asciiTheme="minorEastAsia" w:hAnsiTheme="minorEastAsia" w:cstheme="minorEastAsia"/>
+          <w:b w:val="0"/>
+          <w:bCs w:val="0"/>
+          <w:sz w:val="24"/>
+          <w:szCs w:val="24"/>
+          <w:lang w:val="en-US" w:eastAsia="zh-CN"/>
+        </w:rPr>
+        <w:t>的性能上限，更推动了场景文字识别等新兴方向的蓬勃发展，为数字化、智能化信息处理提供了坚实的技术支撑。</w:t>
+      </w:r>
+    </w:p>
+    <w:p>
+      <w:pPr>
+        <w:keepNext w:val="0"/>
+        <w:keepLines w:val="0"/>
+        <w:pageBreakBefore w:val="0"/>
+        <w:widowControl w:val="0"/>
+        <w:numPr>
+          <w:ilvl w:val="0"/>
+          <w:numId w:val="0"/>
+        </w:numPr>
+        <w:kinsoku/>
+        <w:wordWrap/>
+        <w:overflowPunct/>
+        <w:topLinePunct w:val="0"/>
+        <w:autoSpaceDE/>
+        <w:autoSpaceDN/>
+        <w:bidi w:val="0"/>
+        <w:adjustRightInd/>
+        <w:snapToGrid/>
+        <w:spacing w:before="157" w:beforeLines="50" w:after="157" w:afterLines="50" w:line="360" w:lineRule="auto"/>
+        <w:ind w:right="0" w:rightChars="0" w:firstLine="420" w:firstLineChars="0"/>
+        <w:jc w:val="both"/>
+        <w:textAlignment w:val="auto"/>
+        <w:rPr>
+          <w:rFonts w:hint="default" w:ascii="黑体" w:hAnsi="黑体" w:eastAsia="黑体" w:cs="黑体"/>
+          <w:b w:val="0"/>
+          <w:bCs w:val="0"/>
+          <w:sz w:val="24"/>
+          <w:szCs w:val="24"/>
+          <w:lang w:val="en-US" w:eastAsia="zh-CN"/>
+        </w:rPr>
+      </w:pPr>
+      <w:r>
+        <w:rPr>
+          <w:rFonts w:hint="eastAsia" w:ascii="黑体" w:hAnsi="黑体" w:eastAsia="黑体" w:cs="黑体"/>
+          <w:b w:val="0"/>
+          <w:bCs w:val="0"/>
+          <w:sz w:val="24"/>
+          <w:szCs w:val="24"/>
+          <w:lang w:val="en-US" w:eastAsia="zh-CN"/>
+        </w:rPr>
+        <w:t>（二）复杂文字识别方法研究</w:t>
+      </w:r>
+    </w:p>
+    <w:p>
+      <w:pPr>
+        <w:keepNext w:val="0"/>
+        <w:keepLines w:val="0"/>
+        <w:pageBreakBefore w:val="0"/>
+        <w:widowControl w:val="0"/>
+        <w:numPr>
+          <w:ilvl w:val="0"/>
+          <w:numId w:val="0"/>
+        </w:numPr>
+        <w:kinsoku/>
+        <w:wordWrap/>
+        <w:overflowPunct/>
+        <w:topLinePunct w:val="0"/>
+        <w:autoSpaceDE/>
+        <w:autoSpaceDN/>
+        <w:bidi w:val="0"/>
+        <w:adjustRightInd/>
+        <w:snapToGrid/>
+        <w:spacing w:before="157" w:beforeLines="50" w:after="157" w:afterLines="50" w:line="360" w:lineRule="auto"/>
+        <w:ind w:right="0" w:rightChars="0" w:firstLine="420" w:firstLineChars="0"/>
+        <w:jc w:val="both"/>
+        <w:textAlignment w:val="auto"/>
+        <w:rPr>
+          <w:rFonts w:hint="default" w:eastAsia="宋体" w:asciiTheme="minorEastAsia" w:hAnsiTheme="minorEastAsia" w:cstheme="minorEastAsia"/>
+          <w:b w:val="0"/>
+          <w:bCs w:val="0"/>
+          <w:sz w:val="24"/>
+          <w:szCs w:val="24"/>
+          <w:lang w:val="en-US" w:eastAsia="zh-CN"/>
+        </w:rPr>
+      </w:pPr>
+      <w:r>
+        <w:rPr>
+          <w:rFonts w:hint="eastAsia" w:asciiTheme="minorEastAsia" w:hAnsiTheme="minorEastAsia" w:cstheme="minorEastAsia"/>
+          <w:b w:val="0"/>
+          <w:bCs w:val="0"/>
+          <w:sz w:val="24"/>
+          <w:szCs w:val="24"/>
+          <w:lang w:val="en-US" w:eastAsia="zh-CN"/>
+        </w:rPr>
+        <w:t>将深度学习应用于古文字识别的研究不在少数，如基于深度集成学习的战国楚系简帛文字识别</w:t>
+      </w:r>
+      <w:r>
+        <w:rPr>
+          <w:rFonts w:ascii="宋体" w:hAnsi="宋体" w:eastAsia="宋体" w:cs="宋体"/>
+          <w:sz w:val="24"/>
+          <w:szCs w:val="24"/>
+        </w:rPr>
+        <w:t>，提出了一种基于集成学习策略的楚系简帛文字图像分类方法</w:t>
+      </w:r>
+      <w:r>
+        <w:rPr>
+          <w:rStyle w:val="6"/>
+          <w:rFonts w:ascii="宋体" w:hAnsi="宋体" w:eastAsia="宋体" w:cs="宋体"/>
+          <w:sz w:val="24"/>
+          <w:szCs w:val="24"/>
+        </w:rPr>
+        <w:footnoteReference w:id="2"/>
+      </w:r>
+      <w:r>
+        <w:rPr>
+          <w:rFonts w:hint="eastAsia" w:ascii="宋体" w:hAnsi="宋体" w:eastAsia="宋体" w:cs="宋体"/>
+          <w:sz w:val="24"/>
+          <w:szCs w:val="24"/>
+          <w:lang w:eastAsia="zh-CN"/>
+        </w:rPr>
+        <w:t>。</w:t>
+      </w:r>
+      <w:r>
+        <w:rPr>
+          <w:rFonts w:hint="eastAsia" w:asciiTheme="minorEastAsia" w:hAnsiTheme="minorEastAsia" w:cstheme="minorEastAsia"/>
+          <w:b w:val="0"/>
+          <w:bCs w:val="0"/>
+          <w:sz w:val="24"/>
+          <w:szCs w:val="24"/>
+          <w:lang w:val="en-US" w:eastAsia="zh-CN"/>
+        </w:rPr>
+        <w:t>不同于西方表音字符，</w:t>
+      </w:r>
+      <w:r>
+        <w:rPr>
+          <w:rFonts w:ascii="宋体" w:hAnsi="宋体" w:eastAsia="宋体" w:cs="宋体"/>
+          <w:sz w:val="24"/>
+          <w:szCs w:val="24"/>
+        </w:rPr>
+        <w:t>汉字</w:t>
+      </w:r>
+      <w:r>
+        <w:rPr>
+          <w:rFonts w:hint="eastAsia" w:ascii="宋体" w:hAnsi="宋体" w:eastAsia="宋体" w:cs="宋体"/>
+          <w:sz w:val="24"/>
+          <w:szCs w:val="24"/>
+          <w:lang w:val="en-US" w:eastAsia="zh-CN"/>
+        </w:rPr>
+        <w:t>等表意字符</w:t>
+      </w:r>
+      <w:r>
+        <w:rPr>
+          <w:rFonts w:ascii="宋体" w:hAnsi="宋体" w:eastAsia="宋体" w:cs="宋体"/>
+          <w:sz w:val="24"/>
+          <w:szCs w:val="24"/>
+        </w:rPr>
+        <w:t>是非字母化、非拼音化的文字且汉字信息量很大 不同的字形、字体而且结构复杂因此汉字识别的过程</w:t>
+      </w:r>
+      <w:r>
+        <w:rPr>
+          <w:rFonts w:hint="eastAsia" w:ascii="宋体" w:hAnsi="宋体" w:eastAsia="宋体" w:cs="宋体"/>
+          <w:sz w:val="24"/>
+          <w:szCs w:val="24"/>
+          <w:lang w:val="en-US" w:eastAsia="zh-CN"/>
+        </w:rPr>
+        <w:t>较一般表音字母文字更加复杂</w:t>
+      </w:r>
+      <w:r>
+        <w:rPr>
+          <w:rStyle w:val="6"/>
+          <w:rFonts w:hint="default" w:ascii="Times New Roman" w:hAnsi="Times New Roman" w:eastAsia="宋体" w:cs="Times New Roman"/>
+          <w:sz w:val="24"/>
+          <w:szCs w:val="24"/>
+          <w:lang w:val="en-US" w:eastAsia="zh-CN"/>
+        </w:rPr>
+        <w:footnoteReference w:id="3"/>
+      </w:r>
+      <w:r>
+        <w:rPr>
+          <w:rFonts w:hint="eastAsia" w:ascii="宋体" w:hAnsi="宋体" w:eastAsia="宋体" w:cs="宋体"/>
+          <w:sz w:val="24"/>
+          <w:szCs w:val="24"/>
+          <w:lang w:val="en-US" w:eastAsia="zh-CN"/>
+        </w:rPr>
+        <w:t>。因而一般OCR技术难以满足对这类表意文字的识别需求，需要使用更进一步的新框架进行开发训练。</w:t>
       </w:r>
     </w:p>
     <w:sectPr>
+      <w:footnotePr>
+        <w:numFmt w:val="decimalEnclosedCircleChinese"/>
+      </w:footnotePr>
       <w:pgSz w:w="11906" w:h="16838"/>
       <w:pgMar w:top="1440" w:right="1800" w:bottom="1440" w:left="1800" w:header="851" w:footer="992" w:gutter="0"/>
       <w:cols w:space="425" w:num="1"/>
@@ -399,6 +1532,362 @@
     </w:sectPr>
   </w:body>
 </w:document>
+</file>
+
+<file path=word/footnotes.xml><?xml version="1.0" encoding="utf-8"?>
+<w:footnotes xmlns:wpc="http://schemas.microsoft.com/office/word/2010/wordprocessingCanvas" xmlns:mc="http://schemas.openxmlformats.org/markup-compatibility/2006" xmlns:o="urn:schemas-microsoft-com:office:office" xmlns:r="http://schemas.openxmlformats.org/officeDocument/2006/relationships" xmlns:m="http://schemas.openxmlformats.org/officeDocument/2006/math" xmlns:v="urn:schemas-microsoft-com:vml" xmlns:wp14="http://schemas.microsoft.com/office/word/2010/wordprocessingDrawing" xmlns:wp="http://schemas.openxmlformats.org/drawingml/2006/wordprocessingDrawing" xmlns:w="http://schemas.openxmlformats.org/wordprocessingml/2006/main" xmlns:w14="http://schemas.microsoft.com/office/word/2010/wordml" xmlns:w15="http://schemas.microsoft.com/office/word/2012/wordml" xmlns:w10="urn:schemas-microsoft-com:office:word" xmlns:wpg="http://schemas.microsoft.com/office/word/2010/wordprocessingGroup" xmlns:wpi="http://schemas.microsoft.com/office/word/2010/wordprocessingInk" xmlns:wne="http://schemas.microsoft.com/office/word/2006/wordml" xmlns:wps="http://schemas.microsoft.com/office/word/2010/wordprocessingShape" xmlns:wpsCustomData="http://www.wps.cn/officeDocument/2013/wpsCustomData" mc:Ignorable="w14 w15 wp14">
+  <w:footnote w:type="separator" w:id="8">
+    <w:p>
+      <w:r>
+        <w:separator/>
+      </w:r>
+    </w:p>
+  </w:footnote>
+  <w:footnote w:type="continuationSeparator" w:id="9">
+    <w:p>
+      <w:r>
+        <w:continuationSeparator/>
+      </w:r>
+    </w:p>
+  </w:footnote>
+  <w:footnote w:id="0">
+    <w:p>
+      <w:pPr>
+        <w:pStyle w:val="2"/>
+        <w:snapToGrid w:val="0"/>
+        <w:rPr>
+          <w:rFonts w:hint="default" w:asciiTheme="minorEastAsia" w:hAnsiTheme="minorEastAsia" w:eastAsiaTheme="minorEastAsia" w:cstheme="minorEastAsia"/>
+          <w:lang w:val="en-US" w:eastAsia="zh-CN"/>
+        </w:rPr>
+      </w:pPr>
+      <w:r>
+        <w:rPr>
+          <w:rStyle w:val="6"/>
+          <w:rFonts w:hint="default" w:ascii="Times New Roman" w:hAnsi="Times New Roman" w:cs="Times New Roman" w:eastAsiaTheme="minorEastAsia"/>
+          <w:vertAlign w:val="baseline"/>
+        </w:rPr>
+        <w:footnoteRef/>
+      </w:r>
+      <w:r>
+        <w:rPr>
+          <w:rFonts w:hint="default" w:ascii="Times New Roman" w:hAnsi="Times New Roman" w:cs="Times New Roman" w:eastAsiaTheme="minorEastAsia"/>
+        </w:rPr>
+        <w:t xml:space="preserve"> </w:t>
+      </w:r>
+      <w:r>
+        <w:rPr>
+          <w:rFonts w:hint="eastAsia" w:asciiTheme="minorEastAsia" w:hAnsiTheme="minorEastAsia" w:eastAsiaTheme="minorEastAsia" w:cstheme="minorEastAsia"/>
+          <w:lang w:val="en-US" w:eastAsia="zh-CN"/>
+        </w:rPr>
+        <w:t>史金波</w:t>
+      </w:r>
+      <w:r>
+        <w:rPr>
+          <w:rFonts w:hint="eastAsia" w:asciiTheme="minorEastAsia" w:hAnsiTheme="minorEastAsia" w:cstheme="minorEastAsia"/>
+          <w:lang w:val="en-US" w:eastAsia="zh-CN"/>
+        </w:rPr>
+        <w:t>：《</w:t>
+      </w:r>
+      <w:r>
+        <w:rPr>
+          <w:rFonts w:hint="eastAsia" w:asciiTheme="minorEastAsia" w:hAnsiTheme="minorEastAsia" w:eastAsiaTheme="minorEastAsia" w:cstheme="minorEastAsia"/>
+          <w:lang w:val="en-US" w:eastAsia="zh-CN"/>
+        </w:rPr>
+        <w:t>中国近代出土文献的文字学、语言学和历史学价值》</w:t>
+      </w:r>
+      <w:r>
+        <w:rPr>
+          <w:rFonts w:hint="eastAsia" w:asciiTheme="minorEastAsia" w:hAnsiTheme="minorEastAsia" w:cstheme="minorEastAsia"/>
+          <w:lang w:val="en-US" w:eastAsia="zh-CN"/>
+        </w:rPr>
+        <w:t>，《</w:t>
+      </w:r>
+      <w:r>
+        <w:rPr>
+          <w:rFonts w:hint="eastAsia" w:asciiTheme="minorEastAsia" w:hAnsiTheme="minorEastAsia" w:eastAsiaTheme="minorEastAsia" w:cstheme="minorEastAsia"/>
+          <w:lang w:val="en-US" w:eastAsia="zh-CN"/>
+        </w:rPr>
+        <w:t>中央民族大学学报</w:t>
+      </w:r>
+      <w:r>
+        <w:rPr>
+          <w:rFonts w:hint="eastAsia" w:asciiTheme="minorEastAsia" w:hAnsiTheme="minorEastAsia" w:cstheme="minorEastAsia"/>
+          <w:lang w:val="en-US" w:eastAsia="zh-CN"/>
+        </w:rPr>
+        <w:t>》</w:t>
+      </w:r>
+      <w:r>
+        <w:rPr>
+          <w:rFonts w:hint="eastAsia" w:asciiTheme="minorEastAsia" w:hAnsiTheme="minorEastAsia" w:eastAsiaTheme="minorEastAsia" w:cstheme="minorEastAsia"/>
+          <w:lang w:val="en-US" w:eastAsia="zh-CN"/>
+        </w:rPr>
+        <w:t>(哲学社会科学版)</w:t>
+      </w:r>
+      <w:r>
+        <w:rPr>
+          <w:rFonts w:hint="default" w:ascii="Times New Roman" w:hAnsi="Times New Roman" w:cs="Times New Roman"/>
+          <w:lang w:val="en-US" w:eastAsia="zh-CN"/>
+        </w:rPr>
+        <w:t>2020</w:t>
+      </w:r>
+      <w:r>
+        <w:rPr>
+          <w:rFonts w:hint="eastAsia" w:asciiTheme="minorEastAsia" w:hAnsiTheme="minorEastAsia" w:cstheme="minorEastAsia"/>
+          <w:lang w:val="en-US" w:eastAsia="zh-CN"/>
+        </w:rPr>
+        <w:t>年第</w:t>
+      </w:r>
+      <w:r>
+        <w:rPr>
+          <w:rFonts w:hint="default" w:ascii="Times New Roman" w:hAnsi="Times New Roman" w:cs="Times New Roman"/>
+          <w:lang w:val="en-US" w:eastAsia="zh-CN"/>
+        </w:rPr>
+        <w:t>5</w:t>
+      </w:r>
+      <w:r>
+        <w:rPr>
+          <w:rFonts w:hint="eastAsia" w:asciiTheme="minorEastAsia" w:hAnsiTheme="minorEastAsia" w:cstheme="minorEastAsia"/>
+          <w:lang w:val="en-US" w:eastAsia="zh-CN"/>
+        </w:rPr>
+        <w:t>期，第</w:t>
+      </w:r>
+      <w:r>
+        <w:rPr>
+          <w:rFonts w:hint="default" w:ascii="Times New Roman" w:hAnsi="Times New Roman" w:cs="Times New Roman"/>
+          <w:lang w:val="en-US" w:eastAsia="zh-CN"/>
+        </w:rPr>
+        <w:t>13</w:t>
+      </w:r>
+      <w:r>
+        <w:rPr>
+          <w:rFonts w:hint="eastAsia" w:asciiTheme="minorEastAsia" w:hAnsiTheme="minorEastAsia" w:cstheme="minorEastAsia"/>
+          <w:lang w:val="en-US" w:eastAsia="zh-CN"/>
+        </w:rPr>
+        <w:t>页。</w:t>
+      </w:r>
+    </w:p>
+  </w:footnote>
+  <w:footnote w:id="1">
+    <w:p>
+      <w:pPr>
+        <w:pStyle w:val="2"/>
+        <w:snapToGrid w:val="0"/>
+        <w:rPr>
+          <w:rFonts w:hint="default" w:ascii="Times New Roman" w:hAnsi="Times New Roman" w:eastAsia="宋体" w:cs="Times New Roman"/>
+          <w:vertAlign w:val="baseline"/>
+          <w:lang w:val="en-US" w:eastAsia="zh-CN"/>
+        </w:rPr>
+      </w:pPr>
+      <w:r>
+        <w:rPr>
+          <w:rStyle w:val="6"/>
+          <w:rFonts w:hint="default" w:ascii="Times New Roman" w:hAnsi="Times New Roman" w:cs="Times New Roman"/>
+          <w:vertAlign w:val="baseline"/>
+        </w:rPr>
+        <w:footnoteRef/>
+      </w:r>
+      <w:r>
+        <w:rPr>
+          <w:rFonts w:hint="default" w:ascii="Times New Roman" w:hAnsi="Times New Roman" w:cs="Times New Roman"/>
+          <w:vertAlign w:val="baseline"/>
+        </w:rPr>
+        <w:t xml:space="preserve"> </w:t>
+      </w:r>
+      <w:r>
+        <w:rPr>
+          <w:rFonts w:hint="eastAsia" w:ascii="Times New Roman" w:hAnsi="Times New Roman" w:cs="Times New Roman"/>
+          <w:vertAlign w:val="baseline"/>
+          <w:lang w:val="en-US" w:eastAsia="zh-CN"/>
+        </w:rPr>
+        <w:t>郑昊：《</w:t>
+      </w:r>
+      <w:r>
+        <w:rPr>
+          <w:rFonts w:hint="eastAsia" w:asciiTheme="minorEastAsia" w:hAnsiTheme="minorEastAsia" w:eastAsiaTheme="minorEastAsia" w:cstheme="minorEastAsia"/>
+          <w:lang w:val="en-US" w:eastAsia="zh-CN"/>
+        </w:rPr>
+        <w:t>〈论语全解〉的版本与校勘刍议》</w:t>
+      </w:r>
+      <w:r>
+        <w:rPr>
+          <w:rFonts w:hint="eastAsia" w:asciiTheme="minorEastAsia" w:hAnsiTheme="minorEastAsia" w:cstheme="minorEastAsia"/>
+          <w:lang w:val="en-US" w:eastAsia="zh-CN"/>
+        </w:rPr>
+        <w:t>，《文献》（北京）</w:t>
+      </w:r>
+      <w:r>
+        <w:rPr>
+          <w:rFonts w:hint="default" w:ascii="Times New Roman" w:hAnsi="Times New Roman" w:cs="Times New Roman"/>
+          <w:lang w:val="en-US" w:eastAsia="zh-CN"/>
+        </w:rPr>
+        <w:t>2025</w:t>
+      </w:r>
+      <w:r>
+        <w:rPr>
+          <w:rFonts w:hint="eastAsia" w:asciiTheme="minorEastAsia" w:hAnsiTheme="minorEastAsia" w:cstheme="minorEastAsia"/>
+          <w:lang w:val="en-US" w:eastAsia="zh-CN"/>
+        </w:rPr>
+        <w:t>年第</w:t>
+      </w:r>
+      <w:r>
+        <w:rPr>
+          <w:rFonts w:hint="default" w:ascii="Times New Roman" w:hAnsi="Times New Roman" w:cs="Times New Roman"/>
+          <w:lang w:val="en-US" w:eastAsia="zh-CN"/>
+        </w:rPr>
+        <w:t>5</w:t>
+      </w:r>
+      <w:r>
+        <w:rPr>
+          <w:rFonts w:hint="eastAsia" w:asciiTheme="minorEastAsia" w:hAnsiTheme="minorEastAsia" w:cstheme="minorEastAsia"/>
+          <w:lang w:val="en-US" w:eastAsia="zh-CN"/>
+        </w:rPr>
+        <w:t>期, 第</w:t>
+      </w:r>
+      <w:r>
+        <w:rPr>
+          <w:rFonts w:hint="default" w:ascii="Times New Roman" w:hAnsi="Times New Roman" w:cs="Times New Roman"/>
+          <w:lang w:val="en-US" w:eastAsia="zh-CN"/>
+        </w:rPr>
+        <w:t>115</w:t>
+      </w:r>
+      <w:r>
+        <w:rPr>
+          <w:rFonts w:hint="eastAsia" w:asciiTheme="minorEastAsia" w:hAnsiTheme="minorEastAsia" w:cstheme="minorEastAsia"/>
+          <w:lang w:val="en-US" w:eastAsia="zh-CN"/>
+        </w:rPr>
+        <w:t>页。</w:t>
+      </w:r>
+    </w:p>
+  </w:footnote>
+  <w:footnote w:id="2">
+    <w:p>
+      <w:pPr>
+        <w:pStyle w:val="2"/>
+        <w:snapToGrid w:val="0"/>
+        <w:rPr>
+          <w:rFonts w:hint="default" w:eastAsia="宋体"/>
+          <w:lang w:val="en-US" w:eastAsia="zh-CN"/>
+        </w:rPr>
+      </w:pPr>
+      <w:r>
+        <w:rPr>
+          <w:rStyle w:val="6"/>
+          <w:rFonts w:hint="default" w:ascii="Times New Roman" w:hAnsi="Times New Roman" w:cs="Times New Roman"/>
+          <w:vertAlign w:val="baseline"/>
+        </w:rPr>
+        <w:footnoteRef/>
+      </w:r>
+      <w:r>
+        <w:t xml:space="preserve"> </w:t>
+      </w:r>
+      <w:r>
+        <w:rPr>
+          <w:rFonts w:hint="eastAsia" w:ascii="Times New Roman" w:hAnsi="Times New Roman" w:cs="Times New Roman"/>
+          <w:vertAlign w:val="baseline"/>
+          <w:lang w:val="en-US" w:eastAsia="zh-CN"/>
+        </w:rPr>
+        <w:t>陈 超，李赫孜，杨泽坤：《基于深度集成学习的 战国楚系简帛文字识别》，《数字人文研究》2025年第2期，第45页。</w:t>
+      </w:r>
+      <w:bookmarkStart w:id="0" w:name="_GoBack"/>
+      <w:bookmarkEnd w:id="0"/>
+    </w:p>
+  </w:footnote>
+  <w:footnote w:id="3">
+    <w:p>
+      <w:pPr>
+        <w:pStyle w:val="2"/>
+        <w:snapToGrid w:val="0"/>
+        <w:rPr>
+          <w:rFonts w:hint="default" w:ascii="Times New Roman" w:hAnsi="Times New Roman" w:cs="Times New Roman"/>
+          <w:vertAlign w:val="baseline"/>
+          <w:lang w:val="en-US" w:eastAsia="zh-CN"/>
+        </w:rPr>
+      </w:pPr>
+      <w:r>
+        <w:rPr>
+          <w:rStyle w:val="6"/>
+          <w:rFonts w:hint="default" w:ascii="Times New Roman" w:hAnsi="Times New Roman" w:cs="Times New Roman"/>
+          <w:vertAlign w:val="baseline"/>
+        </w:rPr>
+        <w:footnoteRef/>
+      </w:r>
+      <w:r>
+        <w:rPr>
+          <w:rFonts w:hint="default" w:ascii="Times New Roman" w:hAnsi="Times New Roman" w:cs="Times New Roman"/>
+          <w:vertAlign w:val="baseline"/>
+        </w:rPr>
+        <w:t xml:space="preserve"> </w:t>
+      </w:r>
+      <w:r>
+        <w:rPr>
+          <w:rFonts w:hint="eastAsia" w:ascii="Times New Roman" w:hAnsi="Times New Roman" w:cs="Times New Roman"/>
+          <w:vertAlign w:val="baseline"/>
+          <w:lang w:val="en-US" w:eastAsia="zh-CN"/>
+        </w:rPr>
+        <w:t>李南：《光学字符识别技术与图书馆信息资源的数字化》，《激光杂志》2013年第5期，第3页。</w:t>
+      </w:r>
+    </w:p>
+  </w:footnote>
+</w:footnotes>
+</file>
+
+<file path=word/numbering.xml><?xml version="1.0" encoding="utf-8"?>
+<w:numbering xmlns:wpc="http://schemas.microsoft.com/office/word/2010/wordprocessingCanvas" xmlns:mc="http://schemas.openxmlformats.org/markup-compatibility/2006" xmlns:o="urn:schemas-microsoft-com:office:office" xmlns:r="http://schemas.openxmlformats.org/officeDocument/2006/relationships" xmlns:m="http://schemas.openxmlformats.org/officeDocument/2006/math" xmlns:v="urn:schemas-microsoft-com:vml" xmlns:wp14="http://schemas.microsoft.com/office/word/2010/wordprocessingDrawing" xmlns:wp="http://schemas.openxmlformats.org/drawingml/2006/wordprocessingDrawing" xmlns:w10="urn:schemas-microsoft-com:office:word" xmlns:w="http://schemas.openxmlformats.org/wordprocessingml/2006/main" xmlns:w14="http://schemas.microsoft.com/office/word/2010/wordml" xmlns:wpg="http://schemas.microsoft.com/office/word/2010/wordprocessingGroup" xmlns:wpi="http://schemas.microsoft.com/office/word/2010/wordprocessingInk" xmlns:wne="http://schemas.microsoft.com/office/word/2006/wordml" xmlns:wps="http://schemas.microsoft.com/office/word/2010/wordprocessingShape" xmlns:wpsCustomData="http://www.wps.cn/officeDocument/2013/wpsCustomData" mc:Ignorable="w14 wp14">
+  <w:abstractNum w:abstractNumId="0">
+    <w:nsid w:val="C236668B"/>
+    <w:multiLevelType w:val="singleLevel"/>
+    <w:tmpl w:val="C236668B"/>
+    <w:lvl w:ilvl="0" w:tentative="0">
+      <w:start w:val="1"/>
+      <w:numFmt w:val="chineseCounting"/>
+      <w:suff w:val="nothing"/>
+      <w:lvlText w:val="（%1）"/>
+      <w:lvlJc w:val="left"/>
+      <w:rPr>
+        <w:rFonts w:hint="eastAsia"/>
+      </w:rPr>
+    </w:lvl>
+  </w:abstractNum>
+  <w:abstractNum w:abstractNumId="1">
+    <w:nsid w:val="CDB6E0C4"/>
+    <w:multiLevelType w:val="singleLevel"/>
+    <w:tmpl w:val="CDB6E0C4"/>
+    <w:lvl w:ilvl="0" w:tentative="0">
+      <w:start w:val="1"/>
+      <w:numFmt w:val="chineseCounting"/>
+      <w:suff w:val="nothing"/>
+      <w:lvlText w:val="%1、"/>
+      <w:lvlJc w:val="left"/>
+      <w:rPr>
+        <w:rFonts w:hint="eastAsia"/>
+      </w:rPr>
+    </w:lvl>
+  </w:abstractNum>
+  <w:abstractNum w:abstractNumId="2">
+    <w:nsid w:val="26CE3BC7"/>
+    <w:multiLevelType w:val="singleLevel"/>
+    <w:tmpl w:val="26CE3BC7"/>
+    <w:lvl w:ilvl="0" w:tentative="0">
+      <w:start w:val="1"/>
+      <w:numFmt w:val="chineseCounting"/>
+      <w:suff w:val="nothing"/>
+      <w:lvlText w:val="（%1）"/>
+      <w:lvlJc w:val="left"/>
+      <w:rPr>
+        <w:rFonts w:hint="eastAsia"/>
+      </w:rPr>
+    </w:lvl>
+  </w:abstractNum>
+  <w:num w:numId="1">
+    <w:abstractNumId w:val="1"/>
+  </w:num>
+  <w:num w:numId="2">
+    <w:abstractNumId w:val="2"/>
+  </w:num>
+  <w:num w:numId="3">
+    <w:abstractNumId w:val="0"/>
+  </w:num>
+</w:numbering>
 </file>
 
 <file path=word/styles.xml><?xml version="1.0" encoding="utf-8"?>
@@ -677,12 +2166,12 @@
       <w:lang w:val="en-US" w:eastAsia="zh-CN" w:bidi="ar-SA"/>
     </w:rPr>
   </w:style>
-  <w:style w:type="character" w:default="1" w:styleId="3">
+  <w:style w:type="character" w:default="1" w:styleId="4">
     <w:name w:val="Default Paragraph Font"/>
     <w:semiHidden/>
     <w:uiPriority w:val="0"/>
   </w:style>
-  <w:style w:type="table" w:default="1" w:styleId="2">
+  <w:style w:type="table" w:default="1" w:styleId="3">
     <w:name w:val="Normal Table"/>
     <w:semiHidden/>
     <w:uiPriority w:val="0"/>
@@ -694,6 +2183,35 @@
         <w:right w:w="108" w:type="dxa"/>
       </w:tblCellMar>
     </w:tblPr>
+  </w:style>
+  <w:style w:type="paragraph" w:styleId="2">
+    <w:name w:val="footnote text"/>
+    <w:basedOn w:val="1"/>
+    <w:uiPriority w:val="0"/>
+    <w:pPr>
+      <w:snapToGrid w:val="0"/>
+      <w:jc w:val="left"/>
+    </w:pPr>
+    <w:rPr>
+      <w:sz w:val="18"/>
+    </w:rPr>
+  </w:style>
+  <w:style w:type="character" w:styleId="5">
+    <w:name w:val="Strong"/>
+    <w:basedOn w:val="4"/>
+    <w:qFormat/>
+    <w:uiPriority w:val="0"/>
+    <w:rPr>
+      <w:b/>
+    </w:rPr>
+  </w:style>
+  <w:style w:type="character" w:styleId="6">
+    <w:name w:val="footnote reference"/>
+    <w:basedOn w:val="4"/>
+    <w:uiPriority w:val="0"/>
+    <w:rPr>
+      <w:vertAlign w:val="superscript"/>
+    </w:rPr>
   </w:style>
 </w:styles>
 </file>

--- a/doc/西夏文分层识别方案.docx
+++ b/doc/西夏文分层识别方案.docx
@@ -1490,7 +1490,41 @@
           <w:sz w:val="24"/>
           <w:szCs w:val="24"/>
         </w:rPr>
-        <w:t>是非字母化、非拼音化的文字且汉字信息量很大 不同的字形、字体而且结构复杂因此汉字识别的过程</w:t>
+        <w:t>是非字母化、非拼音化的文字</w:t>
+      </w:r>
+      <w:r>
+        <w:rPr>
+          <w:rFonts w:hint="eastAsia" w:ascii="宋体" w:hAnsi="宋体" w:eastAsia="宋体" w:cs="宋体"/>
+          <w:sz w:val="24"/>
+          <w:szCs w:val="24"/>
+          <w:lang w:val="en-US" w:eastAsia="zh-CN"/>
+        </w:rPr>
+        <w:t>如</w:t>
+      </w:r>
+      <w:r>
+        <w:rPr>
+          <w:rFonts w:ascii="宋体" w:hAnsi="宋体" w:eastAsia="宋体" w:cs="宋体"/>
+          <w:sz w:val="24"/>
+          <w:szCs w:val="24"/>
+        </w:rPr>
+        <w:t>汉字信息量很大</w:t>
+      </w:r>
+      <w:r>
+        <w:rPr>
+          <w:rFonts w:hint="eastAsia" w:ascii="宋体" w:hAnsi="宋体" w:eastAsia="宋体" w:cs="宋体"/>
+          <w:sz w:val="24"/>
+          <w:szCs w:val="24"/>
+          <w:lang w:eastAsia="zh-CN"/>
+        </w:rPr>
+        <w:t>，</w:t>
+      </w:r>
+      <w:r>
+        <w:rPr>
+          <w:rFonts w:ascii="宋体" w:hAnsi="宋体" w:eastAsia="宋体" w:cs="宋体"/>
+          <w:sz w:val="24"/>
+          <w:szCs w:val="24"/>
+        </w:rPr>
+        <w:t>不同的字形、字体而且结构复杂因此汉字识别的过程</w:t>
       </w:r>
       <w:r>
         <w:rPr>
@@ -1520,6 +1554,8 @@
         </w:rPr>
         <w:t>。因而一般OCR技术难以满足对这类表意文字的识别需求，需要使用更进一步的新框架进行开发训练。</w:t>
       </w:r>
+      <w:bookmarkStart w:id="0" w:name="_GoBack"/>
+      <w:bookmarkEnd w:id="0"/>
     </w:p>
     <w:sectPr>
       <w:footnotePr>
@@ -1788,8 +1824,6 @@
         </w:rPr>
         <w:t>陈 超，李赫孜，杨泽坤：《基于深度集成学习的 战国楚系简帛文字识别》，《数字人文研究》2025年第2期，第45页。</w:t>
       </w:r>
-      <w:bookmarkStart w:id="0" w:name="_GoBack"/>
-      <w:bookmarkEnd w:id="0"/>
     </w:p>
   </w:footnote>
   <w:footnote w:id="3">
@@ -1930,7 +1964,7 @@
     <w:lsdException w:unhideWhenUsed="0" w:uiPriority="0" w:semiHidden="0" w:name="toc 8"/>
     <w:lsdException w:unhideWhenUsed="0" w:uiPriority="0" w:semiHidden="0" w:name="toc 9"/>
     <w:lsdException w:unhideWhenUsed="0" w:uiPriority="0" w:semiHidden="0" w:name="Normal Indent"/>
-    <w:lsdException w:unhideWhenUsed="0" w:uiPriority="0" w:semiHidden="0" w:name="footnote text"/>
+    <w:lsdException w:qFormat="1" w:unhideWhenUsed="0" w:uiPriority="0" w:semiHidden="0" w:name="footnote text"/>
     <w:lsdException w:unhideWhenUsed="0" w:uiPriority="0" w:semiHidden="0" w:name="annotation text"/>
     <w:lsdException w:unhideWhenUsed="0" w:uiPriority="0" w:semiHidden="0" w:name="header"/>
     <w:lsdException w:unhideWhenUsed="0" w:uiPriority="0" w:semiHidden="0" w:name="footer"/>
@@ -1939,7 +1973,7 @@
     <w:lsdException w:unhideWhenUsed="0" w:uiPriority="0" w:semiHidden="0" w:name="table of figures"/>
     <w:lsdException w:unhideWhenUsed="0" w:uiPriority="0" w:semiHidden="0" w:name="envelope address"/>
     <w:lsdException w:unhideWhenUsed="0" w:uiPriority="0" w:semiHidden="0" w:name="envelope return"/>
-    <w:lsdException w:unhideWhenUsed="0" w:uiPriority="0" w:semiHidden="0" w:name="footnote reference"/>
+    <w:lsdException w:qFormat="1" w:unhideWhenUsed="0" w:uiPriority="0" w:semiHidden="0" w:name="footnote reference"/>
     <w:lsdException w:unhideWhenUsed="0" w:uiPriority="0" w:semiHidden="0" w:name="annotation reference"/>
     <w:lsdException w:unhideWhenUsed="0" w:uiPriority="0" w:semiHidden="0" w:name="line number"/>
     <w:lsdException w:unhideWhenUsed="0" w:uiPriority="0" w:semiHidden="0" w:name="page number"/>
@@ -1966,7 +2000,7 @@
     <w:lsdException w:qFormat="1" w:unhideWhenUsed="0" w:uiPriority="0" w:semiHidden="0" w:name="Title"/>
     <w:lsdException w:unhideWhenUsed="0" w:uiPriority="0" w:semiHidden="0" w:name="Closing"/>
     <w:lsdException w:unhideWhenUsed="0" w:uiPriority="0" w:semiHidden="0" w:name="Signature"/>
-    <w:lsdException w:unhideWhenUsed="0" w:uiPriority="0" w:name="Default Paragraph Font"/>
+    <w:lsdException w:qFormat="1" w:unhideWhenUsed="0" w:uiPriority="0" w:name="Default Paragraph Font"/>
     <w:lsdException w:unhideWhenUsed="0" w:uiPriority="0" w:semiHidden="0" w:name="Body Text"/>
     <w:lsdException w:unhideWhenUsed="0" w:uiPriority="0" w:semiHidden="0" w:name="Body Text Indent"/>
     <w:lsdException w:unhideWhenUsed="0" w:uiPriority="0" w:semiHidden="0" w:name="List Continue"/>
@@ -2004,7 +2038,7 @@
     <w:lsdException w:unhideWhenUsed="0" w:uiPriority="0" w:semiHidden="0" w:name="HTML Sample"/>
     <w:lsdException w:unhideWhenUsed="0" w:uiPriority="0" w:semiHidden="0" w:name="HTML Typewriter"/>
     <w:lsdException w:unhideWhenUsed="0" w:uiPriority="0" w:semiHidden="0" w:name="HTML Variable"/>
-    <w:lsdException w:unhideWhenUsed="0" w:uiPriority="0" w:name="Normal Table"/>
+    <w:lsdException w:qFormat="1" w:unhideWhenUsed="0" w:uiPriority="0" w:name="Normal Table"/>
     <w:lsdException w:unhideWhenUsed="0" w:uiPriority="0" w:semiHidden="0" w:name="annotation subject"/>
     <w:lsdException w:unhideWhenUsed="0" w:uiPriority="0" w:semiHidden="0" w:name="Table Simple 1"/>
     <w:lsdException w:unhideWhenUsed="0" w:uiPriority="0" w:semiHidden="0" w:name="Table Simple 2"/>
@@ -2169,11 +2203,13 @@
   <w:style w:type="character" w:default="1" w:styleId="4">
     <w:name w:val="Default Paragraph Font"/>
     <w:semiHidden/>
+    <w:qFormat/>
     <w:uiPriority w:val="0"/>
   </w:style>
   <w:style w:type="table" w:default="1" w:styleId="3">
     <w:name w:val="Normal Table"/>
     <w:semiHidden/>
+    <w:qFormat/>
     <w:uiPriority w:val="0"/>
     <w:tblPr>
       <w:tblCellMar>
@@ -2187,6 +2223,7 @@
   <w:style w:type="paragraph" w:styleId="2">
     <w:name w:val="footnote text"/>
     <w:basedOn w:val="1"/>
+    <w:qFormat/>
     <w:uiPriority w:val="0"/>
     <w:pPr>
       <w:snapToGrid w:val="0"/>
@@ -2208,6 +2245,7 @@
   <w:style w:type="character" w:styleId="6">
     <w:name w:val="footnote reference"/>
     <w:basedOn w:val="4"/>
+    <w:qFormat/>
     <w:uiPriority w:val="0"/>
     <w:rPr>
       <w:vertAlign w:val="superscript"/>

--- a/doc/西夏文分层识别方案.docx
+++ b/doc/西夏文分层识别方案.docx
@@ -200,7 +200,28 @@
           <w:sz w:val="24"/>
           <w:szCs w:val="24"/>
         </w:rPr>
-        <w:t>）的分层光学字符识别框架。本框架的核心创新在于将复杂的整体识别任务分解为“先析其构，再辨其形”的两个阶段。第一阶段，通过一个结构分类网络，判定输入字符图像的整体空间布局（如左右、上下、包围等结构）；第二阶段，依据所得结构类别，将图像路由至一个专为该结构优化的细粒度识别网络，完成最终字符的精准辨识。这种分而治之的策略，有效约束了识别器的搜索空间，降低了形近字间的混淆度。为验证</w:t>
+        <w:t>）的分层光学字符识别框架。本框架的核心创新在于将复杂的整体识别任务分解为“先析其构，再辨其形”的两个阶段。第一阶段，通过一个结构分类网络，判定输入字符图像的整体空间布局（如</w:t>
+      </w:r>
+      <w:r>
+        <w:rPr>
+          <w:rFonts w:hint="eastAsia" w:ascii="楷体" w:hAnsi="楷体" w:eastAsia="楷体" w:cs="楷体"/>
+          <w:b w:val="0"/>
+          <w:bCs w:val="0"/>
+          <w:sz w:val="24"/>
+          <w:szCs w:val="24"/>
+          <w:lang w:val="en-US" w:eastAsia="zh-CN"/>
+        </w:rPr>
+        <w:t>独立、横叠、竖叠、半围</w:t>
+      </w:r>
+      <w:r>
+        <w:rPr>
+          <w:rFonts w:hint="eastAsia" w:ascii="楷体" w:hAnsi="楷体" w:eastAsia="楷体" w:cs="楷体"/>
+          <w:b w:val="0"/>
+          <w:bCs w:val="0"/>
+          <w:sz w:val="24"/>
+          <w:szCs w:val="24"/>
+        </w:rPr>
+        <w:t>等结构）；第二阶段，依据所得结构类别，将图像路由至一个专为该结构优化的细粒度识别网络，完成最终字符的精准辨识。这种分而治之的策略，有效约束了识别器的搜索空间，降低了形近字间的混淆度。为验证核心思路，我们首先在一个小规模数据集上进行了可行性研究。结果表明，结构分类模块在未见过的测试字符上达到了75%的准确率，显著高于随机基线，充分证明了分层识别策略的有效性。本研究为西夏文识别提供了一个新颖且可行的技术路径，后续通过扩大数据集规模，该框架性能有望得到进一步提升。为验证</w:t>
       </w:r>
       <w:r>
         <w:rPr>
@@ -1038,8 +1059,8 @@
         <w:textAlignment w:val="auto"/>
         <w:rPr>
           <w:rFonts w:hint="eastAsia" w:ascii="楷体" w:hAnsi="楷体" w:eastAsia="楷体" w:cs="楷体"/>
-          <w:b w:val="0"/>
-          <w:bCs w:val="0"/>
+          <w:b/>
+          <w:bCs/>
           <w:sz w:val="28"/>
           <w:szCs w:val="28"/>
           <w:lang w:val="en-US" w:eastAsia="zh-CN"/>
@@ -1048,8 +1069,8 @@
       <w:r>
         <w:rPr>
           <w:rFonts w:hint="eastAsia" w:ascii="楷体" w:hAnsi="楷体" w:eastAsia="楷体" w:cs="楷体"/>
-          <w:b w:val="0"/>
-          <w:bCs w:val="0"/>
+          <w:b/>
+          <w:bCs/>
           <w:sz w:val="28"/>
           <w:szCs w:val="28"/>
           <w:lang w:val="en-US" w:eastAsia="zh-CN"/>
@@ -1411,9 +1432,7 @@
         <w:jc w:val="both"/>
         <w:textAlignment w:val="auto"/>
         <w:rPr>
-          <w:rFonts w:hint="default" w:eastAsia="宋体" w:asciiTheme="minorEastAsia" w:hAnsiTheme="minorEastAsia" w:cstheme="minorEastAsia"/>
-          <w:b w:val="0"/>
-          <w:bCs w:val="0"/>
+          <w:rFonts w:hint="eastAsia" w:ascii="宋体" w:hAnsi="宋体" w:eastAsia="宋体" w:cs="宋体"/>
           <w:sz w:val="24"/>
           <w:szCs w:val="24"/>
           <w:lang w:val="en-US" w:eastAsia="zh-CN"/>
@@ -1552,10 +1571,224 @@
           <w:szCs w:val="24"/>
           <w:lang w:val="en-US" w:eastAsia="zh-CN"/>
         </w:rPr>
-        <w:t>。因而一般OCR技术难以满足对这类表意文字的识别需求，需要使用更进一步的新框架进行开发训练。</w:t>
-      </w:r>
+        <w:t>。因而一般</w:t>
+      </w:r>
+      <w:r>
+        <w:rPr>
+          <w:rFonts w:hint="default" w:ascii="Times New Roman" w:hAnsi="Times New Roman" w:eastAsia="宋体" w:cs="Times New Roman"/>
+          <w:sz w:val="24"/>
+          <w:szCs w:val="24"/>
+          <w:lang w:val="en-US" w:eastAsia="zh-CN"/>
+        </w:rPr>
+        <w:t>OCR</w:t>
+      </w:r>
+      <w:r>
+        <w:rPr>
+          <w:rFonts w:hint="eastAsia" w:ascii="宋体" w:hAnsi="宋体" w:eastAsia="宋体" w:cs="宋体"/>
+          <w:sz w:val="24"/>
+          <w:szCs w:val="24"/>
+          <w:lang w:val="en-US" w:eastAsia="zh-CN"/>
+        </w:rPr>
+        <w:t>技术难以满足对这类表意文字的识别需求，需要使用更进一步的新框架进行开发训练。</w:t>
+      </w:r>
+    </w:p>
+    <w:p>
+      <w:pPr>
+        <w:keepNext w:val="0"/>
+        <w:keepLines w:val="0"/>
+        <w:pageBreakBefore w:val="0"/>
+        <w:widowControl w:val="0"/>
+        <w:numPr>
+          <w:ilvl w:val="0"/>
+          <w:numId w:val="1"/>
+        </w:numPr>
+        <w:kinsoku/>
+        <w:wordWrap/>
+        <w:overflowPunct/>
+        <w:topLinePunct w:val="0"/>
+        <w:autoSpaceDE/>
+        <w:autoSpaceDN/>
+        <w:bidi w:val="0"/>
+        <w:adjustRightInd/>
+        <w:snapToGrid/>
+        <w:spacing w:before="157" w:beforeLines="50" w:after="157" w:afterLines="50" w:line="360" w:lineRule="auto"/>
+        <w:ind w:left="0" w:leftChars="0" w:right="0" w:rightChars="0" w:firstLine="420" w:firstLineChars="0"/>
+        <w:jc w:val="both"/>
+        <w:textAlignment w:val="auto"/>
+        <w:rPr>
+          <w:rFonts w:hint="eastAsia" w:ascii="楷体" w:hAnsi="楷体" w:eastAsia="楷体" w:cs="楷体"/>
+          <w:b/>
+          <w:bCs/>
+          <w:sz w:val="28"/>
+          <w:szCs w:val="28"/>
+          <w:lang w:val="en-US" w:eastAsia="zh-CN"/>
+        </w:rPr>
+      </w:pPr>
+      <w:r>
+        <w:rPr>
+          <w:rFonts w:hint="eastAsia" w:ascii="楷体" w:hAnsi="楷体" w:eastAsia="楷体" w:cs="楷体"/>
+          <w:b/>
+          <w:bCs/>
+          <w:sz w:val="28"/>
+          <w:szCs w:val="28"/>
+          <w:lang w:val="en-US" w:eastAsia="zh-CN"/>
+        </w:rPr>
+        <w:t>方法论</w:t>
+      </w:r>
+    </w:p>
+    <w:p>
+      <w:pPr>
+        <w:keepNext w:val="0"/>
+        <w:keepLines w:val="0"/>
+        <w:pageBreakBefore w:val="0"/>
+        <w:widowControl w:val="0"/>
+        <w:numPr>
+          <w:numId w:val="0"/>
+        </w:numPr>
+        <w:kinsoku/>
+        <w:wordWrap/>
+        <w:overflowPunct/>
+        <w:topLinePunct w:val="0"/>
+        <w:autoSpaceDE/>
+        <w:autoSpaceDN/>
+        <w:bidi w:val="0"/>
+        <w:adjustRightInd/>
+        <w:snapToGrid/>
+        <w:spacing w:before="157" w:beforeLines="50" w:after="157" w:afterLines="50" w:line="360" w:lineRule="auto"/>
+        <w:ind w:right="0" w:rightChars="0" w:firstLine="420" w:firstLineChars="0"/>
+        <w:jc w:val="both"/>
+        <w:textAlignment w:val="auto"/>
+        <w:rPr>
+          <w:rFonts w:hint="eastAsia" w:asciiTheme="minorEastAsia" w:hAnsiTheme="minorEastAsia" w:cstheme="minorEastAsia"/>
+          <w:b w:val="0"/>
+          <w:bCs w:val="0"/>
+          <w:sz w:val="24"/>
+          <w:szCs w:val="24"/>
+          <w:lang w:val="en-US" w:eastAsia="zh-CN"/>
+        </w:rPr>
+      </w:pPr>
+      <w:r>
+        <w:rPr>
+          <w:rFonts w:hint="eastAsia" w:asciiTheme="minorEastAsia" w:hAnsiTheme="minorEastAsia" w:cstheme="minorEastAsia"/>
+          <w:b w:val="0"/>
+          <w:bCs w:val="0"/>
+          <w:sz w:val="24"/>
+          <w:szCs w:val="24"/>
+          <w:lang w:val="en-US" w:eastAsia="zh-CN"/>
+        </w:rPr>
+        <w:t>受到人类识字过程的启发，笔者提出了一种基于结构先验的分层式西夏文识别模型，即先整体识别文字结构，再细化分析文字。</w:t>
+      </w:r>
+    </w:p>
+    <w:p>
+      <w:pPr>
+        <w:keepNext w:val="0"/>
+        <w:keepLines w:val="0"/>
+        <w:pageBreakBefore w:val="0"/>
+        <w:widowControl w:val="0"/>
+        <w:numPr>
+          <w:ilvl w:val="0"/>
+          <w:numId w:val="4"/>
+        </w:numPr>
+        <w:kinsoku/>
+        <w:wordWrap/>
+        <w:overflowPunct/>
+        <w:topLinePunct w:val="0"/>
+        <w:autoSpaceDE/>
+        <w:autoSpaceDN/>
+        <w:bidi w:val="0"/>
+        <w:adjustRightInd/>
+        <w:snapToGrid/>
+        <w:spacing w:before="157" w:beforeLines="50" w:after="157" w:afterLines="50" w:line="360" w:lineRule="auto"/>
+        <w:ind w:right="0" w:rightChars="0" w:firstLine="420" w:firstLineChars="0"/>
+        <w:jc w:val="both"/>
+        <w:textAlignment w:val="auto"/>
+        <w:rPr>
+          <w:rFonts w:hint="eastAsia" w:ascii="黑体" w:hAnsi="黑体" w:eastAsia="黑体" w:cs="黑体"/>
+          <w:b w:val="0"/>
+          <w:bCs w:val="0"/>
+          <w:sz w:val="24"/>
+          <w:szCs w:val="24"/>
+          <w:lang w:val="en-US" w:eastAsia="zh-CN"/>
+        </w:rPr>
+      </w:pPr>
+      <w:r>
+        <w:rPr>
+          <w:rFonts w:hint="eastAsia" w:ascii="黑体" w:hAnsi="黑体" w:eastAsia="黑体" w:cs="黑体"/>
+          <w:b w:val="0"/>
+          <w:bCs w:val="0"/>
+          <w:sz w:val="24"/>
+          <w:szCs w:val="24"/>
+          <w:lang w:val="en-US" w:eastAsia="zh-CN"/>
+        </w:rPr>
+        <w:t>西夏文字符体系结构定义</w:t>
+      </w:r>
+    </w:p>
+    <w:p>
+      <w:pPr>
+        <w:keepNext w:val="0"/>
+        <w:keepLines w:val="0"/>
+        <w:pageBreakBefore w:val="0"/>
+        <w:widowControl w:val="0"/>
+        <w:numPr>
+          <w:numId w:val="0"/>
+        </w:numPr>
+        <w:kinsoku/>
+        <w:wordWrap/>
+        <w:overflowPunct/>
+        <w:topLinePunct w:val="0"/>
+        <w:autoSpaceDE/>
+        <w:autoSpaceDN/>
+        <w:bidi w:val="0"/>
+        <w:adjustRightInd/>
+        <w:snapToGrid/>
+        <w:spacing w:before="157" w:beforeLines="50" w:after="157" w:afterLines="50" w:line="360" w:lineRule="auto"/>
+        <w:ind w:right="0" w:rightChars="0" w:firstLine="420" w:firstLineChars="0"/>
+        <w:jc w:val="both"/>
+        <w:textAlignment w:val="auto"/>
+        <w:rPr>
+          <w:rFonts w:hint="default" w:ascii="黑体" w:hAnsi="黑体" w:eastAsia="黑体" w:cs="黑体"/>
+          <w:b w:val="0"/>
+          <w:bCs w:val="0"/>
+          <w:sz w:val="24"/>
+          <w:szCs w:val="24"/>
+          <w:lang w:val="en-US" w:eastAsia="zh-CN"/>
+        </w:rPr>
+      </w:pPr>
       <w:bookmarkStart w:id="0" w:name="_GoBack"/>
       <w:bookmarkEnd w:id="0"/>
+    </w:p>
+    <w:p>
+      <w:pPr>
+        <w:keepNext w:val="0"/>
+        <w:keepLines w:val="0"/>
+        <w:pageBreakBefore w:val="0"/>
+        <w:widowControl w:val="0"/>
+        <w:numPr>
+          <w:ilvl w:val="0"/>
+          <w:numId w:val="0"/>
+        </w:numPr>
+        <w:kinsoku/>
+        <w:wordWrap/>
+        <w:overflowPunct/>
+        <w:topLinePunct w:val="0"/>
+        <w:autoSpaceDE/>
+        <w:autoSpaceDN/>
+        <w:bidi w:val="0"/>
+        <w:adjustRightInd/>
+        <w:snapToGrid/>
+        <w:spacing w:before="157" w:beforeLines="50" w:after="157" w:afterLines="50" w:line="360" w:lineRule="auto"/>
+        <w:ind w:right="0" w:rightChars="0" w:firstLine="420" w:firstLineChars="0"/>
+        <w:jc w:val="both"/>
+        <w:textAlignment w:val="auto"/>
+        <w:rPr>
+          <w:rFonts w:hint="default" w:ascii="楷体" w:hAnsi="楷体" w:eastAsia="楷体" w:cs="楷体"/>
+          <w:b w:val="0"/>
+          <w:bCs w:val="0"/>
+          <w:sz w:val="24"/>
+          <w:szCs w:val="24"/>
+          <w:lang w:val="en-US" w:eastAsia="zh-CN"/>
+        </w:rPr>
+      </w:pPr>
     </w:p>
     <w:sectPr>
       <w:footnotePr>
@@ -1883,6 +2116,21 @@
     </w:lvl>
   </w:abstractNum>
   <w:abstractNum w:abstractNumId="1">
+    <w:nsid w:val="C85105C8"/>
+    <w:multiLevelType w:val="singleLevel"/>
+    <w:tmpl w:val="C85105C8"/>
+    <w:lvl w:ilvl="0" w:tentative="0">
+      <w:start w:val="1"/>
+      <w:numFmt w:val="chineseCounting"/>
+      <w:suff w:val="nothing"/>
+      <w:lvlText w:val="（%1）"/>
+      <w:lvlJc w:val="left"/>
+      <w:rPr>
+        <w:rFonts w:hint="eastAsia"/>
+      </w:rPr>
+    </w:lvl>
+  </w:abstractNum>
+  <w:abstractNum w:abstractNumId="2">
     <w:nsid w:val="CDB6E0C4"/>
     <w:multiLevelType w:val="singleLevel"/>
     <w:tmpl w:val="CDB6E0C4"/>
@@ -1897,7 +2145,7 @@
       </w:rPr>
     </w:lvl>
   </w:abstractNum>
-  <w:abstractNum w:abstractNumId="2">
+  <w:abstractNum w:abstractNumId="3">
     <w:nsid w:val="26CE3BC7"/>
     <w:multiLevelType w:val="singleLevel"/>
     <w:tmpl w:val="26CE3BC7"/>
@@ -1913,13 +2161,16 @@
     </w:lvl>
   </w:abstractNum>
   <w:num w:numId="1">
-    <w:abstractNumId w:val="1"/>
+    <w:abstractNumId w:val="2"/>
   </w:num>
   <w:num w:numId="2">
-    <w:abstractNumId w:val="2"/>
+    <w:abstractNumId w:val="3"/>
   </w:num>
   <w:num w:numId="3">
     <w:abstractNumId w:val="0"/>
+  </w:num>
+  <w:num w:numId="4">
+    <w:abstractNumId w:val="1"/>
   </w:num>
 </w:numbering>
 </file>

--- a/doc/西夏文分层识别方案.docx
+++ b/doc/西夏文分层识别方案.docx
@@ -200,7 +200,28 @@
           <w:sz w:val="24"/>
           <w:szCs w:val="24"/>
         </w:rPr>
-        <w:t>）的分层光学字符识别框架。本框架的核心创新在于将复杂的整体识别任务分解为“先析其构，再辨其形”的两个阶段。第一阶段，通过一个结构分类网络，判定输入字符图像的整体空间布局（如</w:t>
+        <w:t>）的分层</w:t>
+      </w:r>
+      <w:r>
+        <w:rPr>
+          <w:rFonts w:hint="eastAsia" w:ascii="楷体" w:hAnsi="楷体" w:eastAsia="楷体" w:cs="楷体"/>
+          <w:b w:val="0"/>
+          <w:bCs w:val="0"/>
+          <w:sz w:val="24"/>
+          <w:szCs w:val="24"/>
+          <w:lang w:val="en-US" w:eastAsia="zh-CN"/>
+        </w:rPr>
+        <w:t>式</w:t>
+      </w:r>
+      <w:r>
+        <w:rPr>
+          <w:rFonts w:hint="eastAsia" w:ascii="楷体" w:hAnsi="楷体" w:eastAsia="楷体" w:cs="楷体"/>
+          <w:b w:val="0"/>
+          <w:bCs w:val="0"/>
+          <w:sz w:val="24"/>
+          <w:szCs w:val="24"/>
+        </w:rPr>
+        <w:t>光学字符识别框架。本框架的核心创新在于将复杂的整体识别任务分解为“先析其构，再辨其形”的两个阶段。第一阶段，通过一个结构分类网络，判定输入字符图像的整体空间布局（如</w:t>
       </w:r>
       <w:r>
         <w:rPr>
@@ -632,7 +653,7 @@
       </w:r>
       <w:r>
         <w:rPr>
-          <w:rStyle w:val="6"/>
+          <w:rStyle w:val="7"/>
           <w:rFonts w:hint="default" w:ascii="Times New Roman" w:hAnsi="Times New Roman" w:eastAsia="宋体" w:cs="Times New Roman"/>
           <w:sz w:val="24"/>
           <w:szCs w:val="24"/>
@@ -660,7 +681,7 @@
       </w:r>
       <w:r>
         <w:rPr>
-          <w:rStyle w:val="6"/>
+          <w:rStyle w:val="7"/>
           <w:rFonts w:hint="default" w:ascii="Times New Roman" w:hAnsi="Times New Roman" w:cs="Times New Roman"/>
           <w:b w:val="0"/>
           <w:bCs w:val="0"/>
@@ -679,7 +700,20 @@
           <w:szCs w:val="24"/>
           <w:lang w:val="en-US" w:eastAsia="zh-CN"/>
         </w:rPr>
-        <w:t>。对西夏文文献的研究，不仅仅是一门“冷门”绝学，更是一条探索中华文明优秀文化的新路线。下面将简单讨论西夏文识别研究的核心挑战并陈述本文的工作贡献。</w:t>
+        <w:t>。对西夏文文献的研究，不仅仅是一门冷门“绝学”</w:t>
+      </w:r>
+      <w:bookmarkStart w:id="0" w:name="_GoBack"/>
+      <w:bookmarkEnd w:id="0"/>
+      <w:r>
+        <w:rPr>
+          <w:rFonts w:hint="eastAsia" w:asciiTheme="minorEastAsia" w:hAnsiTheme="minorEastAsia" w:cstheme="minorEastAsia"/>
+          <w:b w:val="0"/>
+          <w:bCs w:val="0"/>
+          <w:sz w:val="24"/>
+          <w:szCs w:val="24"/>
+          <w:lang w:val="en-US" w:eastAsia="zh-CN"/>
+        </w:rPr>
+        <w:t>，更是一条探索中华文明优秀文化的新路线。下面将简单讨论西夏文识别研究的核心挑战并陈述本文的工作贡献。</w:t>
       </w:r>
     </w:p>
     <w:p>
@@ -1383,7 +1417,7 @@
         <w:bidi w:val="0"/>
         <w:adjustRightInd/>
         <w:snapToGrid/>
-        <w:spacing w:before="157" w:beforeLines="50" w:after="157" w:afterLines="50" w:line="360" w:lineRule="auto"/>
+        <w:spacing w:line="360" w:lineRule="auto"/>
         <w:ind w:right="0" w:rightChars="0" w:firstLine="420" w:firstLineChars="0"/>
         <w:jc w:val="both"/>
         <w:textAlignment w:val="auto"/>
@@ -1427,7 +1461,7 @@
         <w:bidi w:val="0"/>
         <w:adjustRightInd/>
         <w:snapToGrid/>
-        <w:spacing w:before="157" w:beforeLines="50" w:after="157" w:afterLines="50" w:line="360" w:lineRule="auto"/>
+        <w:spacing w:line="360" w:lineRule="auto"/>
         <w:ind w:right="0" w:rightChars="0" w:firstLine="420" w:firstLineChars="0"/>
         <w:jc w:val="both"/>
         <w:textAlignment w:val="auto"/>
@@ -1459,7 +1493,7 @@
       </w:r>
       <w:r>
         <w:rPr>
-          <w:rStyle w:val="6"/>
+          <w:rStyle w:val="7"/>
           <w:rFonts w:ascii="宋体" w:hAnsi="宋体" w:eastAsia="宋体" w:cs="宋体"/>
           <w:sz w:val="24"/>
           <w:szCs w:val="24"/>
@@ -1556,7 +1590,7 @@
       </w:r>
       <w:r>
         <w:rPr>
-          <w:rStyle w:val="6"/>
+          <w:rStyle w:val="7"/>
           <w:rFonts w:hint="default" w:ascii="Times New Roman" w:hAnsi="Times New Roman" w:eastAsia="宋体" w:cs="Times New Roman"/>
           <w:sz w:val="24"/>
           <w:szCs w:val="24"/>
@@ -1643,6 +1677,7 @@
         <w:pageBreakBefore w:val="0"/>
         <w:widowControl w:val="0"/>
         <w:numPr>
+          <w:ilvl w:val="0"/>
           <w:numId w:val="0"/>
         </w:numPr>
         <w:kinsoku/>
@@ -1654,7 +1689,7 @@
         <w:bidi w:val="0"/>
         <w:adjustRightInd/>
         <w:snapToGrid/>
-        <w:spacing w:before="157" w:beforeLines="50" w:after="157" w:afterLines="50" w:line="360" w:lineRule="auto"/>
+        <w:spacing w:line="360" w:lineRule="auto"/>
         <w:ind w:right="0" w:rightChars="0" w:firstLine="420" w:firstLineChars="0"/>
         <w:jc w:val="both"/>
         <w:textAlignment w:val="auto"/>
@@ -1676,7 +1711,7 @@
           <w:szCs w:val="24"/>
           <w:lang w:val="en-US" w:eastAsia="zh-CN"/>
         </w:rPr>
-        <w:t>受到人类识字过程的启发，笔者提出了一种基于结构先验的分层式西夏文识别模型，即先整体识别文字结构，再细化分析文字。</w:t>
+        <w:t>受到人类识字过程的启发，笔者提出了一种基于结构先验的分层式西夏文识别模型，该框架的核心思想是模仿人类识字的认知过程，将复杂的西夏文整体识别任务分解为两个相对简单、串行处理的子任务：首先分析字符的全局空间结构，再根据结构类型进行细粒度的字符识别。这种分层的设计旨在通过引入结构先验知识，有效降低识别问题的复杂度。</w:t>
       </w:r>
     </w:p>
     <w:p>
@@ -1698,7 +1733,7 @@
         <w:bidi w:val="0"/>
         <w:adjustRightInd/>
         <w:snapToGrid/>
-        <w:spacing w:before="157" w:beforeLines="50" w:after="157" w:afterLines="50" w:line="360" w:lineRule="auto"/>
+        <w:spacing w:line="360" w:lineRule="auto"/>
         <w:ind w:right="0" w:rightChars="0" w:firstLine="420" w:firstLineChars="0"/>
         <w:jc w:val="both"/>
         <w:textAlignment w:val="auto"/>
@@ -1720,42 +1755,8 @@
           <w:szCs w:val="24"/>
           <w:lang w:val="en-US" w:eastAsia="zh-CN"/>
         </w:rPr>
-        <w:t>西夏文字符体系结构定义</w:t>
-      </w:r>
-    </w:p>
-    <w:p>
-      <w:pPr>
-        <w:keepNext w:val="0"/>
-        <w:keepLines w:val="0"/>
-        <w:pageBreakBefore w:val="0"/>
-        <w:widowControl w:val="0"/>
-        <w:numPr>
-          <w:numId w:val="0"/>
-        </w:numPr>
-        <w:kinsoku/>
-        <w:wordWrap/>
-        <w:overflowPunct/>
-        <w:topLinePunct w:val="0"/>
-        <w:autoSpaceDE/>
-        <w:autoSpaceDN/>
-        <w:bidi w:val="0"/>
-        <w:adjustRightInd/>
-        <w:snapToGrid/>
-        <w:spacing w:before="157" w:beforeLines="50" w:after="157" w:afterLines="50" w:line="360" w:lineRule="auto"/>
-        <w:ind w:right="0" w:rightChars="0" w:firstLine="420" w:firstLineChars="0"/>
-        <w:jc w:val="both"/>
-        <w:textAlignment w:val="auto"/>
-        <w:rPr>
-          <w:rFonts w:hint="default" w:ascii="黑体" w:hAnsi="黑体" w:eastAsia="黑体" w:cs="黑体"/>
-          <w:b w:val="0"/>
-          <w:bCs w:val="0"/>
-          <w:sz w:val="24"/>
-          <w:szCs w:val="24"/>
-          <w:lang w:val="en-US" w:eastAsia="zh-CN"/>
-        </w:rPr>
-      </w:pPr>
-      <w:bookmarkStart w:id="0" w:name="_GoBack"/>
-      <w:bookmarkEnd w:id="0"/>
+        <w:t>整体框架概述</w:t>
+      </w:r>
     </w:p>
     <w:p>
       <w:pPr>
@@ -1776,16 +1777,1674 @@
         <w:bidi w:val="0"/>
         <w:adjustRightInd/>
         <w:snapToGrid/>
-        <w:spacing w:before="157" w:beforeLines="50" w:after="157" w:afterLines="50" w:line="360" w:lineRule="auto"/>
+        <w:spacing w:line="360" w:lineRule="auto"/>
         <w:ind w:right="0" w:rightChars="0" w:firstLine="420" w:firstLineChars="0"/>
         <w:jc w:val="both"/>
         <w:textAlignment w:val="auto"/>
         <w:rPr>
-          <w:rFonts w:hint="default" w:ascii="楷体" w:hAnsi="楷体" w:eastAsia="楷体" w:cs="楷体"/>
-          <w:b w:val="0"/>
-          <w:bCs w:val="0"/>
-          <w:sz w:val="24"/>
-          <w:szCs w:val="24"/>
+          <w:rFonts w:hint="eastAsia" w:asciiTheme="minorEastAsia" w:hAnsiTheme="minorEastAsia" w:cstheme="minorEastAsia"/>
+          <w:b w:val="0"/>
+          <w:bCs w:val="0"/>
+          <w:sz w:val="24"/>
+          <w:szCs w:val="24"/>
+          <w:lang w:val="en-US" w:eastAsia="zh-CN"/>
+        </w:rPr>
+      </w:pPr>
+      <w:r>
+        <w:rPr>
+          <w:rFonts w:hint="default" w:ascii="Times New Roman" w:hAnsi="Times New Roman" w:cs="Times New Roman"/>
+          <w:b w:val="0"/>
+          <w:bCs w:val="0"/>
+          <w:sz w:val="24"/>
+          <w:szCs w:val="24"/>
+          <w:lang w:val="en-US" w:eastAsia="zh-CN"/>
+        </w:rPr>
+        <w:t>THOCR</w:t>
+      </w:r>
+      <w:r>
+        <w:rPr>
+          <w:rFonts w:hint="eastAsia" w:asciiTheme="minorEastAsia" w:hAnsiTheme="minorEastAsia" w:cstheme="minorEastAsia"/>
+          <w:b w:val="0"/>
+          <w:bCs w:val="0"/>
+          <w:sz w:val="24"/>
+          <w:szCs w:val="24"/>
+          <w:lang w:val="en-US" w:eastAsia="zh-CN"/>
+        </w:rPr>
+        <w:t>系统的整体工作流程如图</w:t>
+      </w:r>
+      <w:r>
+        <w:rPr>
+          <w:rFonts w:hint="default" w:ascii="Times New Roman" w:hAnsi="Times New Roman" w:cs="Times New Roman"/>
+          <w:b w:val="0"/>
+          <w:bCs w:val="0"/>
+          <w:sz w:val="24"/>
+          <w:szCs w:val="24"/>
+          <w:lang w:val="en-US" w:eastAsia="zh-CN"/>
+        </w:rPr>
+        <w:t>1</w:t>
+      </w:r>
+      <w:r>
+        <w:rPr>
+          <w:rFonts w:hint="eastAsia" w:asciiTheme="minorEastAsia" w:hAnsiTheme="minorEastAsia" w:cstheme="minorEastAsia"/>
+          <w:b w:val="0"/>
+          <w:bCs w:val="0"/>
+          <w:sz w:val="24"/>
+          <w:szCs w:val="24"/>
+          <w:lang w:val="en-US" w:eastAsia="zh-CN"/>
+        </w:rPr>
+        <w:t>所示，其主要由两个核心阶段构成。第一阶段为结构分类阶段，输入一个预处理后的西夏文字符图像，由结构分类模块进行分析，输出其所属的结构类别。第二阶段为文字识别阶段，根据第一阶段判定的结构类别，系统将原始字符图像路由至对应的、专门为该结构优化的细粒度字符识别模块，最终输出该字符的具体唯一编码（如</w:t>
+      </w:r>
+      <w:r>
+        <w:rPr>
+          <w:rFonts w:hint="default" w:ascii="Times New Roman" w:hAnsi="Times New Roman" w:cs="Times New Roman"/>
+          <w:b w:val="0"/>
+          <w:bCs w:val="0"/>
+          <w:sz w:val="24"/>
+          <w:szCs w:val="24"/>
+          <w:lang w:val="en-US" w:eastAsia="zh-CN"/>
+        </w:rPr>
+        <w:t>Unicode</w:t>
+      </w:r>
+      <w:r>
+        <w:rPr>
+          <w:rFonts w:hint="eastAsia" w:asciiTheme="minorEastAsia" w:hAnsiTheme="minorEastAsia" w:cstheme="minorEastAsia"/>
+          <w:b w:val="0"/>
+          <w:bCs w:val="0"/>
+          <w:sz w:val="24"/>
+          <w:szCs w:val="24"/>
+          <w:lang w:val="en-US" w:eastAsia="zh-CN"/>
+        </w:rPr>
+        <w:t>）。</w:t>
+      </w:r>
+    </w:p>
+    <w:p>
+      <w:pPr>
+        <w:keepNext w:val="0"/>
+        <w:keepLines w:val="0"/>
+        <w:pageBreakBefore w:val="0"/>
+        <w:widowControl w:val="0"/>
+        <w:numPr>
+          <w:ilvl w:val="0"/>
+          <w:numId w:val="0"/>
+        </w:numPr>
+        <w:kinsoku/>
+        <w:wordWrap/>
+        <w:overflowPunct/>
+        <w:topLinePunct w:val="0"/>
+        <w:autoSpaceDE/>
+        <w:autoSpaceDN/>
+        <w:bidi w:val="0"/>
+        <w:adjustRightInd/>
+        <w:snapToGrid/>
+        <w:spacing w:line="360" w:lineRule="auto"/>
+        <w:ind w:right="0" w:rightChars="0" w:firstLine="420" w:firstLineChars="0"/>
+        <w:jc w:val="both"/>
+        <w:textAlignment w:val="auto"/>
+        <w:rPr>
+          <w:rFonts w:hint="eastAsia" w:ascii="黑体" w:hAnsi="黑体" w:eastAsia="黑体" w:cs="黑体"/>
+          <w:b w:val="0"/>
+          <w:bCs w:val="0"/>
+          <w:sz w:val="24"/>
+          <w:szCs w:val="24"/>
+          <w:lang w:val="en-US" w:eastAsia="zh-CN"/>
+        </w:rPr>
+      </w:pPr>
+      <w:r>
+        <w:rPr>
+          <w:rFonts w:hint="eastAsia" w:asciiTheme="minorEastAsia" w:hAnsiTheme="minorEastAsia" w:cstheme="minorEastAsia"/>
+          <w:b w:val="0"/>
+          <w:bCs w:val="0"/>
+          <w:sz w:val="24"/>
+          <w:szCs w:val="24"/>
+          <w:lang w:val="en-US" w:eastAsia="zh-CN"/>
+        </w:rPr>
+        <w:t>这种“分而治之”的策略，使得每个识别器只需专注于学习某一特定结构类别下的字符特征，极大地缩小了其所需区分的候选字符集，从而有望提升识别的准确率和鲁棒性。</w:t>
+      </w:r>
+    </w:p>
+    <w:p>
+      <w:pPr>
+        <w:keepNext w:val="0"/>
+        <w:keepLines w:val="0"/>
+        <w:pageBreakBefore w:val="0"/>
+        <w:widowControl w:val="0"/>
+        <w:numPr>
+          <w:ilvl w:val="0"/>
+          <w:numId w:val="5"/>
+        </w:numPr>
+        <w:kinsoku/>
+        <w:wordWrap/>
+        <w:overflowPunct/>
+        <w:topLinePunct w:val="0"/>
+        <w:autoSpaceDE/>
+        <w:autoSpaceDN/>
+        <w:bidi w:val="0"/>
+        <w:adjustRightInd/>
+        <w:snapToGrid/>
+        <w:spacing w:line="360" w:lineRule="auto"/>
+        <w:ind w:right="0" w:rightChars="0" w:firstLine="420" w:firstLineChars="0"/>
+        <w:jc w:val="both"/>
+        <w:textAlignment w:val="auto"/>
+        <w:rPr>
+          <w:rFonts w:hint="eastAsia" w:ascii="黑体" w:hAnsi="黑体" w:eastAsia="黑体" w:cs="黑体"/>
+          <w:b w:val="0"/>
+          <w:bCs w:val="0"/>
+          <w:sz w:val="24"/>
+          <w:szCs w:val="24"/>
+          <w:lang w:val="en-US" w:eastAsia="zh-CN"/>
+        </w:rPr>
+      </w:pPr>
+      <w:r>
+        <w:rPr>
+          <w:rFonts w:hint="eastAsia" w:ascii="黑体" w:hAnsi="黑体" w:eastAsia="黑体" w:cs="黑体"/>
+          <w:b w:val="0"/>
+          <w:bCs w:val="0"/>
+          <w:sz w:val="24"/>
+          <w:szCs w:val="24"/>
+          <w:lang w:val="en-US" w:eastAsia="zh-CN"/>
+        </w:rPr>
+        <w:t>西夏文字符结构体系</w:t>
+      </w:r>
+    </w:p>
+    <w:p>
+      <w:pPr>
+        <w:keepNext w:val="0"/>
+        <w:keepLines w:val="0"/>
+        <w:pageBreakBefore w:val="0"/>
+        <w:widowControl w:val="0"/>
+        <w:numPr>
+          <w:ilvl w:val="0"/>
+          <w:numId w:val="0"/>
+        </w:numPr>
+        <w:kinsoku/>
+        <w:wordWrap/>
+        <w:overflowPunct/>
+        <w:topLinePunct w:val="0"/>
+        <w:autoSpaceDE/>
+        <w:autoSpaceDN/>
+        <w:bidi w:val="0"/>
+        <w:adjustRightInd/>
+        <w:snapToGrid/>
+        <w:spacing w:line="360" w:lineRule="auto"/>
+        <w:ind w:right="0" w:rightChars="0" w:firstLine="420" w:firstLineChars="0"/>
+        <w:jc w:val="both"/>
+        <w:textAlignment w:val="auto"/>
+        <w:rPr>
+          <w:rFonts w:hint="eastAsia" w:asciiTheme="minorEastAsia" w:hAnsiTheme="minorEastAsia" w:cstheme="minorEastAsia"/>
+          <w:b w:val="0"/>
+          <w:bCs w:val="0"/>
+          <w:sz w:val="24"/>
+          <w:szCs w:val="24"/>
+          <w:lang w:val="en-US" w:eastAsia="zh-CN"/>
+        </w:rPr>
+      </w:pPr>
+      <w:r>
+        <w:rPr>
+          <w:rFonts w:hint="eastAsia" w:asciiTheme="minorEastAsia" w:hAnsiTheme="minorEastAsia" w:cstheme="minorEastAsia"/>
+          <w:b w:val="0"/>
+          <w:bCs w:val="0"/>
+          <w:sz w:val="24"/>
+          <w:szCs w:val="24"/>
+          <w:lang w:val="en-US" w:eastAsia="zh-CN"/>
+        </w:rPr>
+        <w:t>在进行系统开发前，需要构建一套科学且计算友好的结构分类体系，在分析西夏文结构特点后，以汉字结构学为参考，笔者建立了由四种基本类型构成的结构体系，如图</w:t>
+      </w:r>
+      <w:r>
+        <w:rPr>
+          <w:rFonts w:hint="default" w:ascii="Times New Roman" w:hAnsi="Times New Roman" w:cs="Times New Roman"/>
+          <w:b w:val="0"/>
+          <w:bCs w:val="0"/>
+          <w:sz w:val="24"/>
+          <w:szCs w:val="24"/>
+          <w:lang w:val="en-US" w:eastAsia="zh-CN"/>
+        </w:rPr>
+        <w:t>2</w:t>
+      </w:r>
+      <w:r>
+        <w:rPr>
+          <w:rFonts w:hint="eastAsia" w:asciiTheme="minorEastAsia" w:hAnsiTheme="minorEastAsia" w:cstheme="minorEastAsia"/>
+          <w:b w:val="0"/>
+          <w:bCs w:val="0"/>
+          <w:sz w:val="24"/>
+          <w:szCs w:val="24"/>
+          <w:lang w:val="en-US" w:eastAsia="zh-CN"/>
+        </w:rPr>
+        <w:t>。第一是独立型，字符由字符是一个完整的、不可再分的单体结构，笔画间交织紧密，没有明显的部件分隔。第二是横叠型，字符总体由上、下两个或多个部件纵向堆叠而成，具有明显的水平分割线（包括类“品”字型结构）。第三是竖叠型，字符由左、右两个或多个部件横向并置而成，具有明显的垂直分割线。第四是半围型，字符部件之间存在部分包围、二面包围或嵌入关系，结构上不对称。</w:t>
+      </w:r>
+    </w:p>
+    <w:p>
+      <w:pPr>
+        <w:keepNext w:val="0"/>
+        <w:keepLines w:val="0"/>
+        <w:pageBreakBefore w:val="0"/>
+        <w:widowControl w:val="0"/>
+        <w:numPr>
+          <w:ilvl w:val="0"/>
+          <w:numId w:val="0"/>
+        </w:numPr>
+        <w:kinsoku/>
+        <w:wordWrap/>
+        <w:overflowPunct/>
+        <w:topLinePunct w:val="0"/>
+        <w:autoSpaceDE/>
+        <w:autoSpaceDN/>
+        <w:bidi w:val="0"/>
+        <w:adjustRightInd/>
+        <w:snapToGrid/>
+        <w:spacing w:line="360" w:lineRule="auto"/>
+        <w:ind w:right="0" w:rightChars="0" w:firstLine="420" w:firstLineChars="0"/>
+        <w:jc w:val="center"/>
+        <w:textAlignment w:val="auto"/>
+        <w:rPr>
+          <w:rFonts w:hint="default" w:asciiTheme="minorEastAsia" w:hAnsiTheme="minorEastAsia" w:cstheme="minorEastAsia"/>
+          <w:b w:val="0"/>
+          <w:bCs w:val="0"/>
+          <w:sz w:val="24"/>
+          <w:szCs w:val="24"/>
+          <w:lang w:val="en-US" w:eastAsia="zh-CN"/>
+        </w:rPr>
+      </w:pPr>
+      <w:r>
+        <w:rPr>
+          <w:rFonts w:hint="default" w:asciiTheme="minorEastAsia" w:hAnsiTheme="minorEastAsia" w:cstheme="minorEastAsia"/>
+          <w:b w:val="0"/>
+          <w:bCs w:val="0"/>
+          <w:sz w:val="24"/>
+          <w:szCs w:val="24"/>
+          <w:lang w:val="en-US" w:eastAsia="zh-CN"/>
+        </w:rPr>
+        <w:drawing>
+          <wp:inline distT="0" distB="0" distL="114300" distR="114300">
+            <wp:extent cx="3107690" cy="3199130"/>
+            <wp:effectExtent l="0" t="0" r="3810" b="1270"/>
+            <wp:docPr id="1" name="图片 1" descr="structure"/>
+            <wp:cNvGraphicFramePr>
+              <a:graphicFrameLocks xmlns:a="http://schemas.openxmlformats.org/drawingml/2006/main" noChangeAspect="1"/>
+            </wp:cNvGraphicFramePr>
+            <a:graphic xmlns:a="http://schemas.openxmlformats.org/drawingml/2006/main">
+              <a:graphicData uri="http://schemas.openxmlformats.org/drawingml/2006/picture">
+                <pic:pic xmlns:pic="http://schemas.openxmlformats.org/drawingml/2006/picture">
+                  <pic:nvPicPr>
+                    <pic:cNvPr id="1" name="图片 1" descr="structure"/>
+                    <pic:cNvPicPr>
+                      <a:picLocks noChangeAspect="1"/>
+                    </pic:cNvPicPr>
+                  </pic:nvPicPr>
+                  <pic:blipFill>
+                    <a:blip r:embed="rId5"/>
+                    <a:srcRect t="10429" b="16799"/>
+                    <a:stretch>
+                      <a:fillRect/>
+                    </a:stretch>
+                  </pic:blipFill>
+                  <pic:spPr>
+                    <a:xfrm>
+                      <a:off x="0" y="0"/>
+                      <a:ext cx="3107690" cy="3199130"/>
+                    </a:xfrm>
+                    <a:prstGeom prst="rect">
+                      <a:avLst/>
+                    </a:prstGeom>
+                  </pic:spPr>
+                </pic:pic>
+              </a:graphicData>
+            </a:graphic>
+          </wp:inline>
+        </w:drawing>
+      </w:r>
+    </w:p>
+    <w:p>
+      <w:pPr>
+        <w:keepNext w:val="0"/>
+        <w:keepLines w:val="0"/>
+        <w:pageBreakBefore w:val="0"/>
+        <w:widowControl w:val="0"/>
+        <w:numPr>
+          <w:ilvl w:val="0"/>
+          <w:numId w:val="0"/>
+        </w:numPr>
+        <w:kinsoku/>
+        <w:wordWrap/>
+        <w:overflowPunct/>
+        <w:topLinePunct w:val="0"/>
+        <w:autoSpaceDE/>
+        <w:autoSpaceDN/>
+        <w:bidi w:val="0"/>
+        <w:adjustRightInd/>
+        <w:snapToGrid/>
+        <w:spacing w:line="360" w:lineRule="auto"/>
+        <w:ind w:right="0" w:rightChars="0" w:firstLine="420" w:firstLineChars="0"/>
+        <w:jc w:val="center"/>
+        <w:textAlignment w:val="auto"/>
+        <w:rPr>
+          <w:rFonts w:hint="default" w:asciiTheme="minorEastAsia" w:hAnsiTheme="minorEastAsia" w:cstheme="minorEastAsia"/>
+          <w:b w:val="0"/>
+          <w:bCs w:val="0"/>
+          <w:sz w:val="24"/>
+          <w:szCs w:val="24"/>
+          <w:lang w:val="en-US" w:eastAsia="zh-CN"/>
+        </w:rPr>
+      </w:pPr>
+      <w:r>
+        <w:rPr>
+          <w:rFonts w:hint="eastAsia" w:asciiTheme="minorEastAsia" w:hAnsiTheme="minorEastAsia" w:cstheme="minorEastAsia"/>
+          <w:b w:val="0"/>
+          <w:bCs w:val="0"/>
+          <w:sz w:val="24"/>
+          <w:szCs w:val="24"/>
+          <w:lang w:val="en-US" w:eastAsia="zh-CN"/>
+        </w:rPr>
+        <w:t>图</w:t>
+      </w:r>
+      <w:r>
+        <w:rPr>
+          <w:rFonts w:hint="default" w:ascii="Times New Roman" w:hAnsi="Times New Roman" w:cs="Times New Roman"/>
+          <w:b w:val="0"/>
+          <w:bCs w:val="0"/>
+          <w:sz w:val="24"/>
+          <w:szCs w:val="24"/>
+          <w:lang w:val="en-US" w:eastAsia="zh-CN"/>
+        </w:rPr>
+        <w:t>1</w:t>
+      </w:r>
+    </w:p>
+    <w:p>
+      <w:pPr>
+        <w:keepNext w:val="0"/>
+        <w:keepLines w:val="0"/>
+        <w:pageBreakBefore w:val="0"/>
+        <w:widowControl w:val="0"/>
+        <w:numPr>
+          <w:ilvl w:val="0"/>
+          <w:numId w:val="0"/>
+        </w:numPr>
+        <w:kinsoku/>
+        <w:wordWrap/>
+        <w:overflowPunct/>
+        <w:topLinePunct w:val="0"/>
+        <w:autoSpaceDE/>
+        <w:autoSpaceDN/>
+        <w:bidi w:val="0"/>
+        <w:adjustRightInd/>
+        <w:snapToGrid/>
+        <w:spacing w:line="360" w:lineRule="auto"/>
+        <w:ind w:right="0" w:rightChars="0" w:firstLine="420" w:firstLineChars="0"/>
+        <w:jc w:val="both"/>
+        <w:textAlignment w:val="auto"/>
+        <w:rPr>
+          <w:rFonts w:hint="eastAsia" w:asciiTheme="minorEastAsia" w:hAnsiTheme="minorEastAsia" w:cstheme="minorEastAsia"/>
+          <w:b w:val="0"/>
+          <w:bCs w:val="0"/>
+          <w:sz w:val="24"/>
+          <w:szCs w:val="24"/>
+          <w:lang w:val="en-US" w:eastAsia="zh-CN"/>
+        </w:rPr>
+      </w:pPr>
+      <w:r>
+        <w:rPr>
+          <w:rFonts w:hint="eastAsia" w:asciiTheme="minorEastAsia" w:hAnsiTheme="minorEastAsia" w:cstheme="minorEastAsia"/>
+          <w:b w:val="0"/>
+          <w:bCs w:val="0"/>
+          <w:sz w:val="24"/>
+          <w:szCs w:val="24"/>
+          <w:lang w:val="en-US" w:eastAsia="zh-CN"/>
+        </w:rPr>
+        <w:t>该体系涵盖了绝大多数西夏文字的结构，具备良好的可扩展性，本文后续研究所用数据集均基于此体系。</w:t>
+      </w:r>
+    </w:p>
+    <w:p>
+      <w:pPr>
+        <w:keepNext w:val="0"/>
+        <w:keepLines w:val="0"/>
+        <w:pageBreakBefore w:val="0"/>
+        <w:widowControl w:val="0"/>
+        <w:numPr>
+          <w:ilvl w:val="0"/>
+          <w:numId w:val="0"/>
+        </w:numPr>
+        <w:kinsoku/>
+        <w:wordWrap/>
+        <w:overflowPunct/>
+        <w:topLinePunct w:val="0"/>
+        <w:autoSpaceDE/>
+        <w:autoSpaceDN/>
+        <w:bidi w:val="0"/>
+        <w:adjustRightInd/>
+        <w:snapToGrid/>
+        <w:spacing w:line="360" w:lineRule="auto"/>
+        <w:ind w:right="0" w:rightChars="0" w:firstLine="420" w:firstLineChars="0"/>
+        <w:jc w:val="both"/>
+        <w:textAlignment w:val="auto"/>
+        <w:rPr>
+          <w:rFonts w:hint="eastAsia" w:ascii="黑体" w:hAnsi="黑体" w:eastAsia="黑体" w:cs="黑体"/>
+          <w:b w:val="0"/>
+          <w:bCs w:val="0"/>
+          <w:sz w:val="24"/>
+          <w:szCs w:val="24"/>
+          <w:lang w:val="en-US" w:eastAsia="zh-CN"/>
+        </w:rPr>
+      </w:pPr>
+      <w:r>
+        <w:rPr>
+          <w:rFonts w:hint="eastAsia" w:ascii="黑体" w:hAnsi="黑体" w:eastAsia="黑体" w:cs="黑体"/>
+          <w:b w:val="0"/>
+          <w:bCs w:val="0"/>
+          <w:sz w:val="24"/>
+          <w:szCs w:val="24"/>
+          <w:lang w:val="en-US" w:eastAsia="zh-CN"/>
+        </w:rPr>
+        <w:t>（三）结构分类模块</w:t>
+      </w:r>
+    </w:p>
+    <w:p>
+      <w:pPr>
+        <w:keepNext w:val="0"/>
+        <w:keepLines w:val="0"/>
+        <w:pageBreakBefore w:val="0"/>
+        <w:widowControl w:val="0"/>
+        <w:numPr>
+          <w:ilvl w:val="0"/>
+          <w:numId w:val="0"/>
+        </w:numPr>
+        <w:kinsoku/>
+        <w:wordWrap/>
+        <w:overflowPunct/>
+        <w:topLinePunct w:val="0"/>
+        <w:autoSpaceDE/>
+        <w:autoSpaceDN/>
+        <w:bidi w:val="0"/>
+        <w:adjustRightInd/>
+        <w:snapToGrid/>
+        <w:spacing w:line="360" w:lineRule="auto"/>
+        <w:ind w:right="0" w:rightChars="0" w:firstLine="420" w:firstLineChars="0"/>
+        <w:jc w:val="both"/>
+        <w:textAlignment w:val="auto"/>
+        <w:rPr>
+          <w:rFonts w:hint="eastAsia" w:asciiTheme="minorEastAsia" w:hAnsiTheme="minorEastAsia" w:cstheme="minorEastAsia"/>
+          <w:b w:val="0"/>
+          <w:bCs w:val="0"/>
+          <w:sz w:val="24"/>
+          <w:szCs w:val="24"/>
+          <w:lang w:val="en-US" w:eastAsia="zh-CN"/>
+        </w:rPr>
+      </w:pPr>
+      <w:r>
+        <w:rPr>
+          <w:rFonts w:hint="eastAsia" w:asciiTheme="minorEastAsia" w:hAnsiTheme="minorEastAsia" w:cstheme="minorEastAsia"/>
+          <w:b w:val="0"/>
+          <w:bCs w:val="0"/>
+          <w:sz w:val="24"/>
+          <w:szCs w:val="24"/>
+          <w:lang w:val="en-US" w:eastAsia="zh-CN"/>
+        </w:rPr>
+        <w:t>结构分类模块是</w:t>
+      </w:r>
+      <w:r>
+        <w:rPr>
+          <w:rFonts w:hint="default" w:ascii="Times New Roman" w:hAnsi="Times New Roman" w:cs="Times New Roman"/>
+          <w:b w:val="0"/>
+          <w:bCs w:val="0"/>
+          <w:sz w:val="24"/>
+          <w:szCs w:val="24"/>
+          <w:lang w:val="en-US" w:eastAsia="zh-CN"/>
+        </w:rPr>
+        <w:t>THOCR</w:t>
+      </w:r>
+      <w:r>
+        <w:rPr>
+          <w:rFonts w:hint="eastAsia" w:asciiTheme="minorEastAsia" w:hAnsiTheme="minorEastAsia" w:cstheme="minorEastAsia"/>
+          <w:b w:val="0"/>
+          <w:bCs w:val="0"/>
+          <w:sz w:val="24"/>
+          <w:szCs w:val="24"/>
+          <w:lang w:val="en-US" w:eastAsia="zh-CN"/>
+        </w:rPr>
+        <w:t>工作流的第一个组件，其性能直接影响到后续路由的正确性。</w:t>
+      </w:r>
+    </w:p>
+    <w:p>
+      <w:pPr>
+        <w:keepNext w:val="0"/>
+        <w:keepLines w:val="0"/>
+        <w:pageBreakBefore w:val="0"/>
+        <w:widowControl w:val="0"/>
+        <w:numPr>
+          <w:ilvl w:val="0"/>
+          <w:numId w:val="0"/>
+        </w:numPr>
+        <w:kinsoku/>
+        <w:wordWrap/>
+        <w:overflowPunct/>
+        <w:topLinePunct w:val="0"/>
+        <w:autoSpaceDE/>
+        <w:autoSpaceDN/>
+        <w:bidi w:val="0"/>
+        <w:adjustRightInd/>
+        <w:snapToGrid/>
+        <w:spacing w:line="360" w:lineRule="auto"/>
+        <w:ind w:right="0" w:rightChars="0" w:firstLine="420" w:firstLineChars="0"/>
+        <w:jc w:val="both"/>
+        <w:textAlignment w:val="auto"/>
+        <w:rPr>
+          <w:rFonts w:hint="eastAsia" w:asciiTheme="minorEastAsia" w:hAnsiTheme="minorEastAsia" w:cstheme="minorEastAsia"/>
+          <w:b w:val="0"/>
+          <w:bCs w:val="0"/>
+          <w:sz w:val="24"/>
+          <w:szCs w:val="24"/>
+          <w:lang w:val="en-US" w:eastAsia="zh-CN"/>
+        </w:rPr>
+      </w:pPr>
+      <w:r>
+        <w:rPr>
+          <w:rFonts w:hint="eastAsia" w:asciiTheme="minorEastAsia" w:hAnsiTheme="minorEastAsia" w:cstheme="minorEastAsia"/>
+          <w:b w:val="0"/>
+          <w:bCs w:val="0"/>
+          <w:sz w:val="24"/>
+          <w:szCs w:val="24"/>
+          <w:lang w:val="en-US" w:eastAsia="zh-CN"/>
+        </w:rPr>
+        <w:t>本模块采用基于迁移学习的策略。选用在</w:t>
+      </w:r>
+      <w:r>
+        <w:rPr>
+          <w:rFonts w:hint="default" w:ascii="Times New Roman" w:hAnsi="Times New Roman" w:cs="Times New Roman"/>
+          <w:b w:val="0"/>
+          <w:bCs w:val="0"/>
+          <w:sz w:val="24"/>
+          <w:szCs w:val="24"/>
+          <w:lang w:val="en-US" w:eastAsia="zh-CN"/>
+        </w:rPr>
+        <w:t>ImageNet</w:t>
+      </w:r>
+      <w:r>
+        <w:rPr>
+          <w:rFonts w:hint="eastAsia" w:asciiTheme="minorEastAsia" w:hAnsiTheme="minorEastAsia" w:cstheme="minorEastAsia"/>
+          <w:b w:val="0"/>
+          <w:bCs w:val="0"/>
+          <w:sz w:val="24"/>
+          <w:szCs w:val="24"/>
+          <w:lang w:val="en-US" w:eastAsia="zh-CN"/>
+        </w:rPr>
+        <w:t>大规模数据集上预训练的</w:t>
+      </w:r>
+      <w:r>
+        <w:rPr>
+          <w:rFonts w:hint="default" w:ascii="Times New Roman" w:hAnsi="Times New Roman" w:cs="Times New Roman"/>
+          <w:b w:val="0"/>
+          <w:bCs w:val="0"/>
+          <w:sz w:val="24"/>
+          <w:szCs w:val="24"/>
+          <w:lang w:val="en-US" w:eastAsia="zh-CN"/>
+        </w:rPr>
+        <w:t>ResNet-18[1]</w:t>
+      </w:r>
+      <w:r>
+        <w:rPr>
+          <w:rFonts w:hint="eastAsia" w:asciiTheme="minorEastAsia" w:hAnsiTheme="minorEastAsia" w:cstheme="minorEastAsia"/>
+          <w:b w:val="0"/>
+          <w:bCs w:val="0"/>
+          <w:sz w:val="24"/>
+          <w:szCs w:val="24"/>
+          <w:lang w:val="en-US" w:eastAsia="zh-CN"/>
+        </w:rPr>
+        <w:t>作为骨干网络。</w:t>
+      </w:r>
+      <w:r>
+        <w:rPr>
+          <w:rFonts w:hint="default" w:ascii="Times New Roman" w:hAnsi="Times New Roman" w:cs="Times New Roman"/>
+          <w:b w:val="0"/>
+          <w:bCs w:val="0"/>
+          <w:sz w:val="24"/>
+          <w:szCs w:val="24"/>
+          <w:lang w:val="en-US" w:eastAsia="zh-CN"/>
+        </w:rPr>
+        <w:t>ResNet-18</w:t>
+      </w:r>
+      <w:r>
+        <w:rPr>
+          <w:rFonts w:hint="eastAsia" w:asciiTheme="minorEastAsia" w:hAnsiTheme="minorEastAsia" w:cstheme="minorEastAsia"/>
+          <w:b w:val="0"/>
+          <w:bCs w:val="0"/>
+          <w:sz w:val="24"/>
+          <w:szCs w:val="24"/>
+          <w:lang w:val="en-US" w:eastAsia="zh-CN"/>
+        </w:rPr>
+        <w:t>模型深度适中，在保证特征提取能力的同时，计算效率较高，适合作为研究初期的基准模型。为了适配本任务的四分类需求，移除了其原末端的全连接层，替换为一个新的全连接层，其输出维度为</w:t>
+      </w:r>
+      <w:r>
+        <w:rPr>
+          <w:rFonts w:hint="default" w:ascii="Times New Roman" w:hAnsi="Times New Roman" w:cs="Times New Roman"/>
+          <w:b w:val="0"/>
+          <w:bCs w:val="0"/>
+          <w:sz w:val="24"/>
+          <w:szCs w:val="24"/>
+          <w:lang w:val="en-US" w:eastAsia="zh-CN"/>
+        </w:rPr>
+        <w:t>4</w:t>
+      </w:r>
+      <w:r>
+        <w:rPr>
+          <w:rFonts w:hint="eastAsia" w:asciiTheme="minorEastAsia" w:hAnsiTheme="minorEastAsia" w:cstheme="minorEastAsia"/>
+          <w:b w:val="0"/>
+          <w:bCs w:val="0"/>
+          <w:sz w:val="24"/>
+          <w:szCs w:val="24"/>
+          <w:lang w:val="en-US" w:eastAsia="zh-CN"/>
+        </w:rPr>
+        <w:t>，对应四种结构类别。</w:t>
+      </w:r>
+    </w:p>
+    <w:p>
+      <w:pPr>
+        <w:pStyle w:val="3"/>
+        <w:keepNext w:val="0"/>
+        <w:keepLines w:val="0"/>
+        <w:pageBreakBefore w:val="0"/>
+        <w:widowControl/>
+        <w:suppressLineNumbers w:val="0"/>
+        <w:shd w:val="clear" w:fill="FFFFFF"/>
+        <w:kinsoku/>
+        <w:wordWrap/>
+        <w:overflowPunct/>
+        <w:topLinePunct w:val="0"/>
+        <w:autoSpaceDE/>
+        <w:autoSpaceDN/>
+        <w:bidi w:val="0"/>
+        <w:adjustRightInd/>
+        <w:snapToGrid/>
+        <w:spacing w:beforeAutospacing="0" w:afterAutospacing="0" w:line="360" w:lineRule="auto"/>
+        <w:ind w:left="0" w:right="0" w:firstLine="420" w:firstLineChars="0"/>
+        <w:textAlignment w:val="auto"/>
+        <w:rPr>
+          <w:rFonts w:hint="default" w:asciiTheme="minorEastAsia" w:hAnsiTheme="minorEastAsia" w:eastAsiaTheme="minorEastAsia" w:cstheme="minorEastAsia"/>
+          <w:b w:val="0"/>
+          <w:bCs w:val="0"/>
+          <w:kern w:val="2"/>
+          <w:sz w:val="24"/>
+          <w:szCs w:val="24"/>
+          <w:lang w:val="en-US" w:eastAsia="zh-CN" w:bidi="ar-SA"/>
+        </w:rPr>
+      </w:pPr>
+      <w:r>
+        <w:rPr>
+          <w:rFonts w:hint="default" w:asciiTheme="minorEastAsia" w:hAnsiTheme="minorEastAsia" w:eastAsiaTheme="minorEastAsia" w:cstheme="minorEastAsia"/>
+          <w:b w:val="0"/>
+          <w:bCs w:val="0"/>
+          <w:kern w:val="2"/>
+          <w:sz w:val="24"/>
+          <w:szCs w:val="24"/>
+          <w:lang w:val="en-US" w:eastAsia="zh-CN" w:bidi="ar-SA"/>
+        </w:rPr>
+        <w:t>模型输入为统一尺寸的</w:t>
+      </w:r>
+      <w:r>
+        <w:rPr>
+          <w:rFonts w:hint="default" w:ascii="Times New Roman" w:hAnsi="Times New Roman" w:cs="Times New Roman" w:eastAsiaTheme="minorEastAsia"/>
+          <w:b w:val="0"/>
+          <w:bCs w:val="0"/>
+          <w:kern w:val="2"/>
+          <w:sz w:val="24"/>
+          <w:szCs w:val="24"/>
+          <w:lang w:val="en-US" w:eastAsia="zh-CN" w:bidi="ar-SA"/>
+        </w:rPr>
+        <w:t>RGB</w:t>
+      </w:r>
+      <w:r>
+        <w:rPr>
+          <w:rFonts w:hint="default" w:asciiTheme="minorEastAsia" w:hAnsiTheme="minorEastAsia" w:eastAsiaTheme="minorEastAsia" w:cstheme="minorEastAsia"/>
+          <w:b w:val="0"/>
+          <w:bCs w:val="0"/>
+          <w:kern w:val="2"/>
+          <w:sz w:val="24"/>
+          <w:szCs w:val="24"/>
+          <w:lang w:val="en-US" w:eastAsia="zh-CN" w:bidi="ar-SA"/>
+        </w:rPr>
+        <w:t>图像。为充分利用预训练模型的优势，采用</w:t>
+      </w:r>
+      <w:r>
+        <w:rPr>
+          <w:rFonts w:hint="default" w:ascii="Times New Roman" w:hAnsi="Times New Roman" w:cs="Times New Roman" w:eastAsiaTheme="minorEastAsia"/>
+          <w:b w:val="0"/>
+          <w:bCs w:val="0"/>
+          <w:kern w:val="2"/>
+          <w:sz w:val="24"/>
+          <w:szCs w:val="24"/>
+          <w:lang w:val="en-US" w:eastAsia="zh-CN" w:bidi="ar-SA"/>
+        </w:rPr>
+        <w:t>ImageNet</w:t>
+      </w:r>
+      <w:r>
+        <w:rPr>
+          <w:rFonts w:hint="default" w:asciiTheme="minorEastAsia" w:hAnsiTheme="minorEastAsia" w:eastAsiaTheme="minorEastAsia" w:cstheme="minorEastAsia"/>
+          <w:b w:val="0"/>
+          <w:bCs w:val="0"/>
+          <w:kern w:val="2"/>
+          <w:sz w:val="24"/>
+          <w:szCs w:val="24"/>
+          <w:lang w:val="en-US" w:eastAsia="zh-CN" w:bidi="ar-SA"/>
+        </w:rPr>
+        <w:t>数据集的标准均值和标准差进行归一化。</w:t>
+      </w:r>
+      <w:r>
+        <w:rPr>
+          <w:rFonts w:hint="default" w:asciiTheme="minorEastAsia" w:hAnsiTheme="minorEastAsia" w:eastAsiaTheme="minorEastAsia" w:cstheme="minorEastAsia"/>
+          <w:b w:val="0"/>
+          <w:bCs w:val="0"/>
+          <w:kern w:val="2"/>
+          <w:sz w:val="24"/>
+          <w:szCs w:val="24"/>
+          <w:lang w:val="en-US" w:eastAsia="zh-CN" w:bidi="ar-SA"/>
+        </w:rPr>
+        <w:br w:type="textWrapping"/>
+      </w:r>
+      <w:r>
+        <w:rPr>
+          <w:rFonts w:hint="eastAsia" w:asciiTheme="minorEastAsia" w:hAnsiTheme="minorEastAsia" w:cstheme="minorEastAsia"/>
+          <w:b w:val="0"/>
+          <w:bCs w:val="0"/>
+          <w:kern w:val="2"/>
+          <w:sz w:val="24"/>
+          <w:szCs w:val="24"/>
+          <w:lang w:val="en-US" w:eastAsia="zh-CN" w:bidi="ar-SA"/>
+        </w:rPr>
+        <w:tab/>
+      </w:r>
+      <w:r>
+        <w:rPr>
+          <w:rFonts w:hint="default" w:asciiTheme="minorEastAsia" w:hAnsiTheme="minorEastAsia" w:eastAsiaTheme="minorEastAsia" w:cstheme="minorEastAsia"/>
+          <w:b w:val="0"/>
+          <w:bCs w:val="0"/>
+          <w:kern w:val="2"/>
+          <w:sz w:val="24"/>
+          <w:szCs w:val="24"/>
+          <w:lang w:val="en-US" w:eastAsia="zh-CN" w:bidi="ar-SA"/>
+        </w:rPr>
+        <w:t>针对训练数据稀缺的问题，在训练阶段实施了严格的数据增强策略以防止过拟合，主要包括随机尺寸裁剪并缩放至</w:t>
+      </w:r>
+      <w:r>
+        <w:rPr>
+          <w:rFonts w:hint="default" w:ascii="Times New Roman" w:hAnsi="Times New Roman" w:cs="Times New Roman" w:eastAsiaTheme="minorEastAsia"/>
+          <w:b w:val="0"/>
+          <w:bCs w:val="0"/>
+          <w:kern w:val="2"/>
+          <w:sz w:val="24"/>
+          <w:szCs w:val="24"/>
+          <w:lang w:val="en-US" w:eastAsia="zh-CN" w:bidi="ar-SA"/>
+        </w:rPr>
+        <w:t>224×224</w:t>
+      </w:r>
+      <w:r>
+        <w:rPr>
+          <w:rFonts w:hint="default" w:asciiTheme="minorEastAsia" w:hAnsiTheme="minorEastAsia" w:eastAsiaTheme="minorEastAsia" w:cstheme="minorEastAsia"/>
+          <w:b w:val="0"/>
+          <w:bCs w:val="0"/>
+          <w:kern w:val="2"/>
+          <w:sz w:val="24"/>
+          <w:szCs w:val="24"/>
+          <w:lang w:val="en-US" w:eastAsia="zh-CN" w:bidi="ar-SA"/>
+        </w:rPr>
+        <w:t>像素</w:t>
+      </w:r>
+      <w:r>
+        <w:rPr>
+          <w:rFonts w:hint="eastAsia" w:asciiTheme="minorEastAsia" w:hAnsiTheme="minorEastAsia" w:cstheme="minorEastAsia"/>
+          <w:b w:val="0"/>
+          <w:bCs w:val="0"/>
+          <w:kern w:val="2"/>
+          <w:sz w:val="24"/>
+          <w:szCs w:val="24"/>
+          <w:lang w:val="en-US" w:eastAsia="zh-CN" w:bidi="ar-SA"/>
+        </w:rPr>
+        <w:t>及</w:t>
+      </w:r>
+      <w:r>
+        <w:rPr>
+          <w:rFonts w:hint="default" w:asciiTheme="minorEastAsia" w:hAnsiTheme="minorEastAsia" w:eastAsiaTheme="minorEastAsia" w:cstheme="minorEastAsia"/>
+          <w:b w:val="0"/>
+          <w:bCs w:val="0"/>
+          <w:kern w:val="2"/>
+          <w:sz w:val="24"/>
+          <w:szCs w:val="24"/>
+          <w:lang w:val="en-US" w:eastAsia="zh-CN" w:bidi="ar-SA"/>
+        </w:rPr>
+        <w:t>以</w:t>
+      </w:r>
+      <w:r>
+        <w:rPr>
+          <w:rFonts w:hint="default" w:ascii="Times New Roman" w:hAnsi="Times New Roman" w:cs="Times New Roman" w:eastAsiaTheme="minorEastAsia"/>
+          <w:b w:val="0"/>
+          <w:bCs w:val="0"/>
+          <w:kern w:val="2"/>
+          <w:sz w:val="24"/>
+          <w:szCs w:val="24"/>
+          <w:lang w:val="en-US" w:eastAsia="zh-CN" w:bidi="ar-SA"/>
+        </w:rPr>
+        <w:t>0.5</w:t>
+      </w:r>
+      <w:r>
+        <w:rPr>
+          <w:rFonts w:hint="default" w:asciiTheme="minorEastAsia" w:hAnsiTheme="minorEastAsia" w:eastAsiaTheme="minorEastAsia" w:cstheme="minorEastAsia"/>
+          <w:b w:val="0"/>
+          <w:bCs w:val="0"/>
+          <w:kern w:val="2"/>
+          <w:sz w:val="24"/>
+          <w:szCs w:val="24"/>
+          <w:lang w:val="en-US" w:eastAsia="zh-CN" w:bidi="ar-SA"/>
+        </w:rPr>
+        <w:t>的概率进行随机水平翻转</w:t>
+      </w:r>
+      <w:r>
+        <w:rPr>
+          <w:rFonts w:hint="default" w:asciiTheme="minorEastAsia" w:hAnsiTheme="minorEastAsia" w:eastAsiaTheme="minorEastAsia" w:cstheme="minorEastAsia"/>
+          <w:b w:val="0"/>
+          <w:bCs w:val="0"/>
+          <w:kern w:val="2"/>
+          <w:sz w:val="24"/>
+          <w:szCs w:val="24"/>
+          <w:lang w:val="en-US" w:eastAsia="zh-CN" w:bidi="ar-SA"/>
+        </w:rPr>
+        <w:br w:type="textWrapping"/>
+      </w:r>
+      <w:r>
+        <w:rPr>
+          <w:rFonts w:hint="eastAsia" w:asciiTheme="minorEastAsia" w:hAnsiTheme="minorEastAsia" w:cstheme="minorEastAsia"/>
+          <w:b w:val="0"/>
+          <w:bCs w:val="0"/>
+          <w:kern w:val="2"/>
+          <w:sz w:val="24"/>
+          <w:szCs w:val="24"/>
+          <w:lang w:val="en-US" w:eastAsia="zh-CN" w:bidi="ar-SA"/>
+        </w:rPr>
+        <w:tab/>
+      </w:r>
+      <w:r>
+        <w:rPr>
+          <w:rFonts w:hint="default" w:asciiTheme="minorEastAsia" w:hAnsiTheme="minorEastAsia" w:eastAsiaTheme="minorEastAsia" w:cstheme="minorEastAsia"/>
+          <w:b w:val="0"/>
+          <w:bCs w:val="0"/>
+          <w:kern w:val="2"/>
+          <w:sz w:val="24"/>
+          <w:szCs w:val="24"/>
+          <w:lang w:val="en-US" w:eastAsia="zh-CN" w:bidi="ar-SA"/>
+        </w:rPr>
+        <w:t>验证集则仅采用中心裁剪和缩放，不进行任何随机增强，以确保评估的公平性和稳定性。</w:t>
+      </w:r>
+    </w:p>
+    <w:p>
+      <w:pPr>
+        <w:pStyle w:val="3"/>
+        <w:keepNext w:val="0"/>
+        <w:keepLines w:val="0"/>
+        <w:pageBreakBefore w:val="0"/>
+        <w:widowControl/>
+        <w:suppressLineNumbers w:val="0"/>
+        <w:shd w:val="clear" w:fill="FFFFFF"/>
+        <w:kinsoku/>
+        <w:wordWrap/>
+        <w:overflowPunct/>
+        <w:topLinePunct w:val="0"/>
+        <w:autoSpaceDE/>
+        <w:autoSpaceDN/>
+        <w:bidi w:val="0"/>
+        <w:adjustRightInd/>
+        <w:snapToGrid/>
+        <w:spacing w:beforeAutospacing="0" w:afterAutospacing="0" w:line="360" w:lineRule="auto"/>
+        <w:ind w:left="0" w:right="0" w:firstLine="420" w:firstLineChars="0"/>
+        <w:textAlignment w:val="auto"/>
+        <w:rPr>
+          <w:rFonts w:hint="eastAsia" w:asciiTheme="minorEastAsia" w:hAnsiTheme="minorEastAsia" w:eastAsiaTheme="minorEastAsia" w:cstheme="minorEastAsia"/>
+          <w:b w:val="0"/>
+          <w:bCs w:val="0"/>
+          <w:kern w:val="2"/>
+          <w:sz w:val="24"/>
+          <w:szCs w:val="24"/>
+          <w:lang w:val="en-US" w:eastAsia="zh-CN" w:bidi="ar-SA"/>
+        </w:rPr>
+      </w:pPr>
+      <w:r>
+        <w:rPr>
+          <w:rFonts w:hint="default" w:asciiTheme="minorEastAsia" w:hAnsiTheme="minorEastAsia" w:eastAsiaTheme="minorEastAsia" w:cstheme="minorEastAsia"/>
+          <w:b w:val="0"/>
+          <w:bCs w:val="0"/>
+          <w:kern w:val="2"/>
+          <w:sz w:val="24"/>
+          <w:szCs w:val="24"/>
+          <w:lang w:val="en-US" w:eastAsia="zh-CN" w:bidi="ar-SA"/>
+        </w:rPr>
+        <w:t>该模块的训练被定义为一个四分类任务。采用交叉熵损失函数，作为多分类问题的标准选择。优化器使用随机梯度下降，并搭配动量和权重衰减，初始学习率设置为</w:t>
+      </w:r>
+      <w:r>
+        <w:rPr>
+          <w:rFonts w:hint="default" w:ascii="Times New Roman" w:hAnsi="Times New Roman" w:cs="Times New Roman" w:eastAsiaTheme="minorEastAsia"/>
+          <w:b w:val="0"/>
+          <w:bCs w:val="0"/>
+          <w:kern w:val="2"/>
+          <w:sz w:val="24"/>
+          <w:szCs w:val="24"/>
+          <w:lang w:val="en-US" w:eastAsia="zh-CN" w:bidi="ar-SA"/>
+        </w:rPr>
+        <w:t>0.001</w:t>
+      </w:r>
+      <w:r>
+        <w:rPr>
+          <w:rFonts w:hint="default" w:asciiTheme="minorEastAsia" w:hAnsiTheme="minorEastAsia" w:eastAsiaTheme="minorEastAsia" w:cstheme="minorEastAsia"/>
+          <w:b w:val="0"/>
+          <w:bCs w:val="0"/>
+          <w:kern w:val="2"/>
+          <w:sz w:val="24"/>
+          <w:szCs w:val="24"/>
+          <w:lang w:val="en-US" w:eastAsia="zh-CN" w:bidi="ar-SA"/>
+        </w:rPr>
+        <w:t>。同时，采用学习率步进衰减调度器，每经过</w:t>
+      </w:r>
+      <w:r>
+        <w:rPr>
+          <w:rFonts w:hint="default" w:ascii="Times New Roman" w:hAnsi="Times New Roman" w:cs="Times New Roman" w:eastAsiaTheme="minorEastAsia"/>
+          <w:b w:val="0"/>
+          <w:bCs w:val="0"/>
+          <w:kern w:val="2"/>
+          <w:sz w:val="24"/>
+          <w:szCs w:val="24"/>
+          <w:lang w:val="en-US" w:eastAsia="zh-CN" w:bidi="ar-SA"/>
+        </w:rPr>
+        <w:t>7</w:t>
+      </w:r>
+      <w:r>
+        <w:rPr>
+          <w:rFonts w:hint="default" w:asciiTheme="minorEastAsia" w:hAnsiTheme="minorEastAsia" w:eastAsiaTheme="minorEastAsia" w:cstheme="minorEastAsia"/>
+          <w:b w:val="0"/>
+          <w:bCs w:val="0"/>
+          <w:kern w:val="2"/>
+          <w:sz w:val="24"/>
+          <w:szCs w:val="24"/>
+          <w:lang w:val="en-US" w:eastAsia="zh-CN" w:bidi="ar-SA"/>
+        </w:rPr>
+        <w:t>个训练周期，学习率乘以</w:t>
+      </w:r>
+      <w:r>
+        <w:rPr>
+          <w:rFonts w:hint="default" w:ascii="Times New Roman" w:hAnsi="Times New Roman" w:cs="Times New Roman" w:eastAsiaTheme="minorEastAsia"/>
+          <w:b w:val="0"/>
+          <w:bCs w:val="0"/>
+          <w:kern w:val="2"/>
+          <w:sz w:val="24"/>
+          <w:szCs w:val="24"/>
+          <w:lang w:val="en-US" w:eastAsia="zh-CN" w:bidi="ar-SA"/>
+        </w:rPr>
+        <w:t>0.1</w:t>
+      </w:r>
+      <w:r>
+        <w:rPr>
+          <w:rFonts w:hint="default" w:asciiTheme="minorEastAsia" w:hAnsiTheme="minorEastAsia" w:eastAsiaTheme="minorEastAsia" w:cstheme="minorEastAsia"/>
+          <w:b w:val="0"/>
+          <w:bCs w:val="0"/>
+          <w:kern w:val="2"/>
+          <w:sz w:val="24"/>
+          <w:szCs w:val="24"/>
+          <w:lang w:val="en-US" w:eastAsia="zh-CN" w:bidi="ar-SA"/>
+        </w:rPr>
+        <w:t>，以利于模型收敛到更优的局部最优点。</w:t>
+      </w:r>
+    </w:p>
+    <w:p>
+      <w:pPr>
+        <w:pStyle w:val="3"/>
+        <w:keepNext w:val="0"/>
+        <w:keepLines w:val="0"/>
+        <w:pageBreakBefore w:val="0"/>
+        <w:widowControl/>
+        <w:suppressLineNumbers w:val="0"/>
+        <w:shd w:val="clear" w:fill="FFFFFF"/>
+        <w:kinsoku/>
+        <w:wordWrap/>
+        <w:overflowPunct/>
+        <w:topLinePunct w:val="0"/>
+        <w:autoSpaceDE/>
+        <w:autoSpaceDN/>
+        <w:bidi w:val="0"/>
+        <w:adjustRightInd/>
+        <w:snapToGrid/>
+        <w:spacing w:beforeAutospacing="0" w:afterAutospacing="0" w:line="360" w:lineRule="auto"/>
+        <w:ind w:left="0" w:right="0" w:firstLine="420" w:firstLineChars="0"/>
+        <w:textAlignment w:val="auto"/>
+        <w:rPr>
+          <w:rFonts w:hint="eastAsia" w:ascii="黑体" w:hAnsi="黑体" w:eastAsia="黑体" w:cs="黑体"/>
+          <w:b w:val="0"/>
+          <w:bCs w:val="0"/>
+          <w:kern w:val="2"/>
+          <w:sz w:val="24"/>
+          <w:szCs w:val="24"/>
+          <w:lang w:val="en-US" w:eastAsia="zh-CN" w:bidi="ar-SA"/>
+        </w:rPr>
+      </w:pPr>
+      <w:r>
+        <w:rPr>
+          <w:rFonts w:hint="eastAsia" w:ascii="黑体" w:hAnsi="黑体" w:eastAsia="黑体" w:cs="黑体"/>
+          <w:b w:val="0"/>
+          <w:bCs w:val="0"/>
+          <w:kern w:val="2"/>
+          <w:sz w:val="24"/>
+          <w:szCs w:val="24"/>
+          <w:lang w:val="en-US" w:eastAsia="zh-CN" w:bidi="ar-SA"/>
+        </w:rPr>
+        <w:t>（四）文字识别模块</w:t>
+      </w:r>
+    </w:p>
+    <w:p>
+      <w:pPr>
+        <w:pStyle w:val="3"/>
+        <w:keepNext w:val="0"/>
+        <w:keepLines w:val="0"/>
+        <w:pageBreakBefore w:val="0"/>
+        <w:widowControl/>
+        <w:suppressLineNumbers w:val="0"/>
+        <w:shd w:val="clear" w:fill="FFFFFF"/>
+        <w:kinsoku/>
+        <w:wordWrap/>
+        <w:overflowPunct/>
+        <w:topLinePunct w:val="0"/>
+        <w:autoSpaceDE/>
+        <w:autoSpaceDN/>
+        <w:bidi w:val="0"/>
+        <w:adjustRightInd/>
+        <w:snapToGrid/>
+        <w:spacing w:beforeAutospacing="0" w:afterAutospacing="0" w:line="360" w:lineRule="auto"/>
+        <w:ind w:left="0" w:right="0" w:firstLine="420" w:firstLineChars="0"/>
+        <w:textAlignment w:val="auto"/>
+        <w:rPr>
+          <w:rFonts w:hint="default" w:asciiTheme="minorEastAsia" w:hAnsiTheme="minorEastAsia" w:eastAsiaTheme="minorEastAsia" w:cstheme="minorEastAsia"/>
+          <w:b w:val="0"/>
+          <w:bCs w:val="0"/>
+          <w:kern w:val="2"/>
+          <w:sz w:val="24"/>
+          <w:szCs w:val="24"/>
+          <w:lang w:val="en-US" w:eastAsia="zh-CN" w:bidi="ar-SA"/>
+        </w:rPr>
+      </w:pPr>
+      <w:r>
+        <w:rPr>
+          <w:rFonts w:hint="default" w:asciiTheme="minorEastAsia" w:hAnsiTheme="minorEastAsia" w:eastAsiaTheme="minorEastAsia" w:cstheme="minorEastAsia"/>
+          <w:b w:val="0"/>
+          <w:bCs w:val="0"/>
+          <w:kern w:val="2"/>
+          <w:sz w:val="24"/>
+          <w:szCs w:val="24"/>
+          <w:lang w:val="en-US" w:eastAsia="zh-CN" w:bidi="ar-SA"/>
+        </w:rPr>
+        <w:t>文字识别模块是</w:t>
+      </w:r>
+      <w:r>
+        <w:rPr>
+          <w:rFonts w:hint="default" w:ascii="Times New Roman" w:hAnsi="Times New Roman" w:cs="Times New Roman" w:eastAsiaTheme="minorEastAsia"/>
+          <w:b w:val="0"/>
+          <w:bCs w:val="0"/>
+          <w:kern w:val="2"/>
+          <w:sz w:val="24"/>
+          <w:szCs w:val="24"/>
+          <w:lang w:val="en-US" w:eastAsia="zh-CN" w:bidi="ar-SA"/>
+        </w:rPr>
+        <w:t>THOCR</w:t>
+      </w:r>
+      <w:r>
+        <w:rPr>
+          <w:rFonts w:hint="default" w:asciiTheme="minorEastAsia" w:hAnsiTheme="minorEastAsia" w:eastAsiaTheme="minorEastAsia" w:cstheme="minorEastAsia"/>
+          <w:b w:val="0"/>
+          <w:bCs w:val="0"/>
+          <w:kern w:val="2"/>
+          <w:sz w:val="24"/>
+          <w:szCs w:val="24"/>
+          <w:lang w:val="en-US" w:eastAsia="zh-CN" w:bidi="ar-SA"/>
+        </w:rPr>
+        <w:t>系统的最终决策单元。与使用单一识别器处理所有字符的传统方法不同，</w:t>
+      </w:r>
+      <w:r>
+        <w:rPr>
+          <w:rFonts w:hint="eastAsia" w:asciiTheme="minorEastAsia" w:hAnsiTheme="minorEastAsia" w:cstheme="minorEastAsia"/>
+          <w:b w:val="0"/>
+          <w:bCs w:val="0"/>
+          <w:kern w:val="2"/>
+          <w:sz w:val="24"/>
+          <w:szCs w:val="24"/>
+          <w:lang w:val="en-US" w:eastAsia="zh-CN" w:bidi="ar-SA"/>
+        </w:rPr>
+        <w:t>本模型</w:t>
+      </w:r>
+      <w:r>
+        <w:rPr>
+          <w:rFonts w:hint="default" w:asciiTheme="minorEastAsia" w:hAnsiTheme="minorEastAsia" w:eastAsiaTheme="minorEastAsia" w:cstheme="minorEastAsia"/>
+          <w:b w:val="0"/>
+          <w:bCs w:val="0"/>
+          <w:kern w:val="2"/>
+          <w:sz w:val="24"/>
+          <w:szCs w:val="24"/>
+          <w:lang w:val="en-US" w:eastAsia="zh-CN" w:bidi="ar-SA"/>
+        </w:rPr>
+        <w:t>设计了多个专用的识别子网络。</w:t>
+      </w:r>
+      <w:r>
+        <w:rPr>
+          <w:rFonts w:hint="eastAsia" w:asciiTheme="minorEastAsia" w:hAnsiTheme="minorEastAsia" w:cstheme="minorEastAsia"/>
+          <w:b w:val="0"/>
+          <w:bCs w:val="0"/>
+          <w:kern w:val="2"/>
+          <w:sz w:val="24"/>
+          <w:szCs w:val="24"/>
+          <w:lang w:val="en-US" w:eastAsia="zh-CN" w:bidi="ar-SA"/>
+        </w:rPr>
+        <w:t>基于先前</w:t>
+      </w:r>
+      <w:r>
+        <w:rPr>
+          <w:rFonts w:hint="default" w:asciiTheme="minorEastAsia" w:hAnsiTheme="minorEastAsia" w:eastAsiaTheme="minorEastAsia" w:cstheme="minorEastAsia"/>
+          <w:b w:val="0"/>
+          <w:bCs w:val="0"/>
+          <w:kern w:val="2"/>
+          <w:sz w:val="24"/>
+          <w:szCs w:val="24"/>
+          <w:lang w:val="en-US" w:eastAsia="zh-CN" w:bidi="ar-SA"/>
+        </w:rPr>
+        <w:t>定义的结构体系，我们为每一类结构训练一个独立的字符识别模型。例如，存在一个专门用于识别所有“横叠型”字符的识别器，一个专门用于识别所有“竖叠型”字符的识别器，以此类推。</w:t>
+      </w:r>
+    </w:p>
+    <w:p>
+      <w:pPr>
+        <w:pStyle w:val="3"/>
+        <w:keepNext w:val="0"/>
+        <w:keepLines w:val="0"/>
+        <w:pageBreakBefore w:val="0"/>
+        <w:widowControl/>
+        <w:suppressLineNumbers w:val="0"/>
+        <w:shd w:val="clear" w:fill="FFFFFF"/>
+        <w:kinsoku/>
+        <w:wordWrap/>
+        <w:overflowPunct/>
+        <w:topLinePunct w:val="0"/>
+        <w:autoSpaceDE/>
+        <w:autoSpaceDN/>
+        <w:bidi w:val="0"/>
+        <w:adjustRightInd/>
+        <w:snapToGrid/>
+        <w:spacing w:beforeAutospacing="0" w:afterAutospacing="0" w:line="360" w:lineRule="auto"/>
+        <w:ind w:left="0" w:right="0" w:firstLine="420" w:firstLineChars="0"/>
+        <w:textAlignment w:val="auto"/>
+        <w:rPr>
+          <w:rFonts w:hint="eastAsia" w:asciiTheme="minorEastAsia" w:hAnsiTheme="minorEastAsia" w:cstheme="minorEastAsia"/>
+          <w:b w:val="0"/>
+          <w:bCs w:val="0"/>
+          <w:kern w:val="2"/>
+          <w:sz w:val="24"/>
+          <w:szCs w:val="24"/>
+          <w:lang w:val="en-US" w:eastAsia="zh-CN" w:bidi="ar-SA"/>
+        </w:rPr>
+      </w:pPr>
+      <w:r>
+        <w:rPr>
+          <w:rFonts w:hint="eastAsia" w:asciiTheme="minorEastAsia" w:hAnsiTheme="minorEastAsia" w:cstheme="minorEastAsia"/>
+          <w:b w:val="0"/>
+          <w:bCs w:val="0"/>
+          <w:kern w:val="2"/>
+          <w:sz w:val="24"/>
+          <w:szCs w:val="24"/>
+          <w:lang w:val="en-US" w:eastAsia="zh-CN" w:bidi="ar-SA"/>
+        </w:rPr>
+        <w:t>在初始实现中，每个专用识别器同样采用基于</w:t>
+      </w:r>
+      <w:r>
+        <w:rPr>
+          <w:rFonts w:hint="default" w:ascii="Times New Roman" w:hAnsi="Times New Roman" w:cs="Times New Roman"/>
+          <w:b w:val="0"/>
+          <w:bCs w:val="0"/>
+          <w:kern w:val="2"/>
+          <w:sz w:val="24"/>
+          <w:szCs w:val="24"/>
+          <w:lang w:val="en-US" w:eastAsia="zh-CN" w:bidi="ar-SA"/>
+        </w:rPr>
+        <w:t>ResNet</w:t>
+      </w:r>
+      <w:r>
+        <w:rPr>
+          <w:rFonts w:hint="eastAsia" w:asciiTheme="minorEastAsia" w:hAnsiTheme="minorEastAsia" w:cstheme="minorEastAsia"/>
+          <w:b w:val="0"/>
+          <w:bCs w:val="0"/>
+          <w:kern w:val="2"/>
+          <w:sz w:val="24"/>
+          <w:szCs w:val="24"/>
+          <w:lang w:val="en-US" w:eastAsia="zh-CN" w:bidi="ar-SA"/>
+        </w:rPr>
+        <w:t>的架构进行迁移学习。其训练过程与结构分类器类似，但任务变为一个典型的多类别分类问题，其类别数为该结构下所包含的所有西夏文字符的数量。损失函数同样使用交叉熵损失。</w:t>
+      </w:r>
+    </w:p>
+    <w:p>
+      <w:pPr>
+        <w:pStyle w:val="3"/>
+        <w:keepNext w:val="0"/>
+        <w:keepLines w:val="0"/>
+        <w:pageBreakBefore w:val="0"/>
+        <w:widowControl/>
+        <w:suppressLineNumbers w:val="0"/>
+        <w:shd w:val="clear" w:fill="FFFFFF"/>
+        <w:kinsoku/>
+        <w:wordWrap/>
+        <w:overflowPunct/>
+        <w:topLinePunct w:val="0"/>
+        <w:autoSpaceDE/>
+        <w:autoSpaceDN/>
+        <w:bidi w:val="0"/>
+        <w:adjustRightInd/>
+        <w:snapToGrid/>
+        <w:spacing w:beforeAutospacing="0" w:afterAutospacing="0" w:line="360" w:lineRule="auto"/>
+        <w:ind w:left="0" w:right="0" w:firstLine="420" w:firstLineChars="0"/>
+        <w:textAlignment w:val="auto"/>
+        <w:rPr>
+          <w:rFonts w:hint="eastAsia" w:ascii="黑体" w:hAnsi="黑体" w:eastAsia="黑体" w:cs="黑体"/>
+          <w:b w:val="0"/>
+          <w:bCs w:val="0"/>
+          <w:kern w:val="2"/>
+          <w:sz w:val="24"/>
+          <w:szCs w:val="24"/>
+          <w:lang w:val="en-US" w:eastAsia="zh-CN" w:bidi="ar-SA"/>
+        </w:rPr>
+      </w:pPr>
+      <w:r>
+        <w:rPr>
+          <w:rFonts w:hint="eastAsia" w:ascii="黑体" w:hAnsi="黑体" w:eastAsia="黑体" w:cs="黑体"/>
+          <w:b w:val="0"/>
+          <w:bCs w:val="0"/>
+          <w:kern w:val="2"/>
+          <w:sz w:val="24"/>
+          <w:szCs w:val="24"/>
+          <w:lang w:val="en-US" w:eastAsia="zh-CN" w:bidi="ar-SA"/>
+        </w:rPr>
+        <w:t>(五）模型集成与推理流程</w:t>
+      </w:r>
+    </w:p>
+    <w:p>
+      <w:pPr>
+        <w:pStyle w:val="3"/>
+        <w:keepNext w:val="0"/>
+        <w:keepLines w:val="0"/>
+        <w:pageBreakBefore w:val="0"/>
+        <w:widowControl/>
+        <w:suppressLineNumbers w:val="0"/>
+        <w:shd w:val="clear" w:fill="FFFFFF"/>
+        <w:kinsoku/>
+        <w:wordWrap/>
+        <w:overflowPunct/>
+        <w:topLinePunct w:val="0"/>
+        <w:autoSpaceDE/>
+        <w:autoSpaceDN/>
+        <w:bidi w:val="0"/>
+        <w:adjustRightInd/>
+        <w:snapToGrid/>
+        <w:spacing w:beforeAutospacing="0" w:afterAutospacing="0" w:line="360" w:lineRule="auto"/>
+        <w:ind w:left="0" w:right="0" w:firstLine="420" w:firstLineChars="0"/>
+        <w:textAlignment w:val="auto"/>
+        <w:rPr>
+          <w:rStyle w:val="5"/>
+          <w:rFonts w:hint="default"/>
+          <w:lang w:val="en-US" w:eastAsia="zh-CN"/>
+        </w:rPr>
+      </w:pPr>
+      <w:r>
+        <w:rPr>
+          <w:rStyle w:val="5"/>
+          <w:rFonts w:hint="default"/>
+          <w:lang w:val="en-US" w:eastAsia="zh-CN"/>
+        </w:rPr>
+        <w:t>在推理阶段，系统按以下步</w:t>
+      </w:r>
+      <w:r>
+        <w:rPr>
+          <w:rStyle w:val="5"/>
+          <w:rFonts w:hint="eastAsia"/>
+          <w:lang w:val="en-US" w:eastAsia="zh-CN"/>
+        </w:rPr>
+        <w:t>四个步骤</w:t>
+      </w:r>
+      <w:r>
+        <w:rPr>
+          <w:rStyle w:val="5"/>
+          <w:rFonts w:hint="default"/>
+          <w:lang w:val="en-US" w:eastAsia="zh-CN"/>
+        </w:rPr>
+        <w:t>运行</w:t>
+      </w:r>
+      <w:r>
+        <w:rPr>
+          <w:rStyle w:val="5"/>
+          <w:rFonts w:hint="eastAsia"/>
+          <w:lang w:val="en-US" w:eastAsia="zh-CN"/>
+        </w:rPr>
+        <w:t>。第一步：</w:t>
+      </w:r>
+      <w:r>
+        <w:rPr>
+          <w:rStyle w:val="5"/>
+          <w:rFonts w:hint="default"/>
+          <w:lang w:val="en-US" w:eastAsia="zh-CN"/>
+        </w:rPr>
+        <w:t>输入</w:t>
+      </w:r>
+      <w:r>
+        <w:rPr>
+          <w:rStyle w:val="5"/>
+          <w:rFonts w:hint="eastAsia"/>
+          <w:lang w:val="en-US" w:eastAsia="zh-CN"/>
+        </w:rPr>
+        <w:t>，</w:t>
+      </w:r>
+      <w:r>
+        <w:rPr>
+          <w:rStyle w:val="5"/>
+          <w:rFonts w:hint="default"/>
+          <w:lang w:val="en-US" w:eastAsia="zh-CN"/>
+        </w:rPr>
+        <w:t>一张预处理后的单字符图像。</w:t>
+      </w:r>
+      <w:r>
+        <w:rPr>
+          <w:rStyle w:val="5"/>
+          <w:rFonts w:hint="eastAsia"/>
+          <w:lang w:val="en-US" w:eastAsia="zh-CN"/>
+        </w:rPr>
+        <w:t>第二步：</w:t>
+      </w:r>
+      <w:r>
+        <w:rPr>
+          <w:rStyle w:val="5"/>
+          <w:rFonts w:hint="default"/>
+          <w:lang w:val="en-US" w:eastAsia="zh-CN"/>
+        </w:rPr>
+        <w:t>结构预测</w:t>
+      </w:r>
+      <w:r>
+        <w:rPr>
+          <w:rStyle w:val="5"/>
+          <w:rFonts w:hint="eastAsia"/>
+          <w:lang w:val="en-US" w:eastAsia="zh-CN"/>
+        </w:rPr>
+        <w:t>，</w:t>
+      </w:r>
+      <w:r>
+        <w:rPr>
+          <w:rStyle w:val="5"/>
+          <w:rFonts w:hint="default"/>
+          <w:lang w:val="en-US" w:eastAsia="zh-CN"/>
+        </w:rPr>
+        <w:t>图像输入结构分类器，获得其属于各类别的概率分布</w:t>
+      </w:r>
+      <w:r>
+        <w:rPr>
+          <w:rStyle w:val="5"/>
+          <w:rFonts w:hint="default" w:ascii="Times New Roman" w:hAnsi="Times New Roman" w:cs="Times New Roman"/>
+          <w:lang w:val="en-US" w:eastAsia="zh-CN"/>
+        </w:rPr>
+        <w:t>P</w:t>
+      </w:r>
+      <w:r>
+        <w:rPr>
+          <w:rStyle w:val="5"/>
+          <w:rFonts w:hint="eastAsia" w:ascii="Times New Roman" w:hAnsi="Times New Roman" w:cs="Times New Roman"/>
+          <w:vertAlign w:val="subscript"/>
+          <w:lang w:val="en-US" w:eastAsia="zh-CN"/>
+        </w:rPr>
+        <w:t>S</w:t>
+      </w:r>
+      <w:r>
+        <w:rPr>
+          <w:rStyle w:val="5"/>
+          <w:rFonts w:hint="default"/>
+          <w:lang w:val="en-US" w:eastAsia="zh-CN"/>
+        </w:rPr>
+        <w:t>。取 </w:t>
+      </w:r>
+      <w:r>
+        <w:rPr>
+          <w:rStyle w:val="5"/>
+          <w:rFonts w:hint="default" w:ascii="Times New Roman" w:hAnsi="Times New Roman" w:cs="Times New Roman"/>
+          <w:lang w:val="en-US" w:eastAsia="zh-CN"/>
+        </w:rPr>
+        <w:t>argmax(P</w:t>
+      </w:r>
+      <w:r>
+        <w:rPr>
+          <w:rStyle w:val="5"/>
+          <w:rFonts w:hint="eastAsia" w:ascii="Times New Roman" w:hAnsi="Times New Roman" w:cs="Times New Roman"/>
+          <w:vertAlign w:val="subscript"/>
+          <w:lang w:val="en-US" w:eastAsia="zh-CN"/>
+        </w:rPr>
+        <w:t>S</w:t>
+      </w:r>
+      <w:r>
+        <w:rPr>
+          <w:rStyle w:val="5"/>
+          <w:rFonts w:hint="default" w:ascii="Times New Roman" w:hAnsi="Times New Roman" w:cs="Times New Roman"/>
+          <w:lang w:val="en-US" w:eastAsia="zh-CN"/>
+        </w:rPr>
+        <w:t>) </w:t>
+      </w:r>
+      <w:r>
+        <w:rPr>
+          <w:rStyle w:val="5"/>
+          <w:rFonts w:hint="default"/>
+          <w:lang w:val="en-US" w:eastAsia="zh-CN"/>
+        </w:rPr>
+        <w:t>作为最终的结构标签 </w:t>
+      </w:r>
+      <w:r>
+        <w:rPr>
+          <w:rStyle w:val="5"/>
+          <w:rFonts w:hint="default" w:ascii="Times New Roman" w:hAnsi="Times New Roman" w:cs="Times New Roman"/>
+          <w:lang w:val="en-US" w:eastAsia="zh-CN"/>
+        </w:rPr>
+        <w:t>S</w:t>
+      </w:r>
+      <w:r>
+        <w:rPr>
+          <w:rStyle w:val="5"/>
+          <w:rFonts w:hint="default"/>
+          <w:lang w:val="en-US" w:eastAsia="zh-CN"/>
+        </w:rPr>
+        <w:t>。</w:t>
+      </w:r>
+      <w:r>
+        <w:rPr>
+          <w:rStyle w:val="5"/>
+          <w:rFonts w:hint="eastAsia"/>
+          <w:lang w:val="en-US" w:eastAsia="zh-CN"/>
+        </w:rPr>
+        <w:t>第三步：</w:t>
+      </w:r>
+      <w:r>
+        <w:rPr>
+          <w:rStyle w:val="5"/>
+          <w:rFonts w:hint="default"/>
+          <w:lang w:val="en-US" w:eastAsia="zh-CN"/>
+        </w:rPr>
+        <w:t>路由与识别</w:t>
+      </w:r>
+      <w:r>
+        <w:rPr>
+          <w:rStyle w:val="5"/>
+          <w:rFonts w:hint="eastAsia"/>
+          <w:lang w:val="en-US" w:eastAsia="zh-CN"/>
+        </w:rPr>
+        <w:t>，</w:t>
+      </w:r>
+      <w:r>
+        <w:rPr>
+          <w:rStyle w:val="5"/>
+          <w:rFonts w:hint="default"/>
+          <w:lang w:val="en-US" w:eastAsia="zh-CN"/>
+        </w:rPr>
+        <w:t>根据结构标签 </w:t>
+      </w:r>
+      <w:r>
+        <w:rPr>
+          <w:rStyle w:val="5"/>
+          <w:rFonts w:hint="default" w:ascii="Times New Roman" w:hAnsi="Times New Roman" w:cs="Times New Roman"/>
+          <w:lang w:val="en-US" w:eastAsia="zh-CN"/>
+        </w:rPr>
+        <w:t>S</w:t>
+      </w:r>
+      <w:r>
+        <w:rPr>
+          <w:rStyle w:val="5"/>
+          <w:rFonts w:hint="default"/>
+          <w:lang w:val="en-US" w:eastAsia="zh-CN"/>
+        </w:rPr>
+        <w:t>，系统自动选择对应的专用识别器。然后将同一张原始图像输入该识别器，得到在所有目标字符上的概率分布 </w:t>
+      </w:r>
+      <w:r>
+        <w:rPr>
+          <w:rStyle w:val="5"/>
+          <w:rFonts w:hint="eastAsia"/>
+          <w:lang w:val="en-US" w:eastAsia="zh-CN"/>
+        </w:rPr>
+        <w:t>P</w:t>
+      </w:r>
+      <w:r>
+        <w:rPr>
+          <w:rStyle w:val="5"/>
+          <w:rFonts w:hint="eastAsia"/>
+          <w:vertAlign w:val="subscript"/>
+          <w:lang w:val="en-US" w:eastAsia="zh-CN"/>
+        </w:rPr>
+        <w:t>C</w:t>
+      </w:r>
+      <w:r>
+        <w:rPr>
+          <w:rStyle w:val="5"/>
+          <w:rFonts w:hint="default"/>
+          <w:lang w:val="en-US" w:eastAsia="zh-CN"/>
+        </w:rPr>
+        <w:t>。</w:t>
+      </w:r>
+      <w:r>
+        <w:rPr>
+          <w:rStyle w:val="5"/>
+          <w:rFonts w:hint="eastAsia"/>
+          <w:lang w:val="en-US" w:eastAsia="zh-CN"/>
+        </w:rPr>
+        <w:t>第四步：</w:t>
+      </w:r>
+      <w:r>
+        <w:rPr>
+          <w:rStyle w:val="5"/>
+          <w:rFonts w:hint="default"/>
+          <w:lang w:val="en-US" w:eastAsia="zh-CN"/>
+        </w:rPr>
+        <w:t>输出</w:t>
+      </w:r>
+      <w:r>
+        <w:rPr>
+          <w:rStyle w:val="5"/>
+          <w:rFonts w:hint="eastAsia"/>
+          <w:lang w:val="en-US" w:eastAsia="zh-CN"/>
+        </w:rPr>
+        <w:t>，</w:t>
+      </w:r>
+      <w:r>
+        <w:rPr>
+          <w:rStyle w:val="5"/>
+          <w:rFonts w:hint="default"/>
+          <w:lang w:val="en-US" w:eastAsia="zh-CN"/>
+        </w:rPr>
+        <w:t>取 </w:t>
+      </w:r>
+      <w:r>
+        <w:rPr>
+          <w:rStyle w:val="5"/>
+          <w:rFonts w:hint="default" w:ascii="Times New Roman" w:hAnsi="Times New Roman" w:cs="Times New Roman"/>
+          <w:lang w:val="en-US" w:eastAsia="zh-CN"/>
+        </w:rPr>
+        <w:t>argmax(P</w:t>
+      </w:r>
+      <w:r>
+        <w:rPr>
+          <w:rStyle w:val="5"/>
+          <w:rFonts w:hint="default" w:ascii="Times New Roman" w:hAnsi="Times New Roman" w:cs="Times New Roman"/>
+          <w:vertAlign w:val="subscript"/>
+          <w:lang w:val="en-US" w:eastAsia="zh-CN"/>
+        </w:rPr>
+        <w:t>C</w:t>
+      </w:r>
+      <w:r>
+        <w:rPr>
+          <w:rStyle w:val="5"/>
+          <w:rFonts w:hint="default" w:ascii="Times New Roman" w:hAnsi="Times New Roman" w:cs="Times New Roman"/>
+          <w:lang w:val="en-US" w:eastAsia="zh-CN"/>
+        </w:rPr>
+        <w:t>) </w:t>
+      </w:r>
+      <w:r>
+        <w:rPr>
+          <w:rStyle w:val="5"/>
+          <w:rFonts w:hint="default"/>
+          <w:lang w:val="en-US" w:eastAsia="zh-CN"/>
+        </w:rPr>
+        <w:t>作为最终的字符识别结果，并输出其对应的字符编码。</w:t>
+      </w:r>
+    </w:p>
+    <w:p>
+      <w:pPr>
+        <w:pStyle w:val="3"/>
+        <w:keepNext w:val="0"/>
+        <w:keepLines w:val="0"/>
+        <w:pageBreakBefore w:val="0"/>
+        <w:widowControl/>
+        <w:suppressLineNumbers w:val="0"/>
+        <w:shd w:val="clear" w:fill="FFFFFF"/>
+        <w:kinsoku/>
+        <w:wordWrap/>
+        <w:overflowPunct/>
+        <w:topLinePunct w:val="0"/>
+        <w:autoSpaceDE/>
+        <w:autoSpaceDN/>
+        <w:bidi w:val="0"/>
+        <w:adjustRightInd/>
+        <w:snapToGrid/>
+        <w:spacing w:beforeAutospacing="0" w:afterAutospacing="0" w:line="360" w:lineRule="auto"/>
+        <w:ind w:right="0" w:firstLine="420" w:firstLineChars="0"/>
+        <w:textAlignment w:val="auto"/>
+        <w:rPr>
+          <w:rStyle w:val="5"/>
+          <w:rFonts w:hint="default"/>
+          <w:lang w:val="en-US" w:eastAsia="zh-CN"/>
+        </w:rPr>
+      </w:pPr>
+      <w:r>
+        <w:rPr>
+          <w:rStyle w:val="5"/>
+          <w:rFonts w:hint="default"/>
+          <w:lang w:val="en-US" w:eastAsia="zh-CN"/>
+        </w:rPr>
+        <w:t>至此，一个完整的THOCR识别流程结束。该框架结构清晰，模块间耦合度低，为后续的性能优化和系统扩展提供了良好的基础。</w:t>
+      </w:r>
+    </w:p>
+    <w:p>
+      <w:pPr>
+        <w:pStyle w:val="3"/>
+        <w:keepNext w:val="0"/>
+        <w:keepLines w:val="0"/>
+        <w:pageBreakBefore w:val="0"/>
+        <w:widowControl/>
+        <w:suppressLineNumbers w:val="0"/>
+        <w:shd w:val="clear" w:fill="FFFFFF"/>
+        <w:kinsoku/>
+        <w:wordWrap/>
+        <w:overflowPunct/>
+        <w:topLinePunct w:val="0"/>
+        <w:autoSpaceDE/>
+        <w:autoSpaceDN/>
+        <w:bidi w:val="0"/>
+        <w:adjustRightInd/>
+        <w:snapToGrid/>
+        <w:spacing w:beforeAutospacing="0" w:afterAutospacing="0" w:line="360" w:lineRule="auto"/>
+        <w:ind w:left="0" w:right="0" w:firstLine="420" w:firstLineChars="0"/>
+        <w:textAlignment w:val="auto"/>
+        <w:rPr>
+          <w:rStyle w:val="5"/>
+          <w:rFonts w:hint="eastAsia"/>
           <w:lang w:val="en-US" w:eastAsia="zh-CN"/>
         </w:rPr>
       </w:pPr>
@@ -1831,7 +3490,7 @@
       </w:pPr>
       <w:r>
         <w:rPr>
-          <w:rStyle w:val="6"/>
+          <w:rStyle w:val="7"/>
           <w:rFonts w:hint="default" w:ascii="Times New Roman" w:hAnsi="Times New Roman" w:cs="Times New Roman" w:eastAsiaTheme="minorEastAsia"/>
           <w:vertAlign w:val="baseline"/>
         </w:rPr>
@@ -1949,7 +3608,7 @@
       </w:pPr>
       <w:r>
         <w:rPr>
-          <w:rStyle w:val="6"/>
+          <w:rStyle w:val="7"/>
           <w:rFonts w:hint="default" w:ascii="Times New Roman" w:hAnsi="Times New Roman" w:cs="Times New Roman"/>
           <w:vertAlign w:val="baseline"/>
         </w:rPr>
@@ -2040,7 +3699,7 @@
       </w:pPr>
       <w:r>
         <w:rPr>
-          <w:rStyle w:val="6"/>
+          <w:rStyle w:val="7"/>
           <w:rFonts w:hint="default" w:ascii="Times New Roman" w:hAnsi="Times New Roman" w:cs="Times New Roman"/>
           <w:vertAlign w:val="baseline"/>
         </w:rPr>
@@ -2072,7 +3731,7 @@
       </w:pPr>
       <w:r>
         <w:rPr>
-          <w:rStyle w:val="6"/>
+          <w:rStyle w:val="7"/>
           <w:rFonts w:hint="default" w:ascii="Times New Roman" w:hAnsi="Times New Roman" w:cs="Times New Roman"/>
           <w:vertAlign w:val="baseline"/>
         </w:rPr>
@@ -2101,6 +3760,21 @@
 <file path=word/numbering.xml><?xml version="1.0" encoding="utf-8"?>
 <w:numbering xmlns:wpc="http://schemas.microsoft.com/office/word/2010/wordprocessingCanvas" xmlns:mc="http://schemas.openxmlformats.org/markup-compatibility/2006" xmlns:o="urn:schemas-microsoft-com:office:office" xmlns:r="http://schemas.openxmlformats.org/officeDocument/2006/relationships" xmlns:m="http://schemas.openxmlformats.org/officeDocument/2006/math" xmlns:v="urn:schemas-microsoft-com:vml" xmlns:wp14="http://schemas.microsoft.com/office/word/2010/wordprocessingDrawing" xmlns:wp="http://schemas.openxmlformats.org/drawingml/2006/wordprocessingDrawing" xmlns:w10="urn:schemas-microsoft-com:office:word" xmlns:w="http://schemas.openxmlformats.org/wordprocessingml/2006/main" xmlns:w14="http://schemas.microsoft.com/office/word/2010/wordml" xmlns:wpg="http://schemas.microsoft.com/office/word/2010/wordprocessingGroup" xmlns:wpi="http://schemas.microsoft.com/office/word/2010/wordprocessingInk" xmlns:wne="http://schemas.microsoft.com/office/word/2006/wordml" xmlns:wps="http://schemas.microsoft.com/office/word/2010/wordprocessingShape" xmlns:wpsCustomData="http://www.wps.cn/officeDocument/2013/wpsCustomData" mc:Ignorable="w14 wp14">
   <w:abstractNum w:abstractNumId="0">
+    <w:nsid w:val="AD59984E"/>
+    <w:multiLevelType w:val="singleLevel"/>
+    <w:tmpl w:val="AD59984E"/>
+    <w:lvl w:ilvl="0" w:tentative="0">
+      <w:start w:val="2"/>
+      <w:numFmt w:val="chineseCounting"/>
+      <w:suff w:val="nothing"/>
+      <w:lvlText w:val="(%1）"/>
+      <w:lvlJc w:val="left"/>
+      <w:rPr>
+        <w:rFonts w:hint="eastAsia"/>
+      </w:rPr>
+    </w:lvl>
+  </w:abstractNum>
+  <w:abstractNum w:abstractNumId="1">
     <w:nsid w:val="C236668B"/>
     <w:multiLevelType w:val="singleLevel"/>
     <w:tmpl w:val="C236668B"/>
@@ -2115,9 +3789,9 @@
       </w:rPr>
     </w:lvl>
   </w:abstractNum>
-  <w:abstractNum w:abstractNumId="1">
+  <w:abstractNum w:abstractNumId="2">
     <w:nsid w:val="C85105C8"/>
-    <w:multiLevelType w:val="singleLevel"/>
+    <w:multiLevelType w:val="multilevel"/>
     <w:tmpl w:val="C85105C8"/>
     <w:lvl w:ilvl="0" w:tentative="0">
       <w:start w:val="1"/>
@@ -2129,8 +3803,88 @@
         <w:rFonts w:hint="eastAsia"/>
       </w:rPr>
     </w:lvl>
+    <w:lvl w:ilvl="1" w:tentative="0">
+      <w:start w:val="1"/>
+      <w:numFmt w:val="decimal"/>
+      <w:suff w:val="nothing"/>
+      <w:lvlText w:val="%2．"/>
+      <w:lvlJc w:val="left"/>
+      <w:rPr>
+        <w:rFonts w:hint="eastAsia"/>
+      </w:rPr>
+    </w:lvl>
+    <w:lvl w:ilvl="2" w:tentative="0">
+      <w:start w:val="1"/>
+      <w:numFmt w:val="decimal"/>
+      <w:suff w:val="nothing"/>
+      <w:lvlText w:val="（%3）"/>
+      <w:lvlJc w:val="left"/>
+      <w:rPr>
+        <w:rFonts w:hint="eastAsia"/>
+      </w:rPr>
+    </w:lvl>
+    <w:lvl w:ilvl="3" w:tentative="0">
+      <w:start w:val="1"/>
+      <w:numFmt w:val="decimalEnclosedCircleChinese"/>
+      <w:suff w:val="nothing"/>
+      <w:lvlText w:val="%4"/>
+      <w:lvlJc w:val="left"/>
+      <w:rPr>
+        <w:rFonts w:hint="eastAsia"/>
+      </w:rPr>
+    </w:lvl>
+    <w:lvl w:ilvl="4" w:tentative="0">
+      <w:start w:val="1"/>
+      <w:numFmt w:val="decimal"/>
+      <w:suff w:val="nothing"/>
+      <w:lvlText w:val="%5）"/>
+      <w:lvlJc w:val="left"/>
+      <w:rPr>
+        <w:rFonts w:hint="eastAsia"/>
+      </w:rPr>
+    </w:lvl>
+    <w:lvl w:ilvl="5" w:tentative="0">
+      <w:start w:val="1"/>
+      <w:numFmt w:val="lowerLetter"/>
+      <w:suff w:val="nothing"/>
+      <w:lvlText w:val="%6．"/>
+      <w:lvlJc w:val="left"/>
+      <w:rPr>
+        <w:rFonts w:hint="eastAsia"/>
+      </w:rPr>
+    </w:lvl>
+    <w:lvl w:ilvl="6" w:tentative="0">
+      <w:start w:val="1"/>
+      <w:numFmt w:val="lowerLetter"/>
+      <w:suff w:val="nothing"/>
+      <w:lvlText w:val="%7）"/>
+      <w:lvlJc w:val="left"/>
+      <w:rPr>
+        <w:rFonts w:hint="eastAsia"/>
+      </w:rPr>
+    </w:lvl>
+    <w:lvl w:ilvl="7" w:tentative="0">
+      <w:start w:val="1"/>
+      <w:numFmt w:val="lowerRoman"/>
+      <w:suff w:val="nothing"/>
+      <w:lvlText w:val="%8．"/>
+      <w:lvlJc w:val="left"/>
+      <w:rPr>
+        <w:rFonts w:hint="eastAsia"/>
+      </w:rPr>
+    </w:lvl>
+    <w:lvl w:ilvl="8" w:tentative="0">
+      <w:start w:val="1"/>
+      <w:numFmt w:val="lowerRoman"/>
+      <w:suff w:val="nothing"/>
+      <w:lvlText w:val="%9）"/>
+      <w:lvlJc w:val="left"/>
+      <w:rPr>
+        <w:rFonts w:hint="eastAsia"/>
+      </w:rPr>
+    </w:lvl>
   </w:abstractNum>
-  <w:abstractNum w:abstractNumId="2">
+  <w:abstractNum w:abstractNumId="3">
     <w:nsid w:val="CDB6E0C4"/>
     <w:multiLevelType w:val="singleLevel"/>
     <w:tmpl w:val="CDB6E0C4"/>
@@ -2145,7 +3899,7 @@
       </w:rPr>
     </w:lvl>
   </w:abstractNum>
-  <w:abstractNum w:abstractNumId="3">
+  <w:abstractNum w:abstractNumId="4">
     <w:nsid w:val="26CE3BC7"/>
     <w:multiLevelType w:val="singleLevel"/>
     <w:tmpl w:val="26CE3BC7"/>
@@ -2161,16 +3915,19 @@
     </w:lvl>
   </w:abstractNum>
   <w:num w:numId="1">
+    <w:abstractNumId w:val="3"/>
+  </w:num>
+  <w:num w:numId="2">
+    <w:abstractNumId w:val="4"/>
+  </w:num>
+  <w:num w:numId="3">
+    <w:abstractNumId w:val="1"/>
+  </w:num>
+  <w:num w:numId="4">
     <w:abstractNumId w:val="2"/>
   </w:num>
-  <w:num w:numId="2">
-    <w:abstractNumId w:val="3"/>
-  </w:num>
-  <w:num w:numId="3">
+  <w:num w:numId="5">
     <w:abstractNumId w:val="0"/>
-  </w:num>
-  <w:num w:numId="4">
-    <w:abstractNumId w:val="1"/>
   </w:num>
 </w:numbering>
 </file>
@@ -2251,7 +4008,7 @@
     <w:lsdException w:qFormat="1" w:unhideWhenUsed="0" w:uiPriority="0" w:semiHidden="0" w:name="Title"/>
     <w:lsdException w:unhideWhenUsed="0" w:uiPriority="0" w:semiHidden="0" w:name="Closing"/>
     <w:lsdException w:unhideWhenUsed="0" w:uiPriority="0" w:semiHidden="0" w:name="Signature"/>
-    <w:lsdException w:qFormat="1" w:unhideWhenUsed="0" w:uiPriority="0" w:name="Default Paragraph Font"/>
+    <w:lsdException w:qFormat="1" w:unhideWhenUsed="0" w:uiPriority="0" w:semiHidden="0" w:name="Default Paragraph Font"/>
     <w:lsdException w:unhideWhenUsed="0" w:uiPriority="0" w:semiHidden="0" w:name="Body Text"/>
     <w:lsdException w:unhideWhenUsed="0" w:uiPriority="0" w:semiHidden="0" w:name="Body Text Indent"/>
     <w:lsdException w:unhideWhenUsed="0" w:uiPriority="0" w:semiHidden="0" w:name="List Continue"/>
@@ -2451,13 +4208,12 @@
       <w:lang w:val="en-US" w:eastAsia="zh-CN" w:bidi="ar-SA"/>
     </w:rPr>
   </w:style>
-  <w:style w:type="character" w:default="1" w:styleId="4">
+  <w:style w:type="character" w:default="1" w:styleId="5">
     <w:name w:val="Default Paragraph Font"/>
-    <w:semiHidden/>
     <w:qFormat/>
     <w:uiPriority w:val="0"/>
   </w:style>
-  <w:style w:type="table" w:default="1" w:styleId="3">
+  <w:style w:type="table" w:default="1" w:styleId="4">
     <w:name w:val="Normal Table"/>
     <w:semiHidden/>
     <w:qFormat/>
@@ -2484,18 +4240,26 @@
       <w:sz w:val="18"/>
     </w:rPr>
   </w:style>
-  <w:style w:type="character" w:styleId="5">
+  <w:style w:type="paragraph" w:styleId="3">
+    <w:name w:val="Normal (Web)"/>
+    <w:basedOn w:val="1"/>
+    <w:uiPriority w:val="0"/>
+    <w:rPr>
+      <w:sz w:val="24"/>
+    </w:rPr>
+  </w:style>
+  <w:style w:type="character" w:styleId="6">
     <w:name w:val="Strong"/>
-    <w:basedOn w:val="4"/>
+    <w:basedOn w:val="5"/>
     <w:qFormat/>
     <w:uiPriority w:val="0"/>
     <w:rPr>
       <w:b/>
     </w:rPr>
   </w:style>
-  <w:style w:type="character" w:styleId="6">
+  <w:style w:type="character" w:styleId="7">
     <w:name w:val="footnote reference"/>
-    <w:basedOn w:val="4"/>
+    <w:basedOn w:val="5"/>
     <w:qFormat/>
     <w:uiPriority w:val="0"/>
     <w:rPr>
